--- a/mon/ngu_van/khbd/lop12/KHBD_NGUVAN12_Bai3_LapLuanTrongVanBanNghiLuan_T23-34.docx
+++ b/mon/ngu_van/khbd/lop12/KHBD_NGUVAN12_Bai3_LapLuanTrongVanBanNghiLuan_T23-34.docx
@@ -959,7 +959,33 @@
                 <w:b w:val="0"/>
                 <w:i w:val="0"/>
               </w:rPr>
-              <w:t>- Vấn đề nghị luận: đặc điểm của vốn văn hoá dân tộc – cái ổn định dần, tồn tại cho đến trước thời cận – hiện đại; nhan đề “Nhìn về vốn văn hoá dân tộc” thể hiện rõ vấn đề và tư thế người viết (nhìn khách quan, toàn diện).</w:t>
+              <w:t>- Vấn đề nghị luận (SGV tr.72): nêu khái quát ở phần đầu – “chúng tôi xin đưa ra một số nhận xét về vài ba mặt của cái vốn văn hoá dân tộc”; thống nhất với nhan đề: “Nhìn về” là tìm hiểu, khám phá, kết quả là những “nhận xét”.</w:t>
+            </w:r>
+          </w:p>
+          <w:p>
+            <w:pPr>
+              <w:spacing w:before="0" w:after="0"/>
+              <w:jc w:val="both"/>
+            </w:pPr>
+            <w:r>
+              <w:rPr>
+                <w:b w:val="0"/>
+                <w:i w:val="0"/>
+              </w:rPr>
+              <w:t>- Bối cảnh (SGV): nguyên tiểu luận tên Về vấn đề tìm đặc sắc văn hoá dân tộc (1986), gợi mở hướng nghiên cứu cho chiến lược canh tân – phát triển đất nước; tác giả không tụng ca văn hoá dân tộc như cách làm phổ biến một thời – cảm hứng tự phê phán là tư thế khoa học đáng trọng.</w:t>
+            </w:r>
+          </w:p>
+          <w:p>
+            <w:pPr>
+              <w:spacing w:before="0" w:after="0"/>
+              <w:jc w:val="both"/>
+            </w:pPr>
+            <w:r>
+              <w:rPr>
+                <w:b w:val="0"/>
+                <w:i w:val="0"/>
+              </w:rPr>
+              <w:t>- Khái niệm trung tâm: bản sắc văn hoá dân tộc – kết tinh qua thời gian lâu dài, phối trộn “cái vốn có, cái riêng” với “cái tiếp thu” từ bên ngoài; vừa có mặt ổn định, vừa có mặt biến đổi.</w:t>
             </w:r>
           </w:p>
           <w:p>
@@ -985,46 +1011,72 @@
                 <w:b w:val="0"/>
                 <w:i w:val="0"/>
               </w:rPr>
-              <w:t>- Luận điểm 2: người Việt ít tinh thần tôn giáo, coi trọng hiện thế; ước mong thiết thực, yên phận; ưa chuộng con người hiền lành, tình nghĩa; không chuộng trí, chuộng dũng; có Thần, Bụt mà không có Tiên; ca tụng sự khôn khéo; cái đẹp vừa ý là xinh, là khéo.</w:t>
-            </w:r>
-          </w:p>
-          <w:p>
-            <w:pPr>
-              <w:spacing w:before="0" w:after="0"/>
-              <w:jc w:val="both"/>
-            </w:pPr>
-            <w:r>
-              <w:rPr>
-                <w:b w:val="0"/>
-                <w:i w:val="0"/>
-              </w:rPr>
-              <w:t>- Luận điểm 3: “Tinh thần chung của văn hoá Việt Nam là thiết thực, linh hoạt, dung hoà”; bản sắc là kết quả của sự dung hợp vốn có với văn hoá Phật giáo, Nho giáo; “lịch sử chứng minh là dân tộc Việt Nam có bản lĩnh”.</w:t>
-            </w:r>
-          </w:p>
-          <w:p>
-            <w:pPr>
-              <w:spacing w:before="0" w:after="0"/>
-              <w:jc w:val="both"/>
-            </w:pPr>
-            <w:r>
-              <w:rPr>
-                <w:b w:val="0"/>
-                <w:i w:val="0"/>
-              </w:rPr>
-              <w:t>- Thái độ nghiên cứu: khách quan, khoa học, thẳng thắn chỉ ra cả mặt tích cực và hạn chế; không tự tôn, không tự ti.</w:t>
-            </w:r>
-          </w:p>
-          <w:p>
-            <w:pPr>
-              <w:spacing w:before="0" w:after="0"/>
-              <w:jc w:val="both"/>
-            </w:pPr>
-            <w:r>
-              <w:rPr>
-                <w:b w:val="0"/>
-                <w:i w:val="0"/>
-              </w:rPr>
-              <w:t>- Thao tác: chứng minh, phân tích, so sánh (với các dân tộc khác), bình luận (lí giải nguyên nhân), giải thích (các khái niệm).</w:t>
+              <w:t>- Luận điểm 2: người Việt Nam coi trọng cuộc sống hiện thế – ít tinh thần tôn giáo; ước mong thiết thực; ưa chuộng con người hiền lành, tình nghĩa, khôn khéo.</w:t>
+            </w:r>
+          </w:p>
+          <w:p>
+            <w:pPr>
+              <w:spacing w:before="0" w:after="0"/>
+              <w:jc w:val="both"/>
+            </w:pPr>
+            <w:r>
+              <w:rPr>
+                <w:b w:val="0"/>
+                <w:i w:val="0"/>
+              </w:rPr>
+              <w:t>- Luận điểm 3: người Việt Nam ưa những gì vừa phải, chừng mực, không thích cái hoành tráng, cầu kì – cái đẹp vừa ý là xinh, là khéo.</w:t>
+            </w:r>
+          </w:p>
+          <w:p>
+            <w:pPr>
+              <w:spacing w:before="0" w:after="0"/>
+              <w:jc w:val="both"/>
+            </w:pPr>
+            <w:r>
+              <w:rPr>
+                <w:b w:val="0"/>
+                <w:i w:val="0"/>
+              </w:rPr>
+              <w:t>- Luận điểm 4: “Tinh thần chung của văn hoá Việt Nam là thiết thực, linh hoạt, dung hoà” – kết luận quan trọng nhất, thâu tóm các luận điểm trước (câu hỏi 6).</w:t>
+            </w:r>
+          </w:p>
+          <w:p>
+            <w:pPr>
+              <w:spacing w:before="0" w:after="0"/>
+              <w:jc w:val="both"/>
+            </w:pPr>
+            <w:r>
+              <w:rPr>
+                <w:b w:val="0"/>
+                <w:i w:val="0"/>
+              </w:rPr>
+              <w:t>- Luận điểm 5: văn hoá Việt Nam là sự dung hợp giữa cái vốn có, cái riêng và tiếp thu cái bên ngoài (Nho, Phật, Lão…); “lịch sử chứng minh là dân tộc Việt Nam có bản lĩnh”.</w:t>
+            </w:r>
+          </w:p>
+          <w:p>
+            <w:pPr>
+              <w:spacing w:before="0" w:after="0"/>
+              <w:jc w:val="both"/>
+            </w:pPr>
+            <w:r>
+              <w:rPr>
+                <w:b w:val="0"/>
+                <w:i w:val="0"/>
+              </w:rPr>
+              <w:t>- Thái độ (câu hỏi 4, SGV tr.73): thoát khỏi thái độ ca ngợi hoặc chê bai thường thấy; giọng văn điềm tĩnh, khách quan; cái đích xa là góp phần xây dựng chiến lược phát triển mới cho đất nước.</w:t>
+            </w:r>
+          </w:p>
+          <w:p>
+            <w:pPr>
+              <w:spacing w:before="0" w:after="0"/>
+              <w:jc w:val="both"/>
+            </w:pPr>
+            <w:r>
+              <w:rPr>
+                <w:b w:val="0"/>
+                <w:i w:val="0"/>
+              </w:rPr>
+              <w:t>- Thao tác (câu hỏi 5, SGV tr.74): chứng minh (bằng chứng triết học, khoa học, văn học nghệ thuật); bình luận (“Phải chăng đó là kết quả của ý thức lâu đời về sự nhỏ yếu…?”); bác bỏ (không tán đồng quan điểm đề cao tầm vóc, quy mô văn hoá Việt Nam phổ biến một thời); phân tích (chia tách các khía cạnh cho thấy người Việt ít tinh thần tôn giáo); giải thích (“Không phải người Việt Nam không mê tín… Nhưng về tương lai, họ lo cho con cháu hơn là linh hồn của mình”) – phối hợp linh hoạt, nhuần nhị.</w:t>
             </w:r>
           </w:p>
           <w:p>
@@ -1826,6 +1878,19 @@
     </w:p>
     <w:p>
       <w:pPr>
+        <w:spacing w:before="0" w:after="0"/>
+        <w:jc w:val="both"/>
+      </w:pPr>
+      <w:r>
+        <w:rPr>
+          <w:b w:val="0"/>
+          <w:i w:val="0"/>
+        </w:rPr>
+        <w:t>- Gợi ý tìm ý (SGV tr.74): Quá trình hiện đại hoá đất nước diễn ra thế nào? Văn hoá có vị trí quan trọng không, vì sao? Giá trị văn hoá truyền thống thể hiện ở những khía cạnh nào trong quá trình hiện đại hoá? HS viết tại lớp khoảng 10 phút, GV thu bài làm hồ sơ dạy học.</w:t>
+      </w:r>
+    </w:p>
+    <w:p>
+      <w:pPr>
         <w:spacing w:before="80" w:after="80"/>
         <w:jc w:val="center"/>
       </w:pPr>
@@ -3657,7 +3722,20 @@
           <w:b w:val="0"/>
           <w:i w:val="0"/>
         </w:rPr>
-        <w:t>- Hoạt động 3 (25 phút): 3 – 4 HS thuyết trình (Mở đầu – Triển khai – Kết luận); người nghe đặt câu hỏi, trao đổi.</w:t>
+        <w:t>- Hoạt động 3 (25 phút): 3 – 4 HS thuyết trình – Mở đầu (giới thiệu vấn đề liên quan đến tuổi trẻ, gây chú ý), Triển khai (đi sâu từng khía cạnh, liên quan đến đời sống giới trẻ, lí giải, nêu cách ứng xử), Kết luận (ý nghĩa của vấn đề); tiết chế nhận xét để bài thuyết trình không biến thành bài nghị luận. Đề tài gợi ý (SGK tr.87): cống hiến và hưởng thụ; ứng xử với các thế hệ; việc làm của giới trẻ khi trí tuệ nhân tạo có thể thay con người ở một số lĩnh vực; vai trò của kĩ năng mềm.</w:t>
+      </w:r>
+    </w:p>
+    <w:p>
+      <w:pPr>
+        <w:spacing w:before="0" w:after="0"/>
+        <w:jc w:val="both"/>
+      </w:pPr>
+      <w:r>
+        <w:rPr>
+          <w:b w:val="0"/>
+          <w:i w:val="0"/>
+        </w:rPr>
+        <w:t>- Trao đổi: người nghe nhận xét sự cần thiết của vấn đề, sức thuyết phục, độ chính xác của thông tin, cách dùng ngôn ngữ và yếu tố phi ngôn ngữ; người nói giải thích thêm những ý người nghe thắc mắc.</w:t>
       </w:r>
     </w:p>
     <w:p>
@@ -3671,6 +3749,353 @@
           <w:i w:val="0"/>
         </w:rPr>
         <w:t>- Hoạt động 4 (5 phút): Đánh giá theo bảng tiêu chí; HS đăng video bài thuyết trình lên Padlet lớp.</w:t>
+      </w:r>
+    </w:p>
+    <w:p>
+      <w:pPr>
+        <w:spacing w:before="60" w:after="0"/>
+        <w:jc w:val="both"/>
+      </w:pPr>
+      <w:r>
+        <w:rPr>
+          <w:b/>
+          <w:i w:val="0"/>
+        </w:rPr>
+        <w:t>E. CỦNG CỐ, MỞ RỘNG VÀ THỰC HÀNH ĐỌC (giao về nhà, kiểm tra đầu tiết sau)</w:t>
+      </w:r>
+    </w:p>
+    <w:p>
+      <w:pPr>
+        <w:spacing w:before="80" w:after="0"/>
+        <w:jc w:val="center"/>
+      </w:pPr>
+      <w:r>
+        <w:rPr>
+          <w:b/>
+          <w:i w:val="0"/>
+        </w:rPr>
+        <w:t>1. Củng cố, mở rộng (SGK tr.88)</w:t>
+      </w:r>
+    </w:p>
+    <w:p>
+      <w:pPr>
+        <w:spacing w:before="0" w:after="0"/>
+        <w:jc w:val="both"/>
+      </w:pPr>
+      <w:r>
+        <w:rPr>
+          <w:b w:val="0"/>
+          <w:i w:val="0"/>
+        </w:rPr>
+        <w:t>&gt; 1. Các văn bản đọc giúp bạn hiểu như thế nào về mối quan hệ giữa luận đề và các luận điểm trong bài văn nghị luận?</w:t>
+      </w:r>
+    </w:p>
+    <w:p>
+      <w:pPr>
+        <w:spacing w:before="0" w:after="0"/>
+        <w:jc w:val="both"/>
+      </w:pPr>
+      <w:r>
+        <w:rPr>
+          <w:b w:val="0"/>
+          <w:i w:val="0"/>
+        </w:rPr>
+        <w:t>&gt; 2. Dựa vào các văn bản đọc, làm rõ tầm quan trọng của vấn đề lập luận trong văn nghị luận.</w:t>
+      </w:r>
+    </w:p>
+    <w:p>
+      <w:pPr>
+        <w:spacing w:before="0" w:after="0"/>
+        <w:jc w:val="both"/>
+      </w:pPr>
+      <w:r>
+        <w:rPr>
+          <w:b w:val="0"/>
+          <w:i w:val="0"/>
+        </w:rPr>
+        <w:t>&gt; 3. So sánh nội dung nghị luận và các thao tác được sử dụng ở hai văn bản Năng lực sáng tạo và Mấy ý nghĩ về thơ.</w:t>
+      </w:r>
+    </w:p>
+    <w:p>
+      <w:pPr>
+        <w:spacing w:before="0" w:after="0"/>
+        <w:jc w:val="both"/>
+      </w:pPr>
+      <w:r>
+        <w:rPr>
+          <w:b w:val="0"/>
+          <w:i w:val="0"/>
+        </w:rPr>
+        <w:t>&gt; 4. Đề tài: Tư duy và tưởng tượng là những năng lực quan trọng mà tuổi trẻ cần trau dồi để có được khả năng sáng tạo. a. Tìm ý, lập dàn ý; b. Viết phần Mở bài và ý tiếp theo của Thân bài; c. Chuyển dàn ý bài viết thành dàn ý bài thuyết trình để tập nói.</w:t>
+      </w:r>
+    </w:p>
+    <w:p>
+      <w:pPr>
+        <w:spacing w:before="0" w:after="0"/>
+        <w:jc w:val="both"/>
+      </w:pPr>
+      <w:r>
+        <w:rPr>
+          <w:b w:val="0"/>
+          <w:i w:val="0"/>
+        </w:rPr>
+        <w:t>&gt; 5. Tìm đọc hai văn bản nghị luận xã hội và hai văn bản nghị luận văn học liên quan; lập bảng ghi luận đề, các luận điểm, các thao tác lập luận của từng văn bản.</w:t>
+      </w:r>
+    </w:p>
+    <w:p>
+      <w:pPr>
+        <w:spacing w:before="0" w:after="0"/>
+        <w:jc w:val="both"/>
+      </w:pPr>
+      <w:r>
+        <w:rPr>
+          <w:b w:val="0"/>
+          <w:i w:val="0"/>
+        </w:rPr>
+        <w:t>- Theo SGV tr.90: câu 1 – HS kẻ bảng đối sánh (văn bản; luận đề; các luận điểm; quan hệ luận đề – luận điểm); câu 2 – HS tự chọn một văn bản, trả lời: người viết cần thuyết phục về vấn đề gì? dùng thao tác nào? giá trị từng thao tác? sức thuyết phục ra sao?; câu 3 – lập bảng:</w:t>
+      </w:r>
+    </w:p>
+    <w:tbl>
+      <w:tblPr>
+        <w:tblStyle w:val="TableGrid"/>
+        <w:tblW w:type="auto" w:w="0"/>
+        <w:jc w:val="center"/>
+        <w:tblLayout w:type="fixed"/>
+        <w:tblLook w:firstColumn="1" w:firstRow="1" w:lastColumn="0" w:lastRow="0" w:noHBand="0" w:noVBand="1" w:val="04A0"/>
+      </w:tblPr>
+      <w:tblGrid>
+        <w:gridCol w:w="3308"/>
+        <w:gridCol w:w="3308"/>
+        <w:gridCol w:w="3308"/>
+      </w:tblGrid>
+      <w:tr>
+        <w:tc>
+          <w:tcPr>
+            <w:tcW w:type="dxa" w:w="3307"/>
+            <w:shd w:val="clear" w:color="auto" w:fill="DCE6F2"/>
+          </w:tcPr>
+          <w:p>
+            <w:pPr>
+              <w:spacing w:before="80" w:after="0"/>
+              <w:jc w:val="center"/>
+            </w:pPr>
+            <w:r>
+              <w:rPr>
+                <w:b/>
+                <w:i w:val="0"/>
+              </w:rPr>
+              <w:t>Kết quả so sánh</w:t>
+            </w:r>
+          </w:p>
+        </w:tc>
+        <w:tc>
+          <w:tcPr>
+            <w:tcW w:type="dxa" w:w="3307"/>
+            <w:shd w:val="clear" w:color="auto" w:fill="DCE6F2"/>
+          </w:tcPr>
+          <w:p>
+            <w:pPr>
+              <w:spacing w:before="80" w:after="0"/>
+              <w:jc w:val="center"/>
+            </w:pPr>
+            <w:r>
+              <w:rPr>
+                <w:b/>
+                <w:i w:val="0"/>
+              </w:rPr>
+              <w:t>Nghị luận xã hội (Nhìn về vốn văn hoá dân tộc, Năng lực sáng tạo)</w:t>
+            </w:r>
+          </w:p>
+        </w:tc>
+        <w:tc>
+          <w:tcPr>
+            <w:tcW w:type="dxa" w:w="3307"/>
+            <w:shd w:val="clear" w:color="auto" w:fill="DCE6F2"/>
+          </w:tcPr>
+          <w:p>
+            <w:pPr>
+              <w:spacing w:before="80" w:after="0"/>
+              <w:jc w:val="center"/>
+            </w:pPr>
+            <w:r>
+              <w:rPr>
+                <w:b/>
+                <w:i w:val="0"/>
+              </w:rPr>
+              <w:t>Nghị luận văn học (Mấy ý nghĩ về thơ)</w:t>
+            </w:r>
+          </w:p>
+        </w:tc>
+      </w:tr>
+      <w:tr>
+        <w:tc>
+          <w:tcPr>
+            <w:tcW w:type="dxa" w:w="3307"/>
+          </w:tcPr>
+          <w:p>
+            <w:pPr>
+              <w:spacing w:before="0" w:after="0"/>
+              <w:jc w:val="both"/>
+            </w:pPr>
+            <w:r>
+              <w:rPr>
+                <w:b w:val="0"/>
+                <w:i w:val="0"/>
+              </w:rPr>
+              <w:t>Điểm giống nhau</w:t>
+            </w:r>
+          </w:p>
+        </w:tc>
+        <w:tc>
+          <w:tcPr>
+            <w:tcW w:type="dxa" w:w="3307"/>
+          </w:tcPr>
+          <w:p>
+            <w:pPr>
+              <w:spacing w:before="0" w:after="0"/>
+              <w:jc w:val="both"/>
+            </w:pPr>
+            <w:r>
+              <w:rPr>
+                <w:b w:val="0"/>
+                <w:i w:val="0"/>
+              </w:rPr>
+              <w:t>Luận đề rõ, hệ thống luận điểm chặt chẽ; phối hợp chứng minh, giải thích, phân tích, bình luận, bác bỏ</w:t>
+            </w:r>
+          </w:p>
+        </w:tc>
+        <w:tc>
+          <w:tcPr>
+            <w:tcW w:type="dxa" w:w="3307"/>
+          </w:tcPr>
+          <w:p>
+            <w:pPr>
+              <w:spacing w:before="0" w:after="0"/>
+              <w:jc w:val="both"/>
+            </w:pPr>
+            <w:r>
+              <w:rPr>
+                <w:b w:val="0"/>
+                <w:i w:val="0"/>
+              </w:rPr>
+              <w:t>(như cột bên)</w:t>
+            </w:r>
+          </w:p>
+        </w:tc>
+      </w:tr>
+      <w:tr>
+        <w:tc>
+          <w:tcPr>
+            <w:tcW w:type="dxa" w:w="3307"/>
+          </w:tcPr>
+          <w:p>
+            <w:pPr>
+              <w:spacing w:before="0" w:after="0"/>
+              <w:jc w:val="both"/>
+            </w:pPr>
+            <w:r>
+              <w:rPr>
+                <w:b w:val="0"/>
+                <w:i w:val="0"/>
+              </w:rPr>
+              <w:t>Điểm khác nhau</w:t>
+            </w:r>
+          </w:p>
+        </w:tc>
+        <w:tc>
+          <w:tcPr>
+            <w:tcW w:type="dxa" w:w="3307"/>
+          </w:tcPr>
+          <w:p>
+            <w:pPr>
+              <w:spacing w:before="0" w:after="0"/>
+              <w:jc w:val="both"/>
+            </w:pPr>
+            <w:r>
+              <w:rPr>
+                <w:b w:val="0"/>
+                <w:i w:val="0"/>
+              </w:rPr>
+              <w:t>Bàn về vấn đề văn hoá, xã hội; bằng chứng từ đời sống, lịch sử, khoa học; giọng khách quan</w:t>
+            </w:r>
+          </w:p>
+        </w:tc>
+        <w:tc>
+          <w:tcPr>
+            <w:tcW w:type="dxa" w:w="3307"/>
+          </w:tcPr>
+          <w:p>
+            <w:pPr>
+              <w:spacing w:before="0" w:after="0"/>
+              <w:jc w:val="both"/>
+            </w:pPr>
+            <w:r>
+              <w:rPr>
+                <w:b w:val="0"/>
+                <w:i w:val="0"/>
+              </w:rPr>
+              <w:t>Bàn về bản chất thơ; bằng chứng là tác phẩm, câu thơ; giàu hình ảnh, so sánh, cảm xúc của người nghệ sĩ</w:t>
+            </w:r>
+          </w:p>
+        </w:tc>
+      </w:tr>
+    </w:tbl>
+    <w:p>
+      <w:pPr>
+        <w:spacing w:before="0" w:after="0"/>
+        <w:jc w:val="both"/>
+      </w:pPr>
+    </w:p>
+    <w:p>
+      <w:pPr>
+        <w:spacing w:before="0" w:after="0"/>
+        <w:jc w:val="both"/>
+      </w:pPr>
+      <w:r>
+        <w:rPr>
+          <w:b w:val="0"/>
+          <w:i w:val="0"/>
+        </w:rPr>
+        <w:t>- Câu 4 làm ở nhà theo nhóm để tương tác, đánh giá lẫn nhau; câu 5 GV gợi ý văn bản, hẹn thời gian kiểm tra vở ghi chép.</w:t>
+      </w:r>
+    </w:p>
+    <w:p>
+      <w:pPr>
+        <w:spacing w:before="80" w:after="0"/>
+        <w:jc w:val="center"/>
+      </w:pPr>
+      <w:r>
+        <w:rPr>
+          <w:b/>
+          <w:i w:val="0"/>
+        </w:rPr>
+        <w:t>2. Thực hành đọc: Cảm hứng và sáng tạo (Nguyễn Trần Bạt, SGK tr.89 – 90)</w:t>
+      </w:r>
+    </w:p>
+    <w:p>
+      <w:pPr>
+        <w:spacing w:before="0" w:after="0"/>
+        <w:jc w:val="both"/>
+      </w:pPr>
+      <w:r>
+        <w:rPr>
+          <w:b w:val="0"/>
+          <w:i w:val="0"/>
+        </w:rPr>
+        <w:t>- Lưu ý khi đọc (SGK): vấn đề cảm hứng và vai trò của cảm hứng; tầm quan trọng đối với cá nhân, cộng đồng; cách diễn giải về cảm hứng, quan hệ giữa cảm hứng và trí tuệ, cảm hứng và tự do; quan điểm, thái độ của tác giả.</w:t>
+      </w:r>
+    </w:p>
+    <w:p>
+      <w:pPr>
+        <w:spacing w:before="0" w:after="0"/>
+        <w:jc w:val="both"/>
+      </w:pPr>
+      <w:r>
+        <w:rPr>
+          <w:b w:val="0"/>
+          <w:i w:val="0"/>
+        </w:rPr>
+        <w:t>- Gợi ý: “Cảm hứng có thể xúc tiến khả năng phát triển nhưng cũng có thể xúc tiến khả năng phá hoại khi nó không được cân bằng”; “chỉ có trí tuệ mới có thể cân bằng được cảm hứng”; mất cảm hứng là “mất đi động lực phát triển các giá trị tinh thần” → liên hệ văn bản Năng lực sáng tạo.</w:t>
       </w:r>
     </w:p>
     <w:p>

--- a/mon/ngu_van/khbd/lop12/KHBD_NGUVAN12_Bai3_LapLuanTrongVanBanNghiLuan_T23-34.docx
+++ b/mon/ngu_van/khbd/lop12/KHBD_NGUVAN12_Bai3_LapLuanTrongVanBanNghiLuan_T23-34.docx
@@ -12,20 +12,18 @@
           <w:b/>
           <w:i/>
         </w:rPr>
-        <w:t>Ngày …… tháng …… năm 2026</w:t>
-      </w:r>
-      <w:r>
+        <w:t>Ngày …… tháng …… năm ……</w:t>
         <w:tab/>
         <w:tab/>
         <w:tab/>
-        <w:t xml:space="preserve">       </w:t>
-      </w:r>
+        <w:t xml:space="preserve">       Họ và tên giáo viên: ……………………………</w:t>
+      </w:r>
+      <w:r/>
       <w:r>
         <w:rPr>
           <w:b/>
           <w:i/>
         </w:rPr>
-        <w:t xml:space="preserve">Họ và tên giáo viên: </w:t>
       </w:r>
     </w:p>
     <w:p>
@@ -4118,8 +4116,8 @@
       <w:r>
         <w:drawing>
           <wp:inline xmlns:a="http://schemas.openxmlformats.org/drawingml/2006/main" xmlns:pic="http://schemas.openxmlformats.org/drawingml/2006/picture">
-            <wp:extent cx="5760000" cy="3217752"/>
-            <wp:docPr id="3" name="Picture 3"/>
+            <wp:extent cx="5940000" cy="3335425"/>
+            <wp:docPr id="7" name="Picture 7"/>
             <wp:cNvGraphicFramePr>
               <a:graphicFrameLocks noChangeAspect="1"/>
             </wp:cNvGraphicFramePr>
@@ -4127,11 +4125,11 @@
               <a:graphicData uri="http://schemas.openxmlformats.org/drawingml/2006/picture">
                 <pic:pic>
                   <pic:nvPicPr>
-                    <pic:cNvPr id="0" name="SoDoTuDuy_NGUVAN12_Bai3_LapLuanTrongVanBanNghiLuan_T23-34.png"/>
+                    <pic:cNvPr id="0" name="image.png"/>
                     <pic:cNvPicPr/>
                   </pic:nvPicPr>
                   <pic:blipFill>
-                    <a:blip r:embed="rId19"/>
+                    <a:blip r:embed="rId23"/>
                     <a:stretch>
                       <a:fillRect/>
                     </a:stretch>
@@ -4139,7 +4137,7 @@
                   <pic:spPr>
                     <a:xfrm>
                       <a:off x="0" y="0"/>
-                      <a:ext cx="5760000" cy="3217752"/>
+                      <a:ext cx="5940000" cy="3335425"/>
                     </a:xfrm>
                     <a:prstGeom prst="rect"/>
                   </pic:spPr>
@@ -4148,6 +4146,18 @@
             </a:graphic>
           </wp:inline>
         </w:drawing>
+      </w:r>
+    </w:p>
+    <w:p>
+      <w:pPr>
+        <w:jc w:val="center"/>
+      </w:pPr>
+      <w:r>
+        <w:rPr>
+          <w:i/>
+          <w:sz w:val="20"/>
+        </w:rPr>
+        <w:t>Sơ đồ tư duy – Lập luận trong văn bản nghị luận (TTT biên soạn theo SGK)</w:t>
       </w:r>
     </w:p>
     <w:p>
@@ -5992,156 +6002,11 @@
         </w:tc>
       </w:tr>
     </w:tbl>
-    <w:p>
-      <w:pPr>
-        <w:spacing w:before="0" w:after="0"/>
-        <w:jc w:val="both"/>
-      </w:pPr>
-    </w:p>
-    <w:p>
-      <w:pPr>
-        <w:spacing w:before="0" w:after="0"/>
-        <w:jc w:val="both"/>
-      </w:pPr>
-    </w:p>
-    <w:tbl>
-      <w:tblPr>
-        <w:tblStyle w:val="TableGrid"/>
-        <w:tblW w:type="auto" w:w="0"/>
-        <w:jc w:val="center"/>
-        <w:tblLook w:firstColumn="1" w:firstRow="1" w:lastColumn="0" w:lastRow="0" w:noHBand="0" w:noVBand="1" w:val="04A0"/>
-      </w:tblPr>
-      <w:tblGrid>
-        <w:gridCol w:w="4961"/>
-        <w:gridCol w:w="4961"/>
-      </w:tblGrid>
-      <w:tr>
-        <w:tc>
-          <w:tcPr>
-            <w:tcW w:type="dxa" w:w="4961"/>
-            <w:tcBorders>
-              <w:top w:val="nil"/>
-              <w:left w:val="nil"/>
-              <w:bottom w:val="nil"/>
-              <w:right w:val="nil"/>
-            </w:tcBorders>
-          </w:tcPr>
-          <w:p>
-            <w:pPr>
-              <w:spacing w:before="80" w:after="0"/>
-              <w:jc w:val="center"/>
-            </w:pPr>
-            <w:r>
-              <w:rPr>
-                <w:b/>
-                <w:i w:val="0"/>
-              </w:rPr>
-              <w:t>TỔ TRƯỞNG CHUYÊN MÔN</w:t>
-            </w:r>
-          </w:p>
-          <w:p>
-            <w:pPr>
-              <w:spacing w:before="0" w:after="0"/>
-              <w:jc w:val="both"/>
-            </w:pPr>
-          </w:p>
-          <w:p>
-            <w:pPr>
-              <w:spacing w:before="0" w:after="0"/>
-              <w:jc w:val="both"/>
-            </w:pPr>
-          </w:p>
-          <w:p>
-            <w:pPr>
-              <w:spacing w:before="0" w:after="0"/>
-              <w:jc w:val="both"/>
-            </w:pPr>
-          </w:p>
-          <w:p>
-            <w:pPr>
-              <w:spacing w:before="0" w:after="0"/>
-              <w:jc w:val="both"/>
-            </w:pPr>
-          </w:p>
-        </w:tc>
-        <w:tc>
-          <w:tcPr>
-            <w:tcW w:type="dxa" w:w="4961"/>
-            <w:tcBorders>
-              <w:top w:val="nil"/>
-              <w:left w:val="nil"/>
-              <w:bottom w:val="nil"/>
-              <w:right w:val="nil"/>
-            </w:tcBorders>
-          </w:tcPr>
-          <w:p>
-            <w:pPr>
-              <w:spacing w:before="80" w:after="0"/>
-              <w:jc w:val="center"/>
-            </w:pPr>
-            <w:r>
-              <w:rPr>
-                <w:b/>
-                <w:i w:val="0"/>
-              </w:rPr>
-              <w:t>NGƯỜI SOẠN</w:t>
-            </w:r>
-          </w:p>
-          <w:p>
-            <w:pPr>
-              <w:spacing w:before="0" w:after="0"/>
-              <w:jc w:val="both"/>
-            </w:pPr>
-          </w:p>
-          <w:p>
-            <w:pPr>
-              <w:spacing w:before="0" w:after="0"/>
-              <w:jc w:val="both"/>
-            </w:pPr>
-          </w:p>
-          <w:p>
-            <w:pPr>
-              <w:spacing w:before="0" w:after="0"/>
-              <w:jc w:val="both"/>
-            </w:pPr>
-          </w:p>
-          <w:p>
-            <w:pPr>
-              <w:spacing w:before="0" w:after="0"/>
-              <w:jc w:val="both"/>
-            </w:pPr>
-          </w:p>
-        </w:tc>
-      </w:tr>
-    </w:tbl>
-    <w:p>
-      <w:pPr>
-        <w:spacing w:before="240" w:after="0"/>
-        <w:jc w:val="center"/>
-      </w:pPr>
-      <w:r>
-        <w:rPr>
-          <w:b/>
-          <w:i w:val="0"/>
-        </w:rPr>
-        <w:t>KIỂM TRA CỦA LÃNH ĐẠO</w:t>
-      </w:r>
-    </w:p>
-    <w:p>
-      <w:pPr>
-        <w:spacing w:before="0" w:after="0"/>
-        <w:jc w:val="center"/>
-      </w:pPr>
-      <w:r>
-        <w:rPr>
-          <w:b/>
-          <w:i w:val="0"/>
-        </w:rPr>
-        <w:t>PHÓ HIỆU TRƯỞNG</w:t>
-      </w:r>
-    </w:p>
     <w:sectPr>
       <w:footerReference w:type="default" r:id="rId14"/>
+      <w:headerReference w:type="default" r:id="rId20"/>
+      <w:headerReference w:type="first" r:id="rId21"/>
+      <w:footerReference w:type="first" r:id="rId22"/>
       <w:type w:val="continuous"/>
       <w:pgSz w:w="11907" w:h="16840" w:code="9"/>
       <w:pgMar w:top="851" w:right="708" w:bottom="851" w:left="1276" w:header="0" w:footer="283" w:gutter="0"/>
@@ -6241,6 +6106,16 @@
 </w:ftr>
 </file>
 
+<file path=word/footer2.xml><?xml version="1.0" encoding="utf-8"?>
+<w:ftr xmlns:m="http://schemas.openxmlformats.org/officeDocument/2006/math" xmlns:mc="http://schemas.openxmlformats.org/markup-compatibility/2006" xmlns:mo="http://schemas.microsoft.com/office/mac/office/2008/main" xmlns:mv="urn:schemas-microsoft-com:mac:vml" xmlns:o="urn:schemas-microsoft-com:office:office" xmlns:r="http://schemas.openxmlformats.org/officeDocument/2006/relationships" xmlns:v="urn:schemas-microsoft-com:vml" xmlns:w10="urn:schemas-microsoft-com:office:word" xmlns:w14="http://schemas.microsoft.com/office/word/2010/wordml" xmlns:w="http://schemas.openxmlformats.org/wordprocessingml/2006/main" xmlns:wne="http://schemas.microsoft.com/office/word/2006/wordml" xmlns:wp14="http://schemas.microsoft.com/office/word/2010/wordprocessingDrawing" xmlns:wp="http://schemas.openxmlformats.org/drawingml/2006/wordprocessingDrawing" xmlns:wpc="http://schemas.microsoft.com/office/word/2010/wordprocessingCanvas" xmlns:wpg="http://schemas.microsoft.com/office/word/2010/wordprocessingGroup" xmlns:wpi="http://schemas.microsoft.com/office/word/2010/wordprocessingInk" xmlns:wps="http://schemas.microsoft.com/office/word/2010/wordprocessingShape" mc:Ignorable="w14 wp14">
+  <w:p>
+    <w:pPr>
+      <w:pStyle w:val="Footer"/>
+    </w:pPr>
+  </w:p>
+</w:ftr>
+</file>
+
 <file path=word/footnotes.xml><?xml version="1.0" encoding="utf-8"?>
 <w:footnotes xmlns:wpc="http://schemas.microsoft.com/office/word/2010/wordprocessingCanvas" xmlns:cx="http://schemas.microsoft.com/office/drawing/2014/chartex" xmlns:cx1="http://schemas.microsoft.com/office/drawing/2015/9/8/chartex" xmlns:cx2="http://schemas.microsoft.com/office/drawing/2015/10/21/chartex" xmlns:cx3="http://schemas.microsoft.com/office/drawing/2016/5/9/chartex" xmlns:cx4="http://schemas.microsoft.com/office/drawing/2016/5/10/chartex" xmlns:cx5="http://schemas.microsoft.com/office/drawing/2016/5/11/chartex" xmlns:cx6="http://schemas.microsoft.com/office/drawing/2016/5/12/chartex" xmlns:cx7="http://schemas.microsoft.com/office/drawing/2016/5/13/chartex" xmlns:cx8="http://schemas.microsoft.com/office/drawing/2016/5/14/chartex" xmlns:mc="http://schemas.openxmlformats.org/markup-compatibility/2006" xmlns:aink="http://schemas.microsoft.com/office/drawing/2016/ink" xmlns:am3d="http://schemas.microsoft.com/office/drawing/2017/model3d" xmlns:o="urn:schemas-microsoft-com:office:office" xmlns:r="http://schemas.openxmlformats.org/officeDocument/2006/relationships" xmlns:m="http://schemas.openxmlformats.org/officeDocument/2006/math" xmlns:v="urn:schemas-microsoft-com:vml" xmlns:wp14="http://schemas.microsoft.com/office/word/2010/wordprocessingDrawing" xmlns:wp="http://schemas.openxmlformats.org/drawingml/2006/wordprocessingDrawing" xmlns:w10="urn:schemas-microsoft-com:office:word" xmlns:w="http://schemas.openxmlformats.org/wordprocessingml/2006/main" xmlns:w14="http://schemas.microsoft.com/office/word/2010/wordml" xmlns:w15="http://schemas.microsoft.com/office/word/2012/wordml" xmlns:w16cid="http://schemas.microsoft.com/office/word/2016/wordml/cid" xmlns:w16se="http://schemas.microsoft.com/office/word/2015/wordml/symex" xmlns:wpg="http://schemas.microsoft.com/office/word/2010/wordprocessingGroup" xmlns:wpi="http://schemas.microsoft.com/office/word/2010/wordprocessingInk" xmlns:wne="http://schemas.microsoft.com/office/word/2006/wordml" xmlns:wps="http://schemas.microsoft.com/office/word/2010/wordprocessingShape" mc:Ignorable="w14 w15 w16se w16cid wp14">
   <w:footnote w:type="separator" w:id="-1">
@@ -6264,6 +6139,26 @@
     </w:p>
   </w:footnote>
 </w:footnotes>
+</file>
+
+<file path=word/header1.xml><?xml version="1.0" encoding="utf-8"?>
+<w:hdr xmlns:m="http://schemas.openxmlformats.org/officeDocument/2006/math" xmlns:mc="http://schemas.openxmlformats.org/markup-compatibility/2006" xmlns:mo="http://schemas.microsoft.com/office/mac/office/2008/main" xmlns:mv="urn:schemas-microsoft-com:mac:vml" xmlns:o="urn:schemas-microsoft-com:office:office" xmlns:r="http://schemas.openxmlformats.org/officeDocument/2006/relationships" xmlns:v="urn:schemas-microsoft-com:vml" xmlns:w10="urn:schemas-microsoft-com:office:word" xmlns:w14="http://schemas.microsoft.com/office/word/2010/wordml" xmlns:w="http://schemas.openxmlformats.org/wordprocessingml/2006/main" xmlns:wne="http://schemas.microsoft.com/office/word/2006/wordml" xmlns:wp14="http://schemas.microsoft.com/office/word/2010/wordprocessingDrawing" xmlns:wp="http://schemas.openxmlformats.org/drawingml/2006/wordprocessingDrawing" xmlns:wpc="http://schemas.microsoft.com/office/word/2010/wordprocessingCanvas" xmlns:wpg="http://schemas.microsoft.com/office/word/2010/wordprocessingGroup" xmlns:wpi="http://schemas.microsoft.com/office/word/2010/wordprocessingInk" xmlns:wps="http://schemas.microsoft.com/office/word/2010/wordprocessingShape" mc:Ignorable="w14 wp14">
+  <w:p>
+    <w:pPr>
+      <w:pStyle w:val="Header"/>
+    </w:pPr>
+  </w:p>
+</w:hdr>
+</file>
+
+<file path=word/header2.xml><?xml version="1.0" encoding="utf-8"?>
+<w:hdr xmlns:m="http://schemas.openxmlformats.org/officeDocument/2006/math" xmlns:mc="http://schemas.openxmlformats.org/markup-compatibility/2006" xmlns:mo="http://schemas.microsoft.com/office/mac/office/2008/main" xmlns:mv="urn:schemas-microsoft-com:mac:vml" xmlns:o="urn:schemas-microsoft-com:office:office" xmlns:r="http://schemas.openxmlformats.org/officeDocument/2006/relationships" xmlns:v="urn:schemas-microsoft-com:vml" xmlns:w10="urn:schemas-microsoft-com:office:word" xmlns:w14="http://schemas.microsoft.com/office/word/2010/wordml" xmlns:w="http://schemas.openxmlformats.org/wordprocessingml/2006/main" xmlns:wne="http://schemas.microsoft.com/office/word/2006/wordml" xmlns:wp14="http://schemas.microsoft.com/office/word/2010/wordprocessingDrawing" xmlns:wp="http://schemas.openxmlformats.org/drawingml/2006/wordprocessingDrawing" xmlns:wpc="http://schemas.microsoft.com/office/word/2010/wordprocessingCanvas" xmlns:wpg="http://schemas.microsoft.com/office/word/2010/wordprocessingGroup" xmlns:wpi="http://schemas.microsoft.com/office/word/2010/wordprocessingInk" xmlns:wps="http://schemas.microsoft.com/office/word/2010/wordprocessingShape" mc:Ignorable="w14 wp14">
+  <w:p>
+    <w:pPr>
+      <w:pStyle w:val="Header"/>
+    </w:pPr>
+  </w:p>
+</w:hdr>
 </file>
 
 <file path=word/numbering.xml><?xml version="1.0" encoding="utf-8"?>

--- a/mon/ngu_van/khbd/lop12/KHBD_NGUVAN12_Bai3_LapLuanTrongVanBanNghiLuan_T23-34.docx
+++ b/mon/ngu_van/khbd/lop12/KHBD_NGUVAN12_Bai3_LapLuanTrongVanBanNghiLuan_T23-34.docx
@@ -93,6 +93,429 @@
     </w:p>
     <w:p>
       <w:pPr>
+        <w:spacing w:before="0" w:after="0"/>
+        <w:jc w:val="both"/>
+      </w:pPr>
+      <w:r>
+        <w:rPr>
+          <w:b/>
+          <w:i w:val="0"/>
+        </w:rPr>
+        <w:t>1. Về kiến thức:</w:t>
+      </w:r>
+    </w:p>
+    <w:p>
+      <w:pPr>
+        <w:spacing w:before="0" w:after="0"/>
+        <w:jc w:val="both"/>
+      </w:pPr>
+      <w:r>
+        <w:rPr>
+          <w:b w:val="0"/>
+          <w:i w:val="0"/>
+        </w:rPr>
+        <w:t>- Nhận biết, phân tích được nội dung của luận đề, luận điểm, lí lẽ và bằng chứng tiêu biểu, độc đáo trong văn bản; chỉ ra mối liên hệ của chúng; đánh giá được mức độ phù hợp giữa nội dung nghị luận với nhan đề của văn bản.</w:t>
+      </w:r>
+    </w:p>
+    <w:p>
+      <w:pPr>
+        <w:spacing w:before="0" w:after="0"/>
+        <w:jc w:val="both"/>
+      </w:pPr>
+      <w:r>
+        <w:rPr>
+          <w:b w:val="0"/>
+          <w:i w:val="0"/>
+        </w:rPr>
+        <w:t>- Nhận biết được mục đích của người viết; biết tiếp nhận, đánh giá, phê bình nội dung văn bản với tư duy phê phán, dựa trên trải nghiệm và quan điểm của người đọc.</w:t>
+      </w:r>
+    </w:p>
+    <w:p>
+      <w:pPr>
+        <w:spacing w:before="0" w:after="0"/>
+        <w:jc w:val="both"/>
+      </w:pPr>
+      <w:r>
+        <w:rPr>
+          <w:b w:val="0"/>
+          <w:i w:val="0"/>
+        </w:rPr>
+        <w:t>- Phân tích và đánh giá được việc sử dụng một số thao tác như chứng minh, bình luận, bác bỏ, giải thích, phân tích, so sánh trong văn bản nghị luận.</w:t>
+      </w:r>
+    </w:p>
+    <w:p>
+      <w:pPr>
+        <w:spacing w:before="0" w:after="0"/>
+        <w:jc w:val="both"/>
+      </w:pPr>
+      <w:r>
+        <w:rPr>
+          <w:b w:val="0"/>
+          <w:i w:val="0"/>
+        </w:rPr>
+        <w:t>- Nhận biết được lỗi logic và lỗi câu mơ hồ, biết cách sửa lỗi và rút kinh nghiệm.</w:t>
+      </w:r>
+    </w:p>
+    <w:p>
+      <w:pPr>
+        <w:spacing w:before="0" w:after="0"/>
+        <w:jc w:val="both"/>
+      </w:pPr>
+      <w:r>
+        <w:rPr>
+          <w:b w:val="0"/>
+          <w:i w:val="0"/>
+        </w:rPr>
+        <w:t>- Viết được bài văn nghị luận về một vấn đề liên quan đến tuổi trẻ; biết thuyết trình về một vấn đề liên quan đến tuổi trẻ.</w:t>
+      </w:r>
+    </w:p>
+    <w:p>
+      <w:pPr>
+        <w:spacing w:before="0" w:after="0"/>
+        <w:jc w:val="both"/>
+      </w:pPr>
+      <w:r>
+        <w:rPr>
+          <w:b/>
+          <w:i w:val="0"/>
+        </w:rPr>
+        <w:t>2. Về năng lực</w:t>
+      </w:r>
+    </w:p>
+    <w:p>
+      <w:pPr>
+        <w:spacing w:before="0" w:after="0"/>
+        <w:jc w:val="both"/>
+      </w:pPr>
+      <w:r>
+        <w:rPr>
+          <w:b/>
+          <w:i w:val="0"/>
+        </w:rPr>
+        <w:t>a. Năng lực chung:</w:t>
+      </w:r>
+      <w:r>
+        <w:rPr>
+          <w:b w:val="0"/>
+          <w:i w:val="0"/>
+        </w:rPr>
+        <w:t xml:space="preserve"> Năng lực tự chủ và tự học (đọc trước, tra cứu), năng lực giao tiếp và hợp tác (thảo luận, thuyết trình), năng lực giải quyết vấn đề và sáng tạo (tư duy phản biện, đề xuất giải pháp phát triển năng lực sáng tạo).</w:t>
+      </w:r>
+    </w:p>
+    <w:p>
+      <w:pPr>
+        <w:spacing w:before="0" w:after="0"/>
+        <w:jc w:val="both"/>
+      </w:pPr>
+      <w:r>
+        <w:rPr>
+          <w:b/>
+          <w:i w:val="0"/>
+        </w:rPr>
+        <w:t>b. Năng lực đặc thù:</w:t>
+      </w:r>
+    </w:p>
+    <w:p>
+      <w:pPr>
+        <w:spacing w:before="0" w:after="0"/>
+        <w:jc w:val="both"/>
+      </w:pPr>
+      <w:r>
+        <w:rPr>
+          <w:b w:val="0"/>
+          <w:i w:val="0"/>
+        </w:rPr>
+        <w:t>- Phân tích nghệ thuật lập luận và các thao tác nghị luận trong Nhìn về vốn văn hoá dân tộc (Trần Đình Hượu), Năng lực sáng tạo (Phan Đình Diệu), Mấy ý nghĩ về thơ (Nguyễn Đình Thi).</w:t>
+      </w:r>
+    </w:p>
+    <w:p>
+      <w:pPr>
+        <w:spacing w:before="0" w:after="0"/>
+        <w:jc w:val="both"/>
+      </w:pPr>
+      <w:r>
+        <w:rPr>
+          <w:b w:val="0"/>
+          <w:i w:val="0"/>
+        </w:rPr>
+        <w:t>- Đánh giá mức độ phù hợp giữa nhan đề và nội dung; tiếp nhận văn bản với tư duy phê phán.</w:t>
+      </w:r>
+    </w:p>
+    <w:p>
+      <w:pPr>
+        <w:spacing w:before="0" w:after="0"/>
+        <w:jc w:val="both"/>
+      </w:pPr>
+      <w:r>
+        <w:rPr>
+          <w:b w:val="0"/>
+          <w:i w:val="0"/>
+        </w:rPr>
+        <w:t>- Phát hiện, sửa lỗi logic, lỗi câu mơ hồ; phân biệt với câu đa nghĩa có dụng ý nghệ thuật.</w:t>
+      </w:r>
+    </w:p>
+    <w:p>
+      <w:pPr>
+        <w:spacing w:before="0" w:after="0"/>
+        <w:jc w:val="both"/>
+      </w:pPr>
+      <w:r>
+        <w:rPr>
+          <w:b w:val="0"/>
+          <w:i w:val="0"/>
+        </w:rPr>
+        <w:t>- Viết và thuyết trình về vấn đề liên quan đến tuổi trẻ, phối hợp các thao tác nghị luận.</w:t>
+      </w:r>
+    </w:p>
+    <w:p>
+      <w:pPr>
+        <w:spacing w:before="0" w:after="0"/>
+        <w:jc w:val="both"/>
+      </w:pPr>
+      <w:r>
+        <w:rPr>
+          <w:b/>
+          <w:i w:val="0"/>
+        </w:rPr>
+        <w:t>c. Năng lực số</w:t>
+      </w:r>
+    </w:p>
+    <w:p>
+      <w:pPr>
+        <w:spacing w:before="0" w:after="0"/>
+        <w:jc w:val="both"/>
+      </w:pPr>
+      <w:r>
+        <w:rPr>
+          <w:b/>
+          <w:i w:val="0"/>
+        </w:rPr>
+        <w:t>*Tích hợp năng lực số:</w:t>
+      </w:r>
+    </w:p>
+    <w:p>
+      <w:pPr>
+        <w:spacing w:before="0" w:after="0"/>
+        <w:jc w:val="both"/>
+      </w:pPr>
+      <w:r>
+        <w:rPr>
+          <w:b w:val="0"/>
+          <w:i w:val="0"/>
+          <w:color w:val="EE0000"/>
+        </w:rPr>
+        <w:t>- 1.1.NC1a: Sử dụng công cụ tìm kiếm, kho học liệu số tìm hiểu di sản văn hoá Việt Nam, các thành tựu sáng tạo, tác giả Trần Đình Hượu, Phan Đình Diệu, Nguyễn Đình Thi.</w:t>
+      </w:r>
+    </w:p>
+    <w:p>
+      <w:pPr>
+        <w:spacing w:before="0" w:after="0"/>
+        <w:jc w:val="both"/>
+      </w:pPr>
+      <w:r>
+        <w:rPr>
+          <w:b w:val="0"/>
+          <w:i w:val="0"/>
+          <w:color w:val="EE0000"/>
+        </w:rPr>
+        <w:t>- 1.2.NC1a: Đánh giá độ tin cậy của thông tin, số liệu dùng làm bằng chứng trong bài viết, bài thuyết trình.</w:t>
+      </w:r>
+    </w:p>
+    <w:p>
+      <w:pPr>
+        <w:spacing w:before="0" w:after="0"/>
+        <w:jc w:val="both"/>
+      </w:pPr>
+      <w:r>
+        <w:rPr>
+          <w:b w:val="0"/>
+          <w:i w:val="0"/>
+          <w:color w:val="EE0000"/>
+        </w:rPr>
+        <w:t>- 6.2.NC1a: Sử dụng câu lệnh (prompt) để AI chỉ ra các thao tác nghị luận trong một đoạn văn; tự đối chiếu, đánh giá kết quả của AI.</w:t>
+      </w:r>
+    </w:p>
+    <w:p>
+      <w:pPr>
+        <w:spacing w:before="0" w:after="0"/>
+        <w:jc w:val="both"/>
+      </w:pPr>
+      <w:r>
+        <w:rPr>
+          <w:b w:val="0"/>
+          <w:i w:val="0"/>
+          <w:color w:val="EE0000"/>
+        </w:rPr>
+        <w:t>- 6.3.NC1a: Sử dụng thiết bị số để làm sơ đồ lập luận, slide thuyết trình về vấn đề tuổi trẻ.</w:t>
+      </w:r>
+    </w:p>
+    <w:p>
+      <w:pPr>
+        <w:spacing w:before="0" w:after="0"/>
+        <w:jc w:val="both"/>
+      </w:pPr>
+      <w:r>
+        <w:rPr>
+          <w:b w:val="0"/>
+          <w:i w:val="0"/>
+          <w:color w:val="EE0000"/>
+        </w:rPr>
+        <w:t>- 5.2.NC1b; 2.5.NC1a: Sử dụng hệ thống luyện tập trực tuyến do giáo viên/tổ chuyên môn tổ chức để củng cố nội dung bài học, nhận phản hồi và tự đánh giá kết quả; thực hiện đúng quy tắc an toàn, bảo mật và trung thực trong môi trường số.</w:t>
+      </w:r>
+    </w:p>
+    <w:p>
+      <w:pPr>
+        <w:spacing w:before="0" w:after="0"/>
+        <w:jc w:val="both"/>
+      </w:pPr>
+      <w:r>
+        <w:rPr>
+          <w:b/>
+          <w:i w:val="0"/>
+        </w:rPr>
+        <w:t>*Tích hợp năng lực AI:</w:t>
+      </w:r>
+    </w:p>
+    <w:p>
+      <w:pPr>
+        <w:spacing w:before="0" w:after="0"/>
+        <w:jc w:val="both"/>
+      </w:pPr>
+      <w:r>
+        <w:rPr>
+          <w:b/>
+          <w:i w:val="0"/>
+          <w:color w:val="7030A0"/>
+        </w:rPr>
+        <w:t>12.A3.1.a:</w:t>
+      </w:r>
+      <w:r>
+        <w:rPr>
+          <w:b w:val="0"/>
+          <w:i w:val="0"/>
+          <w:color w:val="7030A0"/>
+        </w:rPr>
+        <w:t xml:space="preserve"> Học sinh nhận biết giới hạn của AI khi đánh giá văn hoá, nghệ thuật (dễ khái quát hoá, thiếu trải nghiệm thực; có thể bịa bằng chứng); AI là công cụ hỗ trợ năng lực sáng tạo, không thay thế tư duy con người.</w:t>
+      </w:r>
+    </w:p>
+    <w:p>
+      <w:pPr>
+        <w:spacing w:before="0" w:after="0"/>
+        <w:jc w:val="both"/>
+      </w:pPr>
+      <w:r>
+        <w:rPr>
+          <w:b/>
+          <w:i w:val="0"/>
+          <w:color w:val="7030A0"/>
+        </w:rPr>
+        <w:t>12.A1.1.a:</w:t>
+      </w:r>
+      <w:r>
+        <w:rPr>
+          <w:b w:val="0"/>
+          <w:i w:val="0"/>
+          <w:color w:val="7030A0"/>
+        </w:rPr>
+        <w:t xml:space="preserve"> Học sinh đối chiếu thông tin AI cung cấp với SGK và nguồn học liệu chính thống để phát hiện sai sót.</w:t>
+      </w:r>
+    </w:p>
+    <w:p>
+      <w:pPr>
+        <w:spacing w:before="0" w:after="0"/>
+        <w:jc w:val="both"/>
+      </w:pPr>
+      <w:r>
+        <w:rPr>
+          <w:b/>
+          <w:i w:val="0"/>
+        </w:rPr>
+        <w:t>3. Về phẩm chất:</w:t>
+      </w:r>
+      <w:r>
+        <w:rPr>
+          <w:b w:val="0"/>
+          <w:i w:val="0"/>
+        </w:rPr>
+        <w:t xml:space="preserve"> Có ý thức bảo tồn và phát huy các giá trị của văn hoá dân tộc; trân trọng, nuôi dưỡng năng lực sáng tạo; có hoài bão, ước mơ chính đáng.</w:t>
+      </w:r>
+    </w:p>
+    <w:p>
+      <w:pPr>
+        <w:spacing w:before="0" w:after="0"/>
+        <w:jc w:val="both"/>
+      </w:pPr>
+      <w:r>
+        <w:rPr>
+          <w:b/>
+          <w:i w:val="0"/>
+          <w:color w:val="FF0000"/>
+        </w:rPr>
+        <w:t>* Tích hợp nội dung Giáo dục đạo đức liêm chính:</w:t>
+      </w:r>
+    </w:p>
+    <w:p>
+      <w:pPr>
+        <w:spacing w:before="0" w:after="0"/>
+        <w:jc w:val="both"/>
+      </w:pPr>
+      <w:r>
+        <w:rPr>
+          <w:b/>
+          <w:i w:val="0"/>
+        </w:rPr>
+        <w:t>- Nhìn về vốn văn hoá dân tộc</w:t>
+      </w:r>
+      <w:r>
+        <w:rPr>
+          <w:b w:val="0"/>
+          <w:i w:val="0"/>
+        </w:rPr>
+        <w:t xml:space="preserve"> (Trần Đình Hượu); </w:t>
+      </w:r>
+      <w:r>
+        <w:rPr>
+          <w:b/>
+          <w:i w:val="0"/>
+        </w:rPr>
+        <w:t>Năng lực sáng tạo</w:t>
+      </w:r>
+      <w:r>
+        <w:rPr>
+          <w:b w:val="0"/>
+          <w:i w:val="0"/>
+        </w:rPr>
+        <w:t xml:space="preserve"> (Phan Đình Diệu).</w:t>
+      </w:r>
+    </w:p>
+    <w:p>
+      <w:pPr>
+        <w:spacing w:before="0" w:after="0"/>
+        <w:jc w:val="both"/>
+      </w:pPr>
+      <w:r>
+        <w:rPr>
+          <w:b w:val="0"/>
+          <w:i w:val="0"/>
+        </w:rPr>
+        <w:t>+ Qua thái độ nghiên cứu khách quan, trung thực của Trần Đình Hượu (không tự tôn, không tự ti), giúp học sinh rèn tinh thần trung thực khoa học: nhìn thẳng vào ưu điểm và hạn chế.</w:t>
+      </w:r>
+    </w:p>
+    <w:p>
+      <w:pPr>
+        <w:spacing w:before="0" w:after="0"/>
+        <w:jc w:val="both"/>
+      </w:pPr>
+      <w:r>
+        <w:rPr>
+          <w:b w:val="0"/>
+          <w:i w:val="0"/>
+        </w:rPr>
+        <w:t>+ Sáng tạo chân chính phải là sản phẩm của chính mình: tôn trọng bản quyền, không đạo văn, không nộp sản phẩm do AI tạo ra như của mình.</w:t>
+      </w:r>
+    </w:p>
+    <w:p>
+      <w:pPr>
         <w:spacing w:before="60" w:after="0"/>
         <w:jc w:val="both"/>
       </w:pPr>
@@ -101,384 +524,62 @@
           <w:b/>
           <w:i w:val="0"/>
         </w:rPr>
-        <w:t>1. Về kiến thức:</w:t>
-      </w:r>
-    </w:p>
-    <w:p>
-      <w:pPr>
-        <w:spacing w:before="0" w:after="0"/>
-        <w:jc w:val="both"/>
-      </w:pPr>
-      <w:r>
-        <w:rPr>
-          <w:b w:val="0"/>
-          <w:i w:val="0"/>
-        </w:rPr>
-        <w:t>- Nhận biết, phân tích được nội dung của luận đề, luận điểm, lí lẽ và bằng chứng tiêu biểu, độc đáo trong văn bản; chỉ ra mối liên hệ của chúng; đánh giá được mức độ phù hợp giữa nội dung nghị luận với nhan đề của văn bản.</w:t>
-      </w:r>
-    </w:p>
-    <w:p>
-      <w:pPr>
-        <w:spacing w:before="0" w:after="0"/>
-        <w:jc w:val="both"/>
-      </w:pPr>
-      <w:r>
-        <w:rPr>
-          <w:b w:val="0"/>
-          <w:i w:val="0"/>
-        </w:rPr>
-        <w:t>- Nhận biết được mục đích của người viết; biết tiếp nhận, đánh giá, phê bình nội dung văn bản với tư duy phê phán, dựa trên trải nghiệm và quan điểm của người đọc.</w:t>
-      </w:r>
-    </w:p>
-    <w:p>
-      <w:pPr>
-        <w:spacing w:before="0" w:after="0"/>
-        <w:jc w:val="both"/>
-      </w:pPr>
-      <w:r>
-        <w:rPr>
-          <w:b w:val="0"/>
-          <w:i w:val="0"/>
-        </w:rPr>
-        <w:t>- Phân tích và đánh giá được việc sử dụng một số thao tác như chứng minh, bình luận, bác bỏ, giải thích, phân tích, so sánh trong văn bản nghị luận.</w:t>
-      </w:r>
-    </w:p>
-    <w:p>
-      <w:pPr>
-        <w:spacing w:before="0" w:after="0"/>
-        <w:jc w:val="both"/>
-      </w:pPr>
-      <w:r>
-        <w:rPr>
-          <w:b w:val="0"/>
-          <w:i w:val="0"/>
-        </w:rPr>
-        <w:t>- Nhận biết được lỗi logic và lỗi câu mơ hồ, biết cách sửa lỗi và rút kinh nghiệm.</w:t>
-      </w:r>
-    </w:p>
-    <w:p>
-      <w:pPr>
-        <w:spacing w:before="0" w:after="0"/>
-        <w:jc w:val="both"/>
-      </w:pPr>
-      <w:r>
-        <w:rPr>
-          <w:b w:val="0"/>
-          <w:i w:val="0"/>
-        </w:rPr>
-        <w:t>- Viết được bài văn nghị luận về một vấn đề liên quan đến tuổi trẻ (quan niệm sống, định hướng tương lai, cách ứng xử trong các mối quan hệ…); biết thuyết trình về một vấn đề liên quan đến tuổi trẻ.</w:t>
-      </w:r>
-    </w:p>
-    <w:p>
-      <w:pPr>
-        <w:spacing w:before="60" w:after="0"/>
-        <w:jc w:val="both"/>
-      </w:pPr>
-      <w:r>
-        <w:rPr>
-          <w:b/>
-          <w:i w:val="0"/>
-        </w:rPr>
-        <w:t>2. Về năng lực</w:t>
-      </w:r>
-    </w:p>
-    <w:p>
-      <w:pPr>
-        <w:spacing w:before="60" w:after="0"/>
-        <w:jc w:val="both"/>
-      </w:pPr>
-      <w:r>
-        <w:rPr>
-          <w:b/>
-          <w:i w:val="0"/>
-        </w:rPr>
-        <w:t>a. Năng lực chung: Năng lực tự chủ và tự học (đọc trước, tra cứu), năng lực giao tiếp và hợp tác (thảo luận, thuyết trình), năng lực giải quyết vấn đề và sáng tạo (tư duy phản biện, đề xuất giải pháp phát triển năng lực sáng tạo).</w:t>
-      </w:r>
-    </w:p>
-    <w:p>
-      <w:pPr>
-        <w:spacing w:before="60" w:after="0"/>
-        <w:jc w:val="both"/>
-      </w:pPr>
-      <w:r>
-        <w:rPr>
-          <w:b/>
-          <w:i w:val="0"/>
-        </w:rPr>
-        <w:t>b. Năng lực đặc thù:</w:t>
-      </w:r>
-    </w:p>
-    <w:p>
-      <w:pPr>
-        <w:spacing w:before="0" w:after="0"/>
-        <w:jc w:val="both"/>
-      </w:pPr>
-      <w:r>
-        <w:rPr>
-          <w:b w:val="0"/>
-          <w:i w:val="0"/>
-        </w:rPr>
-        <w:t>- Phân tích nghệ thuật lập luận và các thao tác nghị luận trong Nhìn về vốn văn hoá dân tộc (Trần Đình Hượu), Năng lực sáng tạo (Phan Đình Diệu), Mấy ý nghĩ về thơ (Nguyễn Đình Thi).</w:t>
-      </w:r>
-    </w:p>
-    <w:p>
-      <w:pPr>
-        <w:spacing w:before="0" w:after="0"/>
-        <w:jc w:val="both"/>
-      </w:pPr>
-      <w:r>
-        <w:rPr>
-          <w:b w:val="0"/>
-          <w:i w:val="0"/>
-        </w:rPr>
-        <w:t>- Đánh giá mức độ phù hợp giữa nhan đề và nội dung; tiếp nhận văn bản với tư duy phê phán.</w:t>
-      </w:r>
-    </w:p>
-    <w:p>
-      <w:pPr>
-        <w:spacing w:before="0" w:after="0"/>
-        <w:jc w:val="both"/>
-      </w:pPr>
-      <w:r>
-        <w:rPr>
-          <w:b w:val="0"/>
-          <w:i w:val="0"/>
-        </w:rPr>
-        <w:t>- Phát hiện, sửa lỗi logic, lỗi câu mơ hồ; phân biệt với câu đa nghĩa có dụng ý nghệ thuật.</w:t>
-      </w:r>
-    </w:p>
-    <w:p>
-      <w:pPr>
-        <w:spacing w:before="0" w:after="0"/>
-        <w:jc w:val="both"/>
-      </w:pPr>
-      <w:r>
-        <w:rPr>
-          <w:b w:val="0"/>
-          <w:i w:val="0"/>
-        </w:rPr>
-        <w:t>- Viết và thuyết trình về vấn đề liên quan đến tuổi trẻ, phối hợp các thao tác nghị luận.</w:t>
-      </w:r>
-    </w:p>
-    <w:p>
-      <w:pPr>
-        <w:spacing w:before="60" w:after="0"/>
-        <w:jc w:val="both"/>
-      </w:pPr>
-      <w:r>
-        <w:rPr>
-          <w:b/>
-          <w:i w:val="0"/>
-        </w:rPr>
-        <w:t>c. Năng lực số</w:t>
-      </w:r>
-    </w:p>
-    <w:p>
-      <w:pPr>
-        <w:spacing w:before="0" w:after="0"/>
-        <w:jc w:val="both"/>
-      </w:pPr>
-      <w:r>
-        <w:rPr>
-          <w:b/>
-          <w:i w:val="0"/>
-        </w:rPr>
-        <w:t>*Tích hợp năng lực số:</w:t>
-      </w:r>
-    </w:p>
-    <w:p>
-      <w:pPr>
-        <w:spacing w:before="0" w:after="0"/>
-        <w:jc w:val="both"/>
-      </w:pPr>
-      <w:r>
-        <w:rPr>
-          <w:b w:val="0"/>
-          <w:i w:val="0"/>
-        </w:rPr>
-        <w:t>- 1.1.NC1a: Sử dụng công cụ tìm kiếm, kho học liệu số tìm hiểu di sản văn hoá Việt Nam, các thành tựu sáng tạo, tác giả Trần Đình Hượu, Phan Đình Diệu, Nguyễn Đình Thi.</w:t>
-      </w:r>
-    </w:p>
-    <w:p>
-      <w:pPr>
-        <w:spacing w:before="0" w:after="0"/>
-        <w:jc w:val="both"/>
-      </w:pPr>
-      <w:r>
-        <w:rPr>
-          <w:b w:val="0"/>
-          <w:i w:val="0"/>
-        </w:rPr>
-        <w:t>- 6.2.NC1a: Sử dụng câu lệnh (prompt) để AI chỉ ra các thao tác nghị luận trong một đoạn văn; tự đối chiếu, đánh giá kết quả của AI.</w:t>
-      </w:r>
-    </w:p>
-    <w:p>
-      <w:pPr>
-        <w:spacing w:before="0" w:after="0"/>
-        <w:jc w:val="both"/>
-      </w:pPr>
-      <w:r>
-        <w:rPr>
-          <w:b w:val="0"/>
-          <w:i w:val="0"/>
-        </w:rPr>
-        <w:t>- 6.3.NC1a: Sử dụng thiết bị số để làm sơ đồ lập luận, slide thuyết trình về vấn đề tuổi trẻ.</w:t>
-      </w:r>
-    </w:p>
-    <w:p>
-      <w:pPr>
-        <w:spacing w:before="0" w:after="0"/>
-        <w:jc w:val="both"/>
-      </w:pPr>
-      <w:r>
-        <w:rPr>
-          <w:b w:val="0"/>
-          <w:i w:val="0"/>
-        </w:rPr>
-        <w:t>- 5.2.NC1b; 2.5.NC1a: Sử dụng hệ thống luyện tập trực tuyến do giáo viên/tổ chuyên môn tổ chức để củng cố nội dung bài học, nhận phản hồi và tự đánh giá kết quả; thực hiện đúng quy tắc an toàn, bảo mật và trung thực trong môi trường số.</w:t>
-      </w:r>
-    </w:p>
-    <w:p>
-      <w:pPr>
-        <w:spacing w:before="0" w:after="0"/>
-        <w:jc w:val="both"/>
-      </w:pPr>
-      <w:r>
-        <w:rPr>
-          <w:b/>
-          <w:i w:val="0"/>
-        </w:rPr>
-        <w:t>*Tích hợp năng lực AI:</w:t>
-      </w:r>
-    </w:p>
-    <w:p>
-      <w:pPr>
-        <w:spacing w:before="0" w:after="0"/>
-        <w:jc w:val="both"/>
-      </w:pPr>
-      <w:r>
-        <w:rPr>
-          <w:b/>
-          <w:i w:val="0"/>
-        </w:rPr>
-        <w:t>12.A3.1.a: Học sinh nhận biết giới hạn của AI khi đánh giá văn hoá, nghệ thuật (dễ khái quát hoá, thiếu trải nghiệm thực); AI là công cụ hỗ trợ năng lực sáng tạo, không thay thế tư duy con người.</w:t>
-      </w:r>
-    </w:p>
-    <w:p>
-      <w:pPr>
-        <w:spacing w:before="0" w:after="0"/>
-        <w:jc w:val="both"/>
-      </w:pPr>
-      <w:r>
-        <w:rPr>
-          <w:b/>
-          <w:i w:val="0"/>
-        </w:rPr>
-        <w:t>12.A1.1.a: Học sinh đối chiếu thông tin AI cung cấp với SGK và nguồn học liệu chính thống để phát hiện sai sót.</w:t>
-      </w:r>
-    </w:p>
-    <w:p>
-      <w:pPr>
-        <w:spacing w:before="60" w:after="0"/>
-        <w:jc w:val="both"/>
-      </w:pPr>
-      <w:r>
-        <w:rPr>
-          <w:b/>
-          <w:i w:val="0"/>
-        </w:rPr>
-        <w:t>3. Về phẩm chất: Có ý thức bảo tồn và phát huy các giá trị của văn hoá dân tộc; trân trọng, nuôi dưỡng năng lực sáng tạo; có hoài bão, ước mơ chính đáng.</w:t>
-      </w:r>
-    </w:p>
-    <w:p>
-      <w:pPr>
-        <w:spacing w:before="0" w:after="0"/>
-        <w:jc w:val="both"/>
-      </w:pPr>
-      <w:r>
-        <w:rPr>
-          <w:b/>
-          <w:i w:val="0"/>
-        </w:rPr>
-        <w:t>* Tích hợp nội dung Giáo dục đạo đức liêm chính:</w:t>
-      </w:r>
-    </w:p>
-    <w:p>
-      <w:pPr>
-        <w:spacing w:before="0" w:after="0"/>
-        <w:jc w:val="both"/>
-      </w:pPr>
-      <w:r>
-        <w:rPr>
-          <w:b/>
-          <w:i/>
-        </w:rPr>
-        <w:t>- Nhìn về vốn văn hoá dân tộc (Trần Đình Hượu); Năng lực sáng tạo (Phan Đình Diệu).</w:t>
-      </w:r>
-    </w:p>
-    <w:p>
-      <w:pPr>
-        <w:spacing w:before="0" w:after="0"/>
-        <w:jc w:val="both"/>
-      </w:pPr>
-      <w:r>
-        <w:rPr>
-          <w:b w:val="0"/>
-          <w:i w:val="0"/>
-        </w:rPr>
-        <w:t>- Qua thái độ nghiên cứu khách quan, trung thực của Trần Đình Hượu (không tự tôn, không tự ti), giúp học sinh rèn tinh thần trung thực khoa học: nhìn thẳng vào ưu điểm và hạn chế.</w:t>
-      </w:r>
-    </w:p>
-    <w:p>
-      <w:pPr>
-        <w:spacing w:before="0" w:after="0"/>
-        <w:jc w:val="both"/>
-      </w:pPr>
-      <w:r>
-        <w:rPr>
-          <w:b w:val="0"/>
-          <w:i w:val="0"/>
-        </w:rPr>
-        <w:t>- Sáng tạo chân chính phải là sản phẩm của chính mình: tôn trọng bản quyền, không đạo văn, không nộp sản phẩm do AI tạo ra như của mình.</w:t>
-      </w:r>
-    </w:p>
-    <w:p>
-      <w:pPr>
-        <w:spacing w:before="60" w:after="0"/>
-        <w:jc w:val="both"/>
-      </w:pPr>
-      <w:r>
-        <w:rPr>
-          <w:b/>
-          <w:i w:val="0"/>
-        </w:rPr>
         <w:t>II. THIẾT BỊ DẠY HỌC VÀ HỌC LIỆU</w:t>
       </w:r>
     </w:p>
     <w:p>
       <w:pPr>
-        <w:spacing w:before="60" w:after="0"/>
-        <w:jc w:val="both"/>
-      </w:pPr>
-      <w:r>
-        <w:rPr>
-          <w:b/>
-          <w:i w:val="0"/>
-        </w:rPr>
-        <w:t>1. Thiết bị dạy học: Máy tính, máy chiếu, loa, bảng nhóm, điện thoại thông minh có kết nối Internet (nếu điều kiện cho phép).</w:t>
-      </w:r>
-    </w:p>
-    <w:p>
-      <w:pPr>
-        <w:spacing w:before="60" w:after="0"/>
-        <w:jc w:val="both"/>
-      </w:pPr>
-      <w:r>
-        <w:rPr>
-          <w:b/>
-          <w:i w:val="0"/>
-        </w:rPr>
-        <w:t>2. Học liệu: SGK Ngữ văn 12, tập một; SGV Ngữ văn 12, tập một; Kế hoạch bài dạy; slide; phiếu học tập; rubric; bài củng cố trực tuyến (mã QR).</w:t>
+        <w:spacing w:before="0" w:after="0"/>
+        <w:jc w:val="both"/>
+      </w:pPr>
+      <w:r>
+        <w:rPr>
+          <w:b/>
+          <w:i w:val="0"/>
+        </w:rPr>
+        <w:t>1. Thiết bị dạy học:</w:t>
+      </w:r>
+      <w:r>
+        <w:rPr>
+          <w:b w:val="0"/>
+          <w:i w:val="0"/>
+        </w:rPr>
+        <w:t xml:space="preserve"> Máy tính, máy chiếu, loa, bảng nhóm, </w:t>
+      </w:r>
+      <w:r>
+        <w:rPr>
+          <w:b w:val="0"/>
+          <w:i w:val="0"/>
+          <w:color w:val="EE0000"/>
+        </w:rPr>
+        <w:t>điện thoại thông minh (nếu điều kiện cho phép) có kết nối Internet,</w:t>
+      </w:r>
+      <w:r>
+        <w:rPr>
+          <w:b w:val="0"/>
+          <w:i w:val="0"/>
+        </w:rPr>
+        <w:t xml:space="preserve"> các thiết bị bổ trợ (nếu cần), …</w:t>
+      </w:r>
+    </w:p>
+    <w:p>
+      <w:pPr>
+        <w:spacing w:before="0" w:after="0"/>
+        <w:jc w:val="both"/>
+      </w:pPr>
+      <w:r>
+        <w:rPr>
+          <w:b/>
+          <w:i w:val="0"/>
+        </w:rPr>
+        <w:t>2. Học liệu:</w:t>
+      </w:r>
+      <w:r>
+        <w:rPr>
+          <w:b w:val="0"/>
+          <w:i w:val="0"/>
+        </w:rPr>
+        <w:t xml:space="preserve"> SGK Ngữ văn 12, tập một; SGV Ngữ văn 12, tập một; Kế hoạch bài dạy; Rubric đánh giá; Phiếu học tập; bài củng cố trực tuyến (mã QR); kho học liệu số, …</w:t>
       </w:r>
     </w:p>
     <w:p>
@@ -517,7 +618,7 @@
           <w:b/>
           <w:i w:val="0"/>
         </w:rPr>
-        <w:t>VĂN BẢN 1: NHÌN VỀ VỐN VĂN HOÁ DÂN TỘC (TRÍCH)</w:t>
+        <w:t>VĂN BẢN 1:</w:t>
       </w:r>
     </w:p>
     <w:p>
@@ -530,20 +631,7 @@
           <w:b/>
           <w:i w:val="0"/>
         </w:rPr>
-        <w:t>– Trần Đình Hượu –</w:t>
-      </w:r>
-    </w:p>
-    <w:p>
-      <w:pPr>
-        <w:spacing w:before="0" w:after="0"/>
-        <w:jc w:val="center"/>
-      </w:pPr>
-      <w:r>
-        <w:rPr>
-          <w:b w:val="0"/>
-          <w:i w:val="0"/>
-        </w:rPr>
-        <w:t>(Dự kiến thời gian: 02 tiết – Tiết 23, 24)</w:t>
+        <w:t>NHÌN VỀ VỐN VĂN HOÁ DÂN TỘC (TRÍCH)</w:t>
       </w:r>
     </w:p>
     <w:p>
@@ -556,6 +644,32 @@
           <w:b/>
           <w:i w:val="0"/>
         </w:rPr>
+        <w:t>(Trần Đình Hượu)</w:t>
+      </w:r>
+    </w:p>
+    <w:p>
+      <w:pPr>
+        <w:spacing w:before="0" w:after="0"/>
+        <w:jc w:val="center"/>
+      </w:pPr>
+      <w:r>
+        <w:rPr>
+          <w:b w:val="0"/>
+          <w:i w:val="0"/>
+        </w:rPr>
+        <w:t>(Dự kiến thời gian: 02 tiết – Tiết 23, 24)</w:t>
+      </w:r>
+    </w:p>
+    <w:p>
+      <w:pPr>
+        <w:spacing w:before="0" w:after="0"/>
+        <w:jc w:val="both"/>
+      </w:pPr>
+      <w:r>
+        <w:rPr>
+          <w:b/>
+          <w:i w:val="0"/>
+        </w:rPr>
         <w:t>1. Hoạt động 1: Mở đầu (Dự kiến thời gian: 5 phút)</w:t>
       </w:r>
     </w:p>
@@ -567,67 +681,67 @@
       <w:r>
         <w:rPr>
           <w:b/>
-          <w:i/>
-        </w:rPr>
-        <w:t xml:space="preserve">a) Mục tiêu: </w:t>
-      </w:r>
-      <w:r>
-        <w:rPr>
-          <w:b w:val="0"/>
-          <w:i w:val="0"/>
-        </w:rPr>
-        <w:t>Kết nối hiểu biết về di tích, văn hoá truyền thống.</w:t>
-      </w:r>
-    </w:p>
-    <w:p>
-      <w:pPr>
-        <w:spacing w:before="0" w:after="0"/>
-        <w:jc w:val="both"/>
-      </w:pPr>
-      <w:r>
-        <w:rPr>
-          <w:b/>
-          <w:i/>
-        </w:rPr>
-        <w:t xml:space="preserve">b) Nội dung: </w:t>
-      </w:r>
-      <w:r>
-        <w:rPr>
-          <w:b w:val="0"/>
-          <w:i w:val="0"/>
-        </w:rPr>
-        <w:t>Câu hỏi Trước khi đọc (SGK tr.64).</w:t>
-      </w:r>
-    </w:p>
-    <w:p>
-      <w:pPr>
-        <w:spacing w:before="0" w:after="0"/>
-        <w:jc w:val="both"/>
-      </w:pPr>
-      <w:r>
-        <w:rPr>
-          <w:b/>
-          <w:i/>
-        </w:rPr>
-        <w:t xml:space="preserve">c) Sản phẩm: </w:t>
-      </w:r>
-      <w:r>
-        <w:rPr>
-          <w:b w:val="0"/>
-          <w:i w:val="0"/>
-        </w:rPr>
-        <w:t>Chia sẻ của HS.</w:t>
-      </w:r>
-    </w:p>
-    <w:p>
-      <w:pPr>
-        <w:spacing w:before="0" w:after="0"/>
-        <w:jc w:val="both"/>
-      </w:pPr>
-      <w:r>
-        <w:rPr>
-          <w:b/>
-          <w:i/>
+          <w:i w:val="0"/>
+        </w:rPr>
+        <w:t>a) Mục tiêu:</w:t>
+      </w:r>
+      <w:r>
+        <w:rPr>
+          <w:b w:val="0"/>
+          <w:i w:val="0"/>
+        </w:rPr>
+        <w:t xml:space="preserve"> Kết nối hiểu biết của HS về di tích, văn hoá truyền thống.</w:t>
+      </w:r>
+    </w:p>
+    <w:p>
+      <w:pPr>
+        <w:spacing w:before="0" w:after="0"/>
+        <w:jc w:val="both"/>
+      </w:pPr>
+      <w:r>
+        <w:rPr>
+          <w:b/>
+          <w:i w:val="0"/>
+        </w:rPr>
+        <w:t>b) Nội dung:</w:t>
+      </w:r>
+      <w:r>
+        <w:rPr>
+          <w:b w:val="0"/>
+          <w:i w:val="0"/>
+        </w:rPr>
+        <w:t xml:space="preserve"> HS trả lời câu hỏi Trước khi đọc (SGK tr.64).</w:t>
+      </w:r>
+    </w:p>
+    <w:p>
+      <w:pPr>
+        <w:spacing w:before="0" w:after="0"/>
+        <w:jc w:val="both"/>
+      </w:pPr>
+      <w:r>
+        <w:rPr>
+          <w:b/>
+          <w:i w:val="0"/>
+        </w:rPr>
+        <w:t>c) Sản phẩm:</w:t>
+      </w:r>
+      <w:r>
+        <w:rPr>
+          <w:b w:val="0"/>
+          <w:i w:val="0"/>
+        </w:rPr>
+        <w:t xml:space="preserve"> Câu trả lời, chia sẻ của HS.</w:t>
+      </w:r>
+    </w:p>
+    <w:p>
+      <w:pPr>
+        <w:spacing w:before="0" w:after="0"/>
+        <w:jc w:val="both"/>
+      </w:pPr>
+      <w:r>
+        <w:rPr>
+          <w:b/>
+          <w:i w:val="0"/>
         </w:rPr>
         <w:t>d) Tổ chức thực hiện</w:t>
       </w:r>
@@ -640,7 +754,7 @@
       <w:r>
         <w:rPr>
           <w:b/>
-          <w:i/>
+          <w:i w:val="0"/>
         </w:rPr>
         <w:t>Bước 1: Giao nhiệm vụ học tập</w:t>
       </w:r>
@@ -653,7 +767,7 @@
       <w:r>
         <w:rPr>
           <w:b w:val="0"/>
-          <w:i/>
+          <w:i w:val="0"/>
         </w:rPr>
         <w:t>- GV hỏi: Hãy chia sẻ hiểu biết về một số di tích văn hoá tiêu biểu của nước ta; đặc điểm nổi bật ở những di tích ấy là gì? Trong xu thế hội nhập, vì sao người Việt Nam cần hiểu biết về văn hoá truyền thống của dân tộc mình?</w:t>
       </w:r>
@@ -665,8 +779,22 @@
       </w:pPr>
       <w:r>
         <w:rPr>
-          <w:b/>
-          <w:i/>
+          <w:b w:val="0"/>
+          <w:i w:val="0"/>
+          <w:color w:val="EE0000"/>
+        </w:rPr>
+        <w:t>1.1.NC1a: HS tra cứu nhanh một di sản văn hoá của Việt Nam được UNESCO ghi danh (Không gian văn hoá cồng chiêng Tây Nguyên…) trên nguồn chính thống.</w:t>
+      </w:r>
+    </w:p>
+    <w:p>
+      <w:pPr>
+        <w:spacing w:before="0" w:after="0"/>
+        <w:jc w:val="both"/>
+      </w:pPr>
+      <w:r>
+        <w:rPr>
+          <w:b/>
+          <w:i w:val="0"/>
         </w:rPr>
         <w:t>Bước 2: Thực hiện nhiệm vụ</w:t>
       </w:r>
@@ -681,18 +809,18 @@
           <w:b w:val="0"/>
           <w:i w:val="0"/>
         </w:rPr>
-        <w:t>- HS suy nghĩ cá nhân 2 phút.</w:t>
-      </w:r>
-    </w:p>
-    <w:p>
-      <w:pPr>
-        <w:spacing w:before="0" w:after="0"/>
-        <w:jc w:val="both"/>
-      </w:pPr>
-      <w:r>
-        <w:rPr>
-          <w:b/>
-          <w:i/>
+        <w:t>HS suy nghĩ cá nhân 2 phút.</w:t>
+      </w:r>
+    </w:p>
+    <w:p>
+      <w:pPr>
+        <w:spacing w:before="0" w:after="0"/>
+        <w:jc w:val="both"/>
+      </w:pPr>
+      <w:r>
+        <w:rPr>
+          <w:b/>
+          <w:i w:val="0"/>
         </w:rPr>
         <w:t>Bước 3: Báo cáo, thảo luận</w:t>
       </w:r>
@@ -718,7 +846,7 @@
       <w:r>
         <w:rPr>
           <w:b/>
-          <w:i/>
+          <w:i w:val="0"/>
         </w:rPr>
         <w:t>Bước 4: Kết luận, nhận định</w:t>
       </w:r>
@@ -733,13 +861,13 @@
           <w:b w:val="0"/>
           <w:i w:val="0"/>
         </w:rPr>
-        <w:t>- GV dẫn vào bài: Văn hoá Việt Nam có đặc điểm gì? Nhà nghiên cứu Trần Đình Hượu đã nhìn nhận vốn văn hoá dân tộc một cách khách quan, sâu sắc.</w:t>
-      </w:r>
-    </w:p>
-    <w:p>
-      <w:pPr>
-        <w:spacing w:before="80" w:after="0"/>
-        <w:jc w:val="center"/>
+        <w:t>- GV nhận xét; dẫn vào bài: Văn hoá Việt Nam có đặc điểm gì? Nhà nghiên cứu Trần Đình Hượu đã nhìn nhận vốn văn hoá dân tộc một cách khách quan, sâu sắc.</w:t>
+      </w:r>
+    </w:p>
+    <w:p>
+      <w:pPr>
+        <w:spacing w:before="0" w:after="0"/>
+        <w:jc w:val="both"/>
       </w:pPr>
       <w:r>
         <w:rPr>
@@ -757,7 +885,7 @@
       <w:r>
         <w:rPr>
           <w:b/>
-          <w:i/>
+          <w:i w:val="0"/>
         </w:rPr>
         <w:t>a) Mục tiêu:</w:t>
       </w:r>
@@ -796,36 +924,103 @@
       <w:r>
         <w:rPr>
           <w:b/>
-          <w:i/>
-        </w:rPr>
-        <w:t xml:space="preserve">b) Nội dung: </w:t>
-      </w:r>
-      <w:r>
-        <w:rPr>
-          <w:b w:val="0"/>
-          <w:i w:val="0"/>
-        </w:rPr>
-        <w:t>HS đọc SGK tr.62 – 67, trả lời 6 câu hỏi SGK tr.67.</w:t>
-      </w:r>
-    </w:p>
-    <w:p>
-      <w:pPr>
-        <w:spacing w:before="0" w:after="0"/>
-        <w:jc w:val="both"/>
-      </w:pPr>
-      <w:r>
-        <w:rPr>
-          <w:b/>
-          <w:i/>
-        </w:rPr>
-        <w:t xml:space="preserve">c) Sản phẩm: </w:t>
-      </w:r>
-      <w:r>
-        <w:rPr>
-          <w:b w:val="0"/>
-          <w:i w:val="0"/>
-        </w:rPr>
-        <w:t>Phiếu học tập, câu trả lời của HS; nội dung chốt:</w:t>
+          <w:i w:val="0"/>
+        </w:rPr>
+        <w:t>b) Nội dung:</w:t>
+      </w:r>
+    </w:p>
+    <w:p>
+      <w:pPr>
+        <w:spacing w:before="0" w:after="0"/>
+        <w:jc w:val="both"/>
+      </w:pPr>
+      <w:r>
+        <w:rPr>
+          <w:b/>
+          <w:i w:val="0"/>
+        </w:rPr>
+        <w:t>b.1.</w:t>
+      </w:r>
+      <w:r>
+        <w:rPr>
+          <w:b w:val="0"/>
+          <w:i w:val="0"/>
+        </w:rPr>
+        <w:t xml:space="preserve"> Tìm hiểu Tri thức ngữ văn (SGK tr.62 – 63).</w:t>
+      </w:r>
+    </w:p>
+    <w:p>
+      <w:pPr>
+        <w:spacing w:before="0" w:after="0"/>
+        <w:jc w:val="both"/>
+      </w:pPr>
+      <w:r>
+        <w:rPr>
+          <w:b/>
+          <w:i w:val="0"/>
+        </w:rPr>
+        <w:t>b.2.</w:t>
+      </w:r>
+      <w:r>
+        <w:rPr>
+          <w:b w:val="0"/>
+          <w:i w:val="0"/>
+        </w:rPr>
+        <w:t xml:space="preserve"> Khám phá văn bản: HS đọc SGK tr.64 – 67, trả lời 6 câu hỏi SGK tr.67.</w:t>
+      </w:r>
+    </w:p>
+    <w:p>
+      <w:pPr>
+        <w:spacing w:before="0" w:after="0"/>
+        <w:jc w:val="both"/>
+      </w:pPr>
+      <w:r>
+        <w:rPr>
+          <w:b/>
+          <w:i w:val="0"/>
+        </w:rPr>
+        <w:t>b.3.</w:t>
+      </w:r>
+      <w:r>
+        <w:rPr>
+          <w:b w:val="0"/>
+          <w:i w:val="0"/>
+        </w:rPr>
+        <w:t xml:space="preserve"> Tổng kết.</w:t>
+      </w:r>
+    </w:p>
+    <w:p>
+      <w:pPr>
+        <w:spacing w:before="0" w:after="0"/>
+        <w:jc w:val="both"/>
+      </w:pPr>
+      <w:r>
+        <w:rPr>
+          <w:b/>
+          <w:i w:val="0"/>
+        </w:rPr>
+        <w:t>c) Sản phẩm:</w:t>
+      </w:r>
+      <w:r>
+        <w:rPr>
+          <w:b w:val="0"/>
+          <w:i w:val="0"/>
+        </w:rPr>
+        <w:t xml:space="preserve"> Là những chia sẻ </w:t>
+      </w:r>
+      <w:r>
+        <w:rPr>
+          <w:b/>
+          <w:i w:val="0"/>
+        </w:rPr>
+        <w:t>các kết quả đọc</w:t>
+      </w:r>
+      <w:r>
+        <w:rPr>
+          <w:b w:val="0"/>
+          <w:i w:val="0"/>
+        </w:rPr>
+        <w:t xml:space="preserve"> của cá nhân/đại diện nhóm, phiếu học tập; nội dung chốt:</w:t>
       </w:r>
     </w:p>
     <w:tbl>
@@ -863,36 +1058,70 @@
             </w:pPr>
             <w:r>
               <w:rPr>
+                <w:b/>
+                <w:i w:val="0"/>
+              </w:rPr>
+              <w:t>1. Lập luận:</w:t>
+            </w:r>
+            <w:r>
+              <w:rPr>
                 <w:b w:val="0"/>
                 <w:i w:val="0"/>
               </w:rPr>
-              <w:t>- Lập luận: sử dụng lí lẽ và bằng chứng để thuyết phục người đọc về một vấn đề. Giá trị văn bản nghị luận được quyết định bởi ý nghĩa của vấn đề (luận đề) và nghệ thuật lập luận.</w:t>
-            </w:r>
-          </w:p>
-          <w:p>
-            <w:pPr>
-              <w:spacing w:before="0" w:after="0"/>
-              <w:jc w:val="both"/>
-            </w:pPr>
+              <w:t xml:space="preserve"> sử dụng lí lẽ và bằng chứng để thuyết phục người đọc về một vấn đề. Giá trị văn bản nghị luận được quyết định bởi ý nghĩa của vấn đề (luận đề) và nghệ thuật lập luận.</w:t>
+            </w:r>
+          </w:p>
+          <w:p>
+            <w:pPr>
+              <w:spacing w:before="0" w:after="0"/>
+              <w:jc w:val="both"/>
+            </w:pPr>
+            <w:r>
+              <w:rPr>
+                <w:b/>
+                <w:i w:val="0"/>
+              </w:rPr>
+              <w:t>2. Các thao tác:</w:t>
+            </w:r>
             <w:r>
               <w:rPr>
                 <w:b w:val="0"/>
                 <w:i w:val="0"/>
               </w:rPr>
-              <w:t>- Chứng minh: dùng lí lẽ và bằng chứng giúp người đọc thấy ý kiến hoàn toàn có cơ sở, đáng tin cậy. Bình luận: đánh giá đúng – sai, hay – dở, tốt – xấu… để thể hiện chủ kiến. Bác bỏ: chỉ ra sự sai lầm, phiến diện, thiếu chính xác của một quan điểm để củng cố lẽ phải.</w:t>
-            </w:r>
-          </w:p>
-          <w:p>
-            <w:pPr>
-              <w:spacing w:before="0" w:after="0"/>
-              <w:jc w:val="both"/>
-            </w:pPr>
+              <w:t xml:space="preserve"> Chứng minh – dùng lí lẽ và bằng chứng giúp người đọc thấy ý kiến hoàn toàn có cơ sở, đáng tin cậy. Bình luận – đánh giá đúng – sai, hay – dở, tốt – xấu… để thể hiện chủ kiến. Bác bỏ – chỉ ra sự sai lầm, phiến diện, thiếu chính xác của một quan điểm để củng cố lẽ phải. Giải thích – cắt nghĩa về đối tượng chi tiết, tỉ mỉ. Phân tích – chia tách đối tượng thành nhiều bộ phận để thấy rõ các yếu tố và mối quan hệ. So sánh – đặt đối tượng bên cạnh đối tượng khác để nhận ra điểm tương đồng, khác biệt. Các thao tác thường được phối hợp linh hoạt.</w:t>
+            </w:r>
+          </w:p>
+          <w:p>
+            <w:pPr>
+              <w:spacing w:before="0" w:after="0"/>
+              <w:jc w:val="both"/>
+            </w:pPr>
+            <w:r>
+              <w:rPr>
+                <w:b/>
+                <w:i w:val="0"/>
+              </w:rPr>
+              <w:t>II. Tìm hiểu chung</w:t>
+            </w:r>
+          </w:p>
+          <w:p>
+            <w:pPr>
+              <w:spacing w:before="0" w:after="0"/>
+              <w:jc w:val="both"/>
+            </w:pPr>
+            <w:r>
+              <w:rPr>
+                <w:b/>
+                <w:i w:val="0"/>
+              </w:rPr>
+              <w:t>1. Tác giả:</w:t>
+            </w:r>
             <w:r>
               <w:rPr>
                 <w:b w:val="0"/>
                 <w:i w:val="0"/>
               </w:rPr>
-              <w:t>- Giải thích: cắt nghĩa về đối tượng chi tiết, tỉ mỉ. Phân tích: chia tách đối tượng thành nhiều bộ phận để thấy rõ các yếu tố và mối quan hệ. So sánh: đặt đối tượng bên cạnh đối tượng khác để nhận ra điểm tương đồng, khác biệt. Các thao tác thường được phối hợp linh hoạt.</w:t>
+              <w:t xml:space="preserve"> Trần Đình Hượu (1926 – 1995), quê Nghệ An; chuyên gia nghiên cứu tư tưởng phương Đông, văn hoá, văn học Việt Nam thời trung đại và giai đoạn giao thời; có tư tưởng nghiên cứu độc lập.</w:t>
             </w:r>
           </w:p>
           <w:p>
@@ -905,33 +1134,47 @@
                 <w:b/>
                 <w:i w:val="0"/>
               </w:rPr>
-              <w:t>II. Tìm hiểu chung</w:t>
-            </w:r>
-          </w:p>
-          <w:p>
-            <w:pPr>
-              <w:spacing w:before="0" w:after="0"/>
-              <w:jc w:val="both"/>
-            </w:pPr>
+              <w:t>2. Văn bản:</w:t>
+            </w:r>
             <w:r>
               <w:rPr>
                 <w:b w:val="0"/>
                 <w:i w:val="0"/>
               </w:rPr>
-              <w:t>- Trần Đình Hượu (1926 – 1995), quê Nghệ An; chuyên gia nghiên cứu tư tưởng phương Đông, văn hoá, văn học Việt Nam thời trung đại và giai đoạn giao thời; có tư tưởng nghiên cứu độc lập.</w:t>
-            </w:r>
-          </w:p>
-          <w:p>
-            <w:pPr>
-              <w:spacing w:before="0" w:after="0"/>
-              <w:jc w:val="both"/>
-            </w:pPr>
+              <w:t xml:space="preserve"> trích phần II của tiểu luận Về vấn đề tìm đặc sắc văn hoá dân tộc, công bố năm 1986.</w:t>
+            </w:r>
+          </w:p>
+          <w:p>
+            <w:pPr>
+              <w:spacing w:before="0" w:after="0"/>
+              <w:jc w:val="both"/>
+            </w:pPr>
+            <w:r>
+              <w:rPr>
+                <w:b/>
+                <w:i w:val="0"/>
+              </w:rPr>
+              <w:t>III. Khám phá văn bản</w:t>
+            </w:r>
+          </w:p>
+          <w:p>
+            <w:pPr>
+              <w:spacing w:before="0" w:after="0"/>
+              <w:jc w:val="both"/>
+            </w:pPr>
+            <w:r>
+              <w:rPr>
+                <w:b/>
+                <w:i w:val="0"/>
+              </w:rPr>
+              <w:t>1. Vấn đề nghị luận (câu hỏi 1):</w:t>
+            </w:r>
             <w:r>
               <w:rPr>
                 <w:b w:val="0"/>
                 <w:i w:val="0"/>
               </w:rPr>
-              <w:t>- Văn bản trích phần II của tiểu luận Về vấn đề tìm đặc sắc văn hoá dân tộc, công bố năm 1986.</w:t>
+              <w:t xml:space="preserve"> nêu khái quát ở phần đầu – “chúng tôi xin đưa ra một số nhận xét về vài ba mặt của cái vốn văn hoá dân tộc”; thống nhất với nhan đề: “Nhìn về” là tìm hiểu, khám phá, kết quả là những “nhận xét”. Tác giả không tụng ca văn hoá dân tộc như cách làm phổ biến một thời – cảm hứng tự phê phán là tư thế khoa học đáng trọng.</w:t>
             </w:r>
           </w:p>
           <w:p>
@@ -944,7 +1187,7 @@
                 <w:b/>
                 <w:i w:val="0"/>
               </w:rPr>
-              <w:t>III. Khám phá văn bản</w:t>
+              <w:t>2. Hệ thống luận điểm (câu hỏi 2):</w:t>
             </w:r>
           </w:p>
           <w:p>
@@ -957,7 +1200,7 @@
                 <w:b w:val="0"/>
                 <w:i w:val="0"/>
               </w:rPr>
-              <w:t>- Vấn đề nghị luận (SGV tr.72): nêu khái quát ở phần đầu – “chúng tôi xin đưa ra một số nhận xét về vài ba mặt của cái vốn văn hoá dân tộc”; thống nhất với nhan đề: “Nhìn về” là tìm hiểu, khám phá, kết quả là những “nhận xét”.</w:t>
+              <w:t>- Luận điểm 1: “Giữa các dân tộc, chúng ta không thể tự hào là nền văn hoá của ta đồ sộ, có những cống hiến lớn lao cho nhân loại, hay có những đặc sắc nổi bật”.</w:t>
             </w:r>
           </w:p>
           <w:p>
@@ -970,7 +1213,7 @@
                 <w:b w:val="0"/>
                 <w:i w:val="0"/>
               </w:rPr>
-              <w:t>- Bối cảnh (SGV): nguyên tiểu luận tên Về vấn đề tìm đặc sắc văn hoá dân tộc (1986), gợi mở hướng nghiên cứu cho chiến lược canh tân – phát triển đất nước; tác giả không tụng ca văn hoá dân tộc như cách làm phổ biến một thời – cảm hứng tự phê phán là tư thế khoa học đáng trọng.</w:t>
+              <w:t>- Luận điểm 2: người Việt Nam coi trọng cuộc sống hiện thế – ít tinh thần tôn giáo; ước mong thiết thực; ưa chuộng con người hiền lành, tình nghĩa, khôn khéo.</w:t>
             </w:r>
           </w:p>
           <w:p>
@@ -983,7 +1226,7 @@
                 <w:b w:val="0"/>
                 <w:i w:val="0"/>
               </w:rPr>
-              <w:t>- Khái niệm trung tâm: bản sắc văn hoá dân tộc – kết tinh qua thời gian lâu dài, phối trộn “cái vốn có, cái riêng” với “cái tiếp thu” từ bên ngoài; vừa có mặt ổn định, vừa có mặt biến đổi.</w:t>
+              <w:t>- Luận điểm 3: người Việt Nam ưa những gì vừa phải, chừng mực, không thích cái hoành tráng, cầu kì – cái đẹp vừa ý là xinh, là khéo.</w:t>
             </w:r>
           </w:p>
           <w:p>
@@ -996,7 +1239,7 @@
                 <w:b w:val="0"/>
                 <w:i w:val="0"/>
               </w:rPr>
-              <w:t>- Luận điểm 1: “Giữa các dân tộc, chúng ta không thể tự hào là nền văn hoá của ta đồ sộ, có những cống hiến lớn lao cho nhân loại, hay có những đặc sắc nổi bật” – chứng minh bằng thực tế: thần thoại không phong phú, tôn giáo, triết học không phát triển; không ngành khoa học, kĩ thuật nào phát triển thành truyền thống; âm nhạc, hội hoạ, kiến trúc không đến tuyệt kĩ; thơ ca phát triển nhất nhưng không nhà thơ nào coi thơ là sự nghiệp → lí giải: văn hoá của dân nông nghiệp định cư.</w:t>
+              <w:t>- Luận điểm 4: “Tinh thần chung của văn hoá Việt Nam là thiết thực, linh hoạt, dung hoà” – kết luận quan trọng nhất (câu hỏi 6).</w:t>
             </w:r>
           </w:p>
           <w:p>
@@ -1009,111 +1252,120 @@
                 <w:b w:val="0"/>
                 <w:i w:val="0"/>
               </w:rPr>
-              <w:t>- Luận điểm 2: người Việt Nam coi trọng cuộc sống hiện thế – ít tinh thần tôn giáo; ước mong thiết thực; ưa chuộng con người hiền lành, tình nghĩa, khôn khéo.</w:t>
-            </w:r>
-          </w:p>
-          <w:p>
-            <w:pPr>
-              <w:spacing w:before="0" w:after="0"/>
-              <w:jc w:val="both"/>
-            </w:pPr>
+              <w:t>- Luận điểm 5: văn hoá Việt Nam là sự dung hợp giữa cái vốn có, cái riêng và tiếp thu cái bên ngoài (Nho, Phật, Lão…); “lịch sử chứng minh là dân tộc Việt Nam có bản lĩnh”.</w:t>
+            </w:r>
+          </w:p>
+          <w:p>
+            <w:pPr>
+              <w:spacing w:before="0" w:after="0"/>
+              <w:jc w:val="both"/>
+            </w:pPr>
+            <w:r>
+              <w:rPr>
+                <w:b/>
+                <w:i w:val="0"/>
+              </w:rPr>
+              <w:t>3. Chứng minh luận điểm 1 (câu hỏi 3):</w:t>
+            </w:r>
             <w:r>
               <w:rPr>
                 <w:b w:val="0"/>
                 <w:i w:val="0"/>
               </w:rPr>
-              <w:t>- Luận điểm 3: người Việt Nam ưa những gì vừa phải, chừng mực, không thích cái hoành tráng, cầu kì – cái đẹp vừa ý là xinh, là khéo.</w:t>
-            </w:r>
-          </w:p>
-          <w:p>
-            <w:pPr>
-              <w:spacing w:before="0" w:after="0"/>
-              <w:jc w:val="both"/>
-            </w:pPr>
+              <w:t xml:space="preserve"> thần thoại không phong phú, tôn giáo, triết học không phát triển; không ngành khoa học, kĩ thuật nào phát triển thành truyền thống; âm nhạc, hội hoạ, kiến trúc không đến tuyệt kĩ; thơ ca phát triển nhất nhưng không nhà thơ nào coi thơ là sự nghiệp → lí giải: văn hoá của dân nông nghiệp định cư.</w:t>
+            </w:r>
+          </w:p>
+          <w:p>
+            <w:pPr>
+              <w:spacing w:before="0" w:after="0"/>
+              <w:jc w:val="both"/>
+            </w:pPr>
+            <w:r>
+              <w:rPr>
+                <w:b/>
+                <w:i w:val="0"/>
+              </w:rPr>
+              <w:t>4. Thái độ (câu hỏi 4):</w:t>
+            </w:r>
             <w:r>
               <w:rPr>
                 <w:b w:val="0"/>
                 <w:i w:val="0"/>
               </w:rPr>
-              <w:t>- Luận điểm 4: “Tinh thần chung của văn hoá Việt Nam là thiết thực, linh hoạt, dung hoà” – kết luận quan trọng nhất, thâu tóm các luận điểm trước (câu hỏi 6).</w:t>
-            </w:r>
-          </w:p>
-          <w:p>
-            <w:pPr>
-              <w:spacing w:before="0" w:after="0"/>
-              <w:jc w:val="both"/>
-            </w:pPr>
+              <w:t xml:space="preserve"> thoát khỏi thái độ ca ngợi hoặc chê bai thường thấy; giọng văn điềm tĩnh, khách quan; cái đích xa là góp phần xây dựng chiến lược phát triển mới cho đất nước.</w:t>
+            </w:r>
+          </w:p>
+          <w:p>
+            <w:pPr>
+              <w:spacing w:before="0" w:after="0"/>
+              <w:jc w:val="both"/>
+            </w:pPr>
+            <w:r>
+              <w:rPr>
+                <w:b/>
+                <w:i w:val="0"/>
+              </w:rPr>
+              <w:t>5. Thao tác (câu hỏi 5):</w:t>
+            </w:r>
             <w:r>
               <w:rPr>
                 <w:b w:val="0"/>
                 <w:i w:val="0"/>
               </w:rPr>
-              <w:t>- Luận điểm 5: văn hoá Việt Nam là sự dung hợp giữa cái vốn có, cái riêng và tiếp thu cái bên ngoài (Nho, Phật, Lão…); “lịch sử chứng minh là dân tộc Việt Nam có bản lĩnh”.</w:t>
-            </w:r>
-          </w:p>
-          <w:p>
-            <w:pPr>
-              <w:spacing w:before="0" w:after="0"/>
-              <w:jc w:val="both"/>
-            </w:pPr>
+              <w:t xml:space="preserve"> chứng minh (bằng chứng triết học, khoa học, văn học nghệ thuật); bình luận (“Phải chăng đó là kết quả của ý thức lâu đời về sự nhỏ yếu…?”); bác bỏ (không tán đồng quan điểm đề cao tầm vóc, quy mô văn hoá Việt Nam phổ biến một thời); phân tích; giải thích (“Không phải người Việt Nam không mê tín… Nhưng về tương lai, họ lo cho con cháu hơn là linh hồn của mình”) – phối hợp linh hoạt, nhuần nhị.</w:t>
+            </w:r>
+          </w:p>
+          <w:p>
+            <w:pPr>
+              <w:spacing w:before="0" w:after="0"/>
+              <w:jc w:val="both"/>
+            </w:pPr>
+            <w:r>
+              <w:rPr>
+                <w:b/>
+                <w:i w:val="0"/>
+              </w:rPr>
+              <w:t>IV. Tổng kết</w:t>
+            </w:r>
+          </w:p>
+          <w:p>
+            <w:pPr>
+              <w:spacing w:before="0" w:after="0"/>
+              <w:jc w:val="both"/>
+            </w:pPr>
+            <w:r>
+              <w:rPr>
+                <w:b/>
+                <w:i w:val="0"/>
+              </w:rPr>
+              <w:t>1. Nội dung:</w:t>
+            </w:r>
             <w:r>
               <w:rPr>
                 <w:b w:val="0"/>
                 <w:i w:val="0"/>
               </w:rPr>
-              <w:t>- Thái độ (câu hỏi 4, SGV tr.73): thoát khỏi thái độ ca ngợi hoặc chê bai thường thấy; giọng văn điềm tĩnh, khách quan; cái đích xa là góp phần xây dựng chiến lược phát triển mới cho đất nước.</w:t>
-            </w:r>
-          </w:p>
-          <w:p>
-            <w:pPr>
-              <w:spacing w:before="0" w:after="0"/>
-              <w:jc w:val="both"/>
-            </w:pPr>
+              <w:t xml:space="preserve"> cái nhìn khách quan, sâu sắc về đặc điểm, tinh thần chung và bản lĩnh của văn hoá Việt Nam.</w:t>
+            </w:r>
+          </w:p>
+          <w:p>
+            <w:pPr>
+              <w:spacing w:before="0" w:after="0"/>
+              <w:jc w:val="both"/>
+            </w:pPr>
+            <w:r>
+              <w:rPr>
+                <w:b/>
+                <w:i w:val="0"/>
+              </w:rPr>
+              <w:t>2. Nghệ thuật:</w:t>
+            </w:r>
             <w:r>
               <w:rPr>
                 <w:b w:val="0"/>
                 <w:i w:val="0"/>
               </w:rPr>
-              <w:t>- Thao tác (câu hỏi 5, SGV tr.74): chứng minh (bằng chứng triết học, khoa học, văn học nghệ thuật); bình luận (“Phải chăng đó là kết quả của ý thức lâu đời về sự nhỏ yếu…?”); bác bỏ (không tán đồng quan điểm đề cao tầm vóc, quy mô văn hoá Việt Nam phổ biến một thời); phân tích (chia tách các khía cạnh cho thấy người Việt ít tinh thần tôn giáo); giải thích (“Không phải người Việt Nam không mê tín… Nhưng về tương lai, họ lo cho con cháu hơn là linh hồn của mình”) – phối hợp linh hoạt, nhuần nhị.</w:t>
-            </w:r>
-          </w:p>
-          <w:p>
-            <w:pPr>
-              <w:spacing w:before="0" w:after="0"/>
-              <w:jc w:val="both"/>
-            </w:pPr>
-            <w:r>
-              <w:rPr>
-                <w:b/>
-                <w:i w:val="0"/>
-              </w:rPr>
-              <w:t>IV. Tổng kết</w:t>
-            </w:r>
-          </w:p>
-          <w:p>
-            <w:pPr>
-              <w:spacing w:before="0" w:after="0"/>
-              <w:jc w:val="both"/>
-            </w:pPr>
-            <w:r>
-              <w:rPr>
-                <w:b w:val="0"/>
-                <w:i w:val="0"/>
-              </w:rPr>
-              <w:t>- Nội dung: cái nhìn khách quan, sâu sắc về đặc điểm, tinh thần chung và bản lĩnh của văn hoá Việt Nam.</w:t>
-            </w:r>
-          </w:p>
-          <w:p>
-            <w:pPr>
-              <w:spacing w:before="0" w:after="0"/>
-              <w:jc w:val="both"/>
-            </w:pPr>
-            <w:r>
-              <w:rPr>
-                <w:b w:val="0"/>
-                <w:i w:val="0"/>
-              </w:rPr>
-              <w:t>- Nghệ thuật: lập luận chặt chẽ, phối hợp nhiều thao tác; cách nói có tính khẳng định; ngôn ngữ khoa học, chính xác.</w:t>
+              <w:t xml:space="preserve"> lập luận chặt chẽ, phối hợp nhiều thao tác; cách nói có tính khẳng định; ngôn ngữ khoa học, chính xác.</w:t>
             </w:r>
           </w:p>
         </w:tc>
@@ -1133,7 +1385,7 @@
       <w:r>
         <w:rPr>
           <w:b/>
-          <w:i/>
+          <w:i w:val="0"/>
         </w:rPr>
         <w:t>d) Tổ chức thực hiện</w:t>
       </w:r>
@@ -1146,7 +1398,7 @@
       <w:r>
         <w:rPr>
           <w:b/>
-          <w:i/>
+          <w:i w:val="0"/>
         </w:rPr>
         <w:t>d.1. Nhiệm vụ 1: Tri thức ngữ văn, tìm hiểu chung</w:t>
       </w:r>
@@ -1158,36 +1410,115 @@
       </w:pPr>
       <w:r>
         <w:rPr>
-          <w:b w:val="0"/>
-          <w:i w:val="0"/>
-        </w:rPr>
-        <w:t>- Bước 1: HS đọc Tri thức ngữ văn (SGK tr.62 – 63), lập bảng 6 thao tác nghị luận (khái niệm – dấu hiệu nhận biết); giới thiệu tác giả, xuất xứ.</w:t>
-      </w:r>
-    </w:p>
-    <w:p>
-      <w:pPr>
-        <w:spacing w:before="0" w:after="0"/>
-        <w:jc w:val="both"/>
-      </w:pPr>
-      <w:r>
-        <w:rPr>
-          <w:b w:val="0"/>
-          <w:i w:val="0"/>
-        </w:rPr>
-        <w:t>- 1.1.NC1a: HS tra cứu một di sản văn hoá của Việt Nam được UNESCO ghi danh (không gian văn hoá cồng chiêng Tây Nguyên…).</w:t>
-      </w:r>
-    </w:p>
-    <w:p>
-      <w:pPr>
-        <w:spacing w:before="0" w:after="0"/>
-        <w:jc w:val="both"/>
-      </w:pPr>
-      <w:r>
-        <w:rPr>
-          <w:b w:val="0"/>
-          <w:i w:val="0"/>
-        </w:rPr>
-        <w:t>- Bước 2 – 4: HS trình bày; GV chốt mục I, II.</w:t>
+          <w:b/>
+          <w:i w:val="0"/>
+        </w:rPr>
+        <w:t>Bước 1: Giao nhiệm vụ học tập</w:t>
+      </w:r>
+    </w:p>
+    <w:p>
+      <w:pPr>
+        <w:spacing w:before="0" w:after="0"/>
+        <w:jc w:val="both"/>
+      </w:pPr>
+      <w:r>
+        <w:rPr>
+          <w:b w:val="0"/>
+          <w:i w:val="0"/>
+        </w:rPr>
+        <w:t>- GV yêu cầu HS đọc Tri thức ngữ văn (SGK tr.62 – 63), lập bảng 6 thao tác nghị luận (khái niệm – dấu hiệu nhận biết); giới thiệu tác giả, xuất xứ văn bản.</w:t>
+      </w:r>
+    </w:p>
+    <w:p>
+      <w:pPr>
+        <w:spacing w:before="0" w:after="0"/>
+        <w:jc w:val="both"/>
+      </w:pPr>
+      <w:r>
+        <w:rPr>
+          <w:b w:val="0"/>
+          <w:i w:val="0"/>
+          <w:color w:val="EE0000"/>
+        </w:rPr>
+        <w:t>6.3.NC1a: HS lập bảng/sơ đồ 6 thao tác nghị luận bằng công cụ số.</w:t>
+      </w:r>
+    </w:p>
+    <w:p>
+      <w:pPr>
+        <w:spacing w:before="0" w:after="0"/>
+        <w:jc w:val="both"/>
+      </w:pPr>
+      <w:r>
+        <w:rPr>
+          <w:b/>
+          <w:i w:val="0"/>
+        </w:rPr>
+        <w:t>Bước 2: Thực hiện nhiệm vụ</w:t>
+      </w:r>
+    </w:p>
+    <w:p>
+      <w:pPr>
+        <w:spacing w:before="0" w:after="0"/>
+        <w:jc w:val="both"/>
+      </w:pPr>
+      <w:r>
+        <w:rPr>
+          <w:b w:val="0"/>
+          <w:i w:val="0"/>
+        </w:rPr>
+        <w:t>HS làm việc theo cặp.</w:t>
+      </w:r>
+    </w:p>
+    <w:p>
+      <w:pPr>
+        <w:spacing w:before="0" w:after="0"/>
+        <w:jc w:val="both"/>
+      </w:pPr>
+      <w:r>
+        <w:rPr>
+          <w:b/>
+          <w:i w:val="0"/>
+        </w:rPr>
+        <w:t>Bước 3: Báo cáo, thảo luận</w:t>
+      </w:r>
+    </w:p>
+    <w:p>
+      <w:pPr>
+        <w:spacing w:before="0" w:after="0"/>
+        <w:jc w:val="both"/>
+      </w:pPr>
+      <w:r>
+        <w:rPr>
+          <w:b w:val="0"/>
+          <w:i w:val="0"/>
+        </w:rPr>
+        <w:t>- 2 cặp trình bày; lớp bổ sung.</w:t>
+      </w:r>
+    </w:p>
+    <w:p>
+      <w:pPr>
+        <w:spacing w:before="0" w:after="0"/>
+        <w:jc w:val="both"/>
+      </w:pPr>
+      <w:r>
+        <w:rPr>
+          <w:b/>
+          <w:i w:val="0"/>
+        </w:rPr>
+        <w:t>Bước 4: Kết luận, nhận định</w:t>
+      </w:r>
+    </w:p>
+    <w:p>
+      <w:pPr>
+        <w:spacing w:before="0" w:after="0"/>
+        <w:jc w:val="both"/>
+      </w:pPr>
+      <w:r>
+        <w:rPr>
+          <w:b w:val="0"/>
+          <w:i w:val="0"/>
+        </w:rPr>
+        <w:t>- GV chốt mục I, II.</w:t>
       </w:r>
     </w:p>
     <w:p>
@@ -1200,18 +1531,18 @@
           <w:b/>
           <w:i w:val="0"/>
         </w:rPr>
-        <w:t>HẾT TIẾT 23 CHUYỂN SANG TIẾT 24</w:t>
-      </w:r>
-    </w:p>
-    <w:p>
-      <w:pPr>
-        <w:spacing w:before="0" w:after="0"/>
-        <w:jc w:val="both"/>
-      </w:pPr>
-      <w:r>
-        <w:rPr>
-          <w:b/>
-          <w:i/>
+        <w:t>----------HẾT TIẾT 23 CHUYỂN SANG TIẾT 24----------</w:t>
+      </w:r>
+    </w:p>
+    <w:p>
+      <w:pPr>
+        <w:spacing w:before="0" w:after="0"/>
+        <w:jc w:val="both"/>
+      </w:pPr>
+      <w:r>
+        <w:rPr>
+          <w:b/>
+          <w:i w:val="0"/>
         </w:rPr>
         <w:t>d.2. Nhiệm vụ 2: Khám phá văn bản (thảo luận nhóm)</w:t>
       </w:r>
@@ -1224,7 +1555,7 @@
       <w:r>
         <w:rPr>
           <w:b/>
-          <w:i/>
+          <w:i w:val="0"/>
         </w:rPr>
         <w:t>Bước 1: Giao nhiệm vụ học tập</w:t>
       </w:r>
@@ -1686,8 +2017,36 @@
       </w:pPr>
       <w:r>
         <w:rPr>
-          <w:b/>
-          <w:i/>
+          <w:b w:val="0"/>
+          <w:i w:val="0"/>
+          <w:color w:val="EE0000"/>
+        </w:rPr>
+        <w:t>- GV yêu cầu nhóm 5, 6 dùng AI với câu lệnh: “Chỉ ra các thao tác nghị luận trong đoạn văn sau: …”, sau đó đối chiếu với kết quả của nhóm.</w:t>
+      </w:r>
+    </w:p>
+    <w:p>
+      <w:pPr>
+        <w:spacing w:before="0" w:after="0"/>
+        <w:jc w:val="both"/>
+      </w:pPr>
+      <w:r>
+        <w:rPr>
+          <w:b w:val="0"/>
+          <w:i w:val="0"/>
+          <w:color w:val="7030A0"/>
+        </w:rPr>
+        <w:t>(12.A1.1.a: Học sinh đối chiếu kết quả AI với Tri thức ngữ văn để phát hiện chỗ AI nhận diện sai thao tác.)</w:t>
+      </w:r>
+    </w:p>
+    <w:p>
+      <w:pPr>
+        <w:spacing w:before="0" w:after="0"/>
+        <w:jc w:val="both"/>
+      </w:pPr>
+      <w:r>
+        <w:rPr>
+          <w:b/>
+          <w:i w:val="0"/>
         </w:rPr>
         <w:t>Bước 2: Thực hiện nhiệm vụ</w:t>
       </w:r>
@@ -1713,7 +2072,7 @@
       <w:r>
         <w:rPr>
           <w:b/>
-          <w:i/>
+          <w:i w:val="0"/>
         </w:rPr>
         <w:t>Bước 3: Báo cáo, thảo luận</w:t>
       </w:r>
@@ -1739,7 +2098,7 @@
       <w:r>
         <w:rPr>
           <w:b/>
-          <w:i/>
+          <w:i w:val="0"/>
         </w:rPr>
         <w:t>Bước 4: Kết luận, nhận định</w:t>
       </w:r>
@@ -1754,7 +2113,402 @@
           <w:b w:val="0"/>
           <w:i w:val="0"/>
         </w:rPr>
-        <w:t>- GV chốt mục III, IV; câu hỏi 6: kết luận “thiết thực, linh hoạt, dung hoà” – gợi suy nghĩ về việc giữ gìn bản sắc trong hội nhập; liên hệ giáo dục liêm chính (trung thực khoa học).</w:t>
+        <w:t>- GV chốt mục III, IV; câu hỏi 6: kết luận “thiết thực, linh hoạt, dung hoà” – gợi suy nghĩ về việc giữ gìn bản sắc trong hội nhập.</w:t>
+      </w:r>
+    </w:p>
+    <w:p>
+      <w:pPr>
+        <w:spacing w:before="0" w:after="0"/>
+        <w:jc w:val="both"/>
+      </w:pPr>
+      <w:r>
+        <w:rPr>
+          <w:b w:val="0"/>
+          <w:i w:val="0"/>
+          <w:color w:val="EE0000"/>
+        </w:rPr>
+        <w:t>[6.2.NC1a: HS sử dụng câu lệnh (prompt) để AI chỉ ra các thao tác nghị luận; tự đối chiếu, đánh giá.]</w:t>
+      </w:r>
+    </w:p>
+    <w:p>
+      <w:pPr>
+        <w:spacing w:before="0" w:after="0"/>
+        <w:jc w:val="both"/>
+      </w:pPr>
+      <w:r>
+        <w:rPr>
+          <w:b/>
+          <w:i w:val="0"/>
+          <w:color w:val="FF0000"/>
+        </w:rPr>
+        <w:t>* Giáo dục đạo đức liêm chính:</w:t>
+      </w:r>
+    </w:p>
+    <w:p>
+      <w:pPr>
+        <w:spacing w:before="0" w:after="0"/>
+        <w:jc w:val="both"/>
+      </w:pPr>
+      <w:r>
+        <w:rPr>
+          <w:b w:val="0"/>
+          <w:i w:val="0"/>
+          <w:color w:val="FF0000"/>
+        </w:rPr>
+        <w:t>+ Thái độ nghiên cứu khách quan, trung thực của Trần Đình Hượu – không tự tôn, không tự ti, dám nhìn thẳng vào hạn chế – là tấm gương về trung thực khoa học.</w:t>
+      </w:r>
+    </w:p>
+    <w:p>
+      <w:pPr>
+        <w:spacing w:before="0" w:after="0"/>
+        <w:jc w:val="both"/>
+      </w:pPr>
+      <w:r>
+        <w:rPr>
+          <w:b/>
+          <w:i w:val="0"/>
+        </w:rPr>
+        <w:t>3. Hoạt động 3: Luyện tập (Dự kiến thời gian: 5 phút)</w:t>
+      </w:r>
+    </w:p>
+    <w:p>
+      <w:pPr>
+        <w:spacing w:before="0" w:after="0"/>
+        <w:jc w:val="both"/>
+      </w:pPr>
+      <w:r>
+        <w:rPr>
+          <w:b/>
+          <w:i w:val="0"/>
+        </w:rPr>
+        <w:t>a) Mục tiêu:</w:t>
+      </w:r>
+      <w:r>
+        <w:rPr>
+          <w:b w:val="0"/>
+          <w:i w:val="0"/>
+        </w:rPr>
+        <w:t xml:space="preserve"> Củng cố nhận diện luận điểm, thao tác nghị luận.</w:t>
+      </w:r>
+    </w:p>
+    <w:p>
+      <w:pPr>
+        <w:spacing w:before="0" w:after="0"/>
+        <w:jc w:val="both"/>
+      </w:pPr>
+      <w:r>
+        <w:rPr>
+          <w:b/>
+          <w:i w:val="0"/>
+        </w:rPr>
+        <w:t>b) Nội dung:</w:t>
+      </w:r>
+      <w:r>
+        <w:rPr>
+          <w:b w:val="0"/>
+          <w:i w:val="0"/>
+        </w:rPr>
+        <w:t xml:space="preserve"> HS chỉ ra một thao tác nghị luận trong một đoạn văn GV trích từ văn bản.</w:t>
+      </w:r>
+    </w:p>
+    <w:p>
+      <w:pPr>
+        <w:spacing w:before="0" w:after="0"/>
+        <w:jc w:val="both"/>
+      </w:pPr>
+      <w:r>
+        <w:rPr>
+          <w:b/>
+          <w:i w:val="0"/>
+        </w:rPr>
+        <w:t>c) Sản phẩm:</w:t>
+      </w:r>
+      <w:r>
+        <w:rPr>
+          <w:b w:val="0"/>
+          <w:i w:val="0"/>
+        </w:rPr>
+        <w:t xml:space="preserve"> Câu trả lời của HS.</w:t>
+      </w:r>
+    </w:p>
+    <w:p>
+      <w:pPr>
+        <w:spacing w:before="0" w:after="0"/>
+        <w:jc w:val="both"/>
+      </w:pPr>
+      <w:r>
+        <w:rPr>
+          <w:b/>
+          <w:i w:val="0"/>
+        </w:rPr>
+        <w:t>d) Tổ chức thực hiện</w:t>
+      </w:r>
+    </w:p>
+    <w:p>
+      <w:pPr>
+        <w:spacing w:before="0" w:after="0"/>
+        <w:jc w:val="both"/>
+      </w:pPr>
+      <w:r>
+        <w:rPr>
+          <w:b/>
+          <w:i w:val="0"/>
+        </w:rPr>
+        <w:t>Bước 1: Giao nhiệm vụ học tập:</w:t>
+      </w:r>
+      <w:r>
+        <w:rPr>
+          <w:b w:val="0"/>
+          <w:i w:val="0"/>
+        </w:rPr>
+        <w:t xml:space="preserve"> GV chiếu đoạn văn về “người Việt Nam ít tinh thần tôn giáo”.</w:t>
+      </w:r>
+    </w:p>
+    <w:p>
+      <w:pPr>
+        <w:spacing w:before="0" w:after="0"/>
+        <w:jc w:val="both"/>
+      </w:pPr>
+      <w:r>
+        <w:rPr>
+          <w:b/>
+          <w:i w:val="0"/>
+        </w:rPr>
+        <w:t>Bước 2: Thực hiện nhiệm vụ:</w:t>
+      </w:r>
+      <w:r>
+        <w:rPr>
+          <w:b w:val="0"/>
+          <w:i w:val="0"/>
+        </w:rPr>
+        <w:t xml:space="preserve"> HS làm cá nhân.</w:t>
+      </w:r>
+    </w:p>
+    <w:p>
+      <w:pPr>
+        <w:spacing w:before="0" w:after="0"/>
+        <w:jc w:val="both"/>
+      </w:pPr>
+      <w:r>
+        <w:rPr>
+          <w:b/>
+          <w:i w:val="0"/>
+        </w:rPr>
+        <w:t>Bước 3: Báo cáo, thảo luận:</w:t>
+      </w:r>
+      <w:r>
+        <w:rPr>
+          <w:b w:val="0"/>
+          <w:i w:val="0"/>
+        </w:rPr>
+        <w:t xml:space="preserve"> 2 HS trả lời.</w:t>
+      </w:r>
+    </w:p>
+    <w:p>
+      <w:pPr>
+        <w:spacing w:before="0" w:after="0"/>
+        <w:jc w:val="both"/>
+      </w:pPr>
+      <w:r>
+        <w:rPr>
+          <w:b/>
+          <w:i w:val="0"/>
+        </w:rPr>
+        <w:t>Bước 4: Kết luận, nhận định:</w:t>
+      </w:r>
+      <w:r>
+        <w:rPr>
+          <w:b w:val="0"/>
+          <w:i w:val="0"/>
+        </w:rPr>
+        <w:t xml:space="preserve"> GV nhận xét. (Bài củng cố trực tuyến làm sau khi học xong văn bản 2.)</w:t>
+      </w:r>
+    </w:p>
+    <w:p>
+      <w:pPr>
+        <w:spacing w:before="0" w:after="0"/>
+        <w:jc w:val="both"/>
+      </w:pPr>
+      <w:r>
+        <w:rPr>
+          <w:b/>
+          <w:i w:val="0"/>
+        </w:rPr>
+        <w:t>4. Hoạt động 4: Vận dụng (Kết nối đọc – viết)</w:t>
+      </w:r>
+    </w:p>
+    <w:p>
+      <w:pPr>
+        <w:spacing w:before="0" w:after="0"/>
+        <w:jc w:val="both"/>
+      </w:pPr>
+      <w:r>
+        <w:rPr>
+          <w:b/>
+          <w:i w:val="0"/>
+        </w:rPr>
+        <w:t>a) Mục tiêu:</w:t>
+      </w:r>
+      <w:r>
+        <w:rPr>
+          <w:b w:val="0"/>
+          <w:i w:val="0"/>
+        </w:rPr>
+        <w:t xml:space="preserve"> Vận dụng thao tác nghị luận để viết đoạn văn.</w:t>
+      </w:r>
+    </w:p>
+    <w:p>
+      <w:pPr>
+        <w:spacing w:before="0" w:after="0"/>
+        <w:jc w:val="both"/>
+      </w:pPr>
+      <w:r>
+        <w:rPr>
+          <w:b/>
+          <w:i w:val="0"/>
+        </w:rPr>
+        <w:t>b) Nội dung:</w:t>
+      </w:r>
+      <w:r>
+        <w:rPr>
+          <w:b w:val="0"/>
+          <w:i w:val="0"/>
+        </w:rPr>
+        <w:t xml:space="preserve"> Từ câu chủ đề “Trong quá trình hiện đại hoá đất nước, việc tìm hiểu truyền thống văn hoá dân tộc là rất cần thiết.”, hãy viết tiếp một số câu để hoàn thành đoạn văn theo kiểu diễn dịch (khoảng 150 chữ).</w:t>
+      </w:r>
+    </w:p>
+    <w:p>
+      <w:pPr>
+        <w:spacing w:before="0" w:after="0"/>
+        <w:jc w:val="both"/>
+      </w:pPr>
+      <w:r>
+        <w:rPr>
+          <w:b/>
+          <w:i w:val="0"/>
+        </w:rPr>
+        <w:t>c) Sản phẩm:</w:t>
+      </w:r>
+      <w:r>
+        <w:rPr>
+          <w:b w:val="0"/>
+          <w:i w:val="0"/>
+        </w:rPr>
+        <w:t xml:space="preserve"> Đoạn văn của HS.</w:t>
+      </w:r>
+    </w:p>
+    <w:p>
+      <w:pPr>
+        <w:spacing w:before="0" w:after="0"/>
+        <w:jc w:val="both"/>
+      </w:pPr>
+      <w:r>
+        <w:rPr>
+          <w:b/>
+          <w:i w:val="0"/>
+        </w:rPr>
+        <w:t>d) Tổ chức thực hiện</w:t>
+      </w:r>
+    </w:p>
+    <w:p>
+      <w:pPr>
+        <w:spacing w:before="0" w:after="0"/>
+        <w:jc w:val="both"/>
+      </w:pPr>
+      <w:r>
+        <w:rPr>
+          <w:b/>
+          <w:i w:val="0"/>
+        </w:rPr>
+        <w:t>Bước 1: Giao nhiệm vụ học tập:</w:t>
+      </w:r>
+      <w:r>
+        <w:rPr>
+          <w:b w:val="0"/>
+          <w:i w:val="0"/>
+        </w:rPr>
+        <w:t xml:space="preserve"> GV gợi ý tìm ý (SGV tr.74): Quá trình hiện đại hoá đất nước diễn ra thế nào? Văn hoá có vị trí quan trọng không, vì sao? Giá trị văn hoá truyền thống thể hiện ở những khía cạnh nào?</w:t>
+      </w:r>
+    </w:p>
+    <w:p>
+      <w:pPr>
+        <w:spacing w:before="0" w:after="0"/>
+        <w:jc w:val="both"/>
+      </w:pPr>
+      <w:r>
+        <w:rPr>
+          <w:b/>
+          <w:i w:val="0"/>
+        </w:rPr>
+        <w:t>Bước 2: Thực hiện nhiệm vụ:</w:t>
+      </w:r>
+      <w:r>
+        <w:rPr>
+          <w:b w:val="0"/>
+          <w:i w:val="0"/>
+        </w:rPr>
+        <w:t xml:space="preserve"> HS viết ở nhà.</w:t>
+      </w:r>
+    </w:p>
+    <w:p>
+      <w:pPr>
+        <w:spacing w:before="0" w:after="0"/>
+        <w:jc w:val="both"/>
+      </w:pPr>
+      <w:r>
+        <w:rPr>
+          <w:b/>
+          <w:i w:val="0"/>
+        </w:rPr>
+        <w:t>Bước 3: Báo cáo, thảo luận:</w:t>
+      </w:r>
+      <w:r>
+        <w:rPr>
+          <w:b w:val="0"/>
+          <w:i w:val="0"/>
+        </w:rPr>
+        <w:t xml:space="preserve"> </w:t>
+      </w:r>
+      <w:r>
+        <w:rPr>
+          <w:b w:val="0"/>
+          <w:i w:val="0"/>
+          <w:color w:val="EE0000"/>
+        </w:rPr>
+        <w:t>HS nộp bài qua Google Classroom.</w:t>
+      </w:r>
+    </w:p>
+    <w:p>
+      <w:pPr>
+        <w:spacing w:before="0" w:after="0"/>
+        <w:jc w:val="both"/>
+      </w:pPr>
+      <w:r>
+        <w:rPr>
+          <w:b/>
+          <w:i w:val="0"/>
+        </w:rPr>
+        <w:t>Bước 4: Kết luận, nhận định:</w:t>
+      </w:r>
+      <w:r>
+        <w:rPr>
+          <w:b w:val="0"/>
+          <w:i w:val="0"/>
+        </w:rPr>
+        <w:t xml:space="preserve"> GV nhận xét theo bảng kiểm (Phụ lục).</w:t>
+      </w:r>
+    </w:p>
+    <w:p>
+      <w:pPr>
+        <w:spacing w:before="80" w:after="80"/>
+        <w:jc w:val="center"/>
+      </w:pPr>
+      <w:r>
+        <w:rPr>
+          <w:b/>
+          <w:i w:val="0"/>
+        </w:rPr>
+        <w:t>----------HẾT TIẾT 24 CHUYỂN SANG TIẾT 25----------</w:t>
       </w:r>
     </w:p>
     <w:p>
@@ -1767,6 +2521,1104 @@
           <w:b/>
           <w:i w:val="0"/>
         </w:rPr>
+        <w:t>VĂN BẢN 2:</w:t>
+      </w:r>
+    </w:p>
+    <w:p>
+      <w:pPr>
+        <w:spacing w:before="80" w:after="0"/>
+        <w:jc w:val="center"/>
+      </w:pPr>
+      <w:r>
+        <w:rPr>
+          <w:b/>
+          <w:i w:val="0"/>
+        </w:rPr>
+        <w:t>NĂNG LỰC SÁNG TẠO (TRÍCH)</w:t>
+      </w:r>
+    </w:p>
+    <w:p>
+      <w:pPr>
+        <w:spacing w:before="80" w:after="0"/>
+        <w:jc w:val="center"/>
+      </w:pPr>
+      <w:r>
+        <w:rPr>
+          <w:b/>
+          <w:i w:val="0"/>
+        </w:rPr>
+        <w:t>(Phan Đình Diệu)</w:t>
+      </w:r>
+    </w:p>
+    <w:p>
+      <w:pPr>
+        <w:spacing w:before="0" w:after="0"/>
+        <w:jc w:val="center"/>
+      </w:pPr>
+      <w:r>
+        <w:rPr>
+          <w:b w:val="0"/>
+          <w:i w:val="0"/>
+        </w:rPr>
+        <w:t>(Dự kiến thời gian: 02 tiết – Tiết 25, 26)</w:t>
+      </w:r>
+    </w:p>
+    <w:p>
+      <w:pPr>
+        <w:spacing w:before="0" w:after="0"/>
+        <w:jc w:val="both"/>
+      </w:pPr>
+      <w:r>
+        <w:rPr>
+          <w:b/>
+          <w:i w:val="0"/>
+        </w:rPr>
+        <w:t>1. Hoạt động 1: Mở đầu (Dự kiến thời gian: 5 phút)</w:t>
+      </w:r>
+    </w:p>
+    <w:p>
+      <w:pPr>
+        <w:spacing w:before="0" w:after="0"/>
+        <w:jc w:val="both"/>
+      </w:pPr>
+      <w:r>
+        <w:rPr>
+          <w:b/>
+          <w:i w:val="0"/>
+        </w:rPr>
+        <w:t>a) Mục tiêu:</w:t>
+      </w:r>
+      <w:r>
+        <w:rPr>
+          <w:b w:val="0"/>
+          <w:i w:val="0"/>
+        </w:rPr>
+        <w:t xml:space="preserve"> Kết nối hiểu biết của HS về các thành tựu sáng tạo.</w:t>
+      </w:r>
+    </w:p>
+    <w:p>
+      <w:pPr>
+        <w:spacing w:before="0" w:after="0"/>
+        <w:jc w:val="both"/>
+      </w:pPr>
+      <w:r>
+        <w:rPr>
+          <w:b/>
+          <w:i w:val="0"/>
+        </w:rPr>
+        <w:t>b) Nội dung:</w:t>
+      </w:r>
+      <w:r>
+        <w:rPr>
+          <w:b w:val="0"/>
+          <w:i w:val="0"/>
+        </w:rPr>
+        <w:t xml:space="preserve"> Câu hỏi Trước khi đọc (SGK tr.68).</w:t>
+      </w:r>
+    </w:p>
+    <w:p>
+      <w:pPr>
+        <w:spacing w:before="0" w:after="0"/>
+        <w:jc w:val="both"/>
+      </w:pPr>
+      <w:r>
+        <w:rPr>
+          <w:b/>
+          <w:i w:val="0"/>
+        </w:rPr>
+        <w:t>c) Sản phẩm:</w:t>
+      </w:r>
+      <w:r>
+        <w:rPr>
+          <w:b w:val="0"/>
+          <w:i w:val="0"/>
+        </w:rPr>
+        <w:t xml:space="preserve"> Chia sẻ của HS.</w:t>
+      </w:r>
+    </w:p>
+    <w:p>
+      <w:pPr>
+        <w:spacing w:before="0" w:after="0"/>
+        <w:jc w:val="both"/>
+      </w:pPr>
+      <w:r>
+        <w:rPr>
+          <w:b/>
+          <w:i w:val="0"/>
+        </w:rPr>
+        <w:t>d) Tổ chức thực hiện</w:t>
+      </w:r>
+    </w:p>
+    <w:p>
+      <w:pPr>
+        <w:spacing w:before="0" w:after="0"/>
+        <w:jc w:val="both"/>
+      </w:pPr>
+      <w:r>
+        <w:rPr>
+          <w:b/>
+          <w:i w:val="0"/>
+        </w:rPr>
+        <w:t>Bước 1: Giao nhiệm vụ học tập</w:t>
+      </w:r>
+    </w:p>
+    <w:p>
+      <w:pPr>
+        <w:spacing w:before="0" w:after="0"/>
+        <w:jc w:val="both"/>
+      </w:pPr>
+      <w:r>
+        <w:rPr>
+          <w:b w:val="0"/>
+          <w:i w:val="0"/>
+        </w:rPr>
+        <w:t>- GV hỏi: Gần đây có những thành tựu sáng tạo nổi bật nào của con người mà bạn biết? Điểm chung nhất của những thành tựu đó là gì?</w:t>
+      </w:r>
+    </w:p>
+    <w:p>
+      <w:pPr>
+        <w:spacing w:before="0" w:after="0"/>
+        <w:jc w:val="both"/>
+      </w:pPr>
+      <w:r>
+        <w:rPr>
+          <w:b/>
+          <w:i w:val="0"/>
+        </w:rPr>
+        <w:t>Bước 2: Thực hiện nhiệm vụ</w:t>
+      </w:r>
+    </w:p>
+    <w:p>
+      <w:pPr>
+        <w:spacing w:before="0" w:after="0"/>
+        <w:jc w:val="both"/>
+      </w:pPr>
+      <w:r>
+        <w:rPr>
+          <w:b w:val="0"/>
+          <w:i w:val="0"/>
+        </w:rPr>
+        <w:t>HS suy nghĩ cá nhân.</w:t>
+      </w:r>
+    </w:p>
+    <w:p>
+      <w:pPr>
+        <w:spacing w:before="0" w:after="0"/>
+        <w:jc w:val="both"/>
+      </w:pPr>
+      <w:r>
+        <w:rPr>
+          <w:b/>
+          <w:i w:val="0"/>
+        </w:rPr>
+        <w:t>Bước 3: Báo cáo, thảo luận</w:t>
+      </w:r>
+    </w:p>
+    <w:p>
+      <w:pPr>
+        <w:spacing w:before="0" w:after="0"/>
+        <w:jc w:val="both"/>
+      </w:pPr>
+      <w:r>
+        <w:rPr>
+          <w:b w:val="0"/>
+          <w:i w:val="0"/>
+        </w:rPr>
+        <w:t>- 2 – 3 HS chia sẻ (trí tuệ nhân tạo, vắc-xin, xe điện…).</w:t>
+      </w:r>
+    </w:p>
+    <w:p>
+      <w:pPr>
+        <w:spacing w:before="0" w:after="0"/>
+        <w:jc w:val="both"/>
+      </w:pPr>
+      <w:r>
+        <w:rPr>
+          <w:b w:val="0"/>
+          <w:i w:val="0"/>
+        </w:rPr>
+        <w:t xml:space="preserve">- Video tham khảo: GS.TSKH Phan Đình Diệu: Nhà khoa học và khát vọng phát triển công nghệ thông tin ở Việt Nam (kênh Trung tâm Thư viện và Tri thức số) – </w:t>
+      </w:r>
+      <w:r>
+        <w:rPr>
+          <w:b w:val="0"/>
+          <w:i w:val="0"/>
+          <w:color w:val="0000FF"/>
+        </w:rPr>
+        <w:t>https://www.youtube.com/watch?v=IpP94uv6j5A</w:t>
+      </w:r>
+      <w:r>
+        <w:rPr>
+          <w:b w:val="0"/>
+          <w:i w:val="0"/>
+        </w:rPr>
+        <w:t xml:space="preserve"> – Tìm hiểu tác giả Phan Đình Diệu (Năng lực sáng tạo)</w:t>
+      </w:r>
+    </w:p>
+    <w:p>
+      <w:pPr>
+        <w:spacing w:before="0" w:after="0"/>
+        <w:jc w:val="both"/>
+      </w:pPr>
+      <w:r>
+        <w:rPr>
+          <w:b/>
+          <w:i w:val="0"/>
+        </w:rPr>
+        <w:t>Bước 4: Kết luận, nhận định</w:t>
+      </w:r>
+    </w:p>
+    <w:p>
+      <w:pPr>
+        <w:spacing w:before="0" w:after="0"/>
+        <w:jc w:val="both"/>
+      </w:pPr>
+      <w:r>
+        <w:rPr>
+          <w:b w:val="0"/>
+          <w:i w:val="0"/>
+        </w:rPr>
+        <w:t>- GV nhận xét, dẫn vào bài.</w:t>
+      </w:r>
+    </w:p>
+    <w:p>
+      <w:pPr>
+        <w:spacing w:before="0" w:after="0"/>
+        <w:jc w:val="both"/>
+      </w:pPr>
+      <w:r>
+        <w:rPr>
+          <w:b/>
+          <w:i w:val="0"/>
+        </w:rPr>
+        <w:t>2. Hoạt động 2: Hình thành kiến thức mới (Dự kiến thời gian: 70 phút)</w:t>
+      </w:r>
+    </w:p>
+    <w:p>
+      <w:pPr>
+        <w:spacing w:before="0" w:after="0"/>
+        <w:jc w:val="both"/>
+      </w:pPr>
+      <w:r>
+        <w:rPr>
+          <w:b/>
+          <w:i w:val="0"/>
+        </w:rPr>
+        <w:t>a) Mục tiêu:</w:t>
+      </w:r>
+    </w:p>
+    <w:p>
+      <w:pPr>
+        <w:spacing w:before="0" w:after="0"/>
+        <w:jc w:val="both"/>
+      </w:pPr>
+      <w:r>
+        <w:rPr>
+          <w:b w:val="0"/>
+          <w:i w:val="0"/>
+        </w:rPr>
+        <w:t>- Đánh giá sự phù hợp giữa nhan đề và nội dung; xác định luận điểm và mối quan hệ; nhận xét lí lẽ, bằng chứng (trích dẫn nhà khoa học).</w:t>
+      </w:r>
+    </w:p>
+    <w:p>
+      <w:pPr>
+        <w:spacing w:before="0" w:after="0"/>
+        <w:jc w:val="both"/>
+      </w:pPr>
+      <w:r>
+        <w:rPr>
+          <w:b w:val="0"/>
+          <w:i w:val="0"/>
+        </w:rPr>
+        <w:t>- Phân tích tác dụng của việc phối hợp các thao tác nghị luận; vai trò của năng lực sáng tạo.</w:t>
+      </w:r>
+    </w:p>
+    <w:p>
+      <w:pPr>
+        <w:spacing w:before="0" w:after="0"/>
+        <w:jc w:val="both"/>
+      </w:pPr>
+      <w:r>
+        <w:rPr>
+          <w:b/>
+          <w:i w:val="0"/>
+        </w:rPr>
+        <w:t>b) Nội dung:</w:t>
+      </w:r>
+    </w:p>
+    <w:p>
+      <w:pPr>
+        <w:spacing w:before="0" w:after="0"/>
+        <w:jc w:val="both"/>
+      </w:pPr>
+      <w:r>
+        <w:rPr>
+          <w:b/>
+          <w:i w:val="0"/>
+        </w:rPr>
+        <w:t>b.1.</w:t>
+      </w:r>
+      <w:r>
+        <w:rPr>
+          <w:b w:val="0"/>
+          <w:i w:val="0"/>
+        </w:rPr>
+        <w:t xml:space="preserve"> Tìm hiểu chung.</w:t>
+      </w:r>
+    </w:p>
+    <w:p>
+      <w:pPr>
+        <w:spacing w:before="0" w:after="0"/>
+        <w:jc w:val="both"/>
+      </w:pPr>
+      <w:r>
+        <w:rPr>
+          <w:b/>
+          <w:i w:val="0"/>
+        </w:rPr>
+        <w:t>b.2.</w:t>
+      </w:r>
+      <w:r>
+        <w:rPr>
+          <w:b w:val="0"/>
+          <w:i w:val="0"/>
+        </w:rPr>
+        <w:t xml:space="preserve"> Khám phá văn bản: HS đọc SGK tr.68 – 71, trả lời 6 câu hỏi SGK tr.71.</w:t>
+      </w:r>
+    </w:p>
+    <w:p>
+      <w:pPr>
+        <w:spacing w:before="0" w:after="0"/>
+        <w:jc w:val="both"/>
+      </w:pPr>
+      <w:r>
+        <w:rPr>
+          <w:b/>
+          <w:i w:val="0"/>
+        </w:rPr>
+        <w:t>b.3.</w:t>
+      </w:r>
+      <w:r>
+        <w:rPr>
+          <w:b w:val="0"/>
+          <w:i w:val="0"/>
+        </w:rPr>
+        <w:t xml:space="preserve"> Tổng kết.</w:t>
+      </w:r>
+    </w:p>
+    <w:p>
+      <w:pPr>
+        <w:spacing w:before="0" w:after="0"/>
+        <w:jc w:val="both"/>
+      </w:pPr>
+      <w:r>
+        <w:rPr>
+          <w:b/>
+          <w:i w:val="0"/>
+        </w:rPr>
+        <w:t>c) Sản phẩm:</w:t>
+      </w:r>
+      <w:r>
+        <w:rPr>
+          <w:b w:val="0"/>
+          <w:i w:val="0"/>
+        </w:rPr>
+        <w:t xml:space="preserve"> Là những chia sẻ </w:t>
+      </w:r>
+      <w:r>
+        <w:rPr>
+          <w:b/>
+          <w:i w:val="0"/>
+        </w:rPr>
+        <w:t>các kết quả đọc</w:t>
+      </w:r>
+      <w:r>
+        <w:rPr>
+          <w:b w:val="0"/>
+          <w:i w:val="0"/>
+        </w:rPr>
+        <w:t xml:space="preserve"> của cá nhân/đại diện nhóm; nội dung chốt:</w:t>
+      </w:r>
+    </w:p>
+    <w:tbl>
+      <w:tblPr>
+        <w:tblStyle w:val="TableGrid"/>
+        <w:tblW w:type="auto" w:w="0"/>
+        <w:jc w:val="center"/>
+        <w:tblLook w:firstColumn="1" w:firstRow="1" w:lastColumn="0" w:lastRow="0" w:noHBand="0" w:noVBand="1" w:val="04A0"/>
+      </w:tblPr>
+      <w:tblGrid>
+        <w:gridCol w:w="9923"/>
+      </w:tblGrid>
+      <w:tr>
+        <w:tc>
+          <w:tcPr>
+            <w:tcW w:type="dxa" w:w="9923"/>
+          </w:tcPr>
+          <w:p>
+            <w:pPr>
+              <w:spacing w:before="0" w:after="0"/>
+              <w:jc w:val="both"/>
+            </w:pPr>
+            <w:r>
+              <w:rPr>
+                <w:b/>
+                <w:i w:val="0"/>
+              </w:rPr>
+              <w:t>I. Tìm hiểu chung</w:t>
+            </w:r>
+          </w:p>
+          <w:p>
+            <w:pPr>
+              <w:spacing w:before="0" w:after="0"/>
+              <w:jc w:val="both"/>
+            </w:pPr>
+            <w:r>
+              <w:rPr>
+                <w:b/>
+                <w:i w:val="0"/>
+              </w:rPr>
+              <w:t>1. Tác giả:</w:t>
+            </w:r>
+            <w:r>
+              <w:rPr>
+                <w:b w:val="0"/>
+                <w:i w:val="0"/>
+              </w:rPr>
+              <w:t xml:space="preserve"> Phan Đình Diệu (1936 – 2018), quê Hà Tĩnh; nhà toán học xuất sắc, có công đầu trong việc định hướng phát triển ngành Tin học tại Việt Nam; tích cực tham gia hoạt động xã hội với tư tưởng đổi mới.</w:t>
+            </w:r>
+          </w:p>
+          <w:p>
+            <w:pPr>
+              <w:spacing w:before="0" w:after="0"/>
+              <w:jc w:val="both"/>
+            </w:pPr>
+            <w:r>
+              <w:rPr>
+                <w:b/>
+                <w:i w:val="0"/>
+              </w:rPr>
+              <w:t>2. Văn bản:</w:t>
+            </w:r>
+            <w:r>
+              <w:rPr>
+                <w:b w:val="0"/>
+                <w:i w:val="0"/>
+              </w:rPr>
+              <w:t xml:space="preserve"> in trong Một góc nhìn của trí thức, tập bốn (2004) với nhan đề Năng lực sáng tạo: làm sao để có?; năm 2021 in lại với nhan đề Năng lực sáng tạo.</w:t>
+            </w:r>
+          </w:p>
+          <w:p>
+            <w:pPr>
+              <w:spacing w:before="0" w:after="0"/>
+              <w:jc w:val="both"/>
+            </w:pPr>
+            <w:r>
+              <w:rPr>
+                <w:b/>
+                <w:i w:val="0"/>
+              </w:rPr>
+              <w:t>II. Khám phá văn bản</w:t>
+            </w:r>
+          </w:p>
+          <w:p>
+            <w:pPr>
+              <w:spacing w:before="0" w:after="0"/>
+              <w:jc w:val="both"/>
+            </w:pPr>
+            <w:r>
+              <w:rPr>
+                <w:b/>
+                <w:i w:val="0"/>
+              </w:rPr>
+              <w:t>1. Luận đề (câu hỏi 1):</w:t>
+            </w:r>
+            <w:r>
+              <w:rPr>
+                <w:b w:val="0"/>
+                <w:i w:val="0"/>
+              </w:rPr>
+              <w:t xml:space="preserve"> năng lực sáng tạo của con người – thể hiện rõ ở nhan đề; nội dung phù hợp với nhan đề.</w:t>
+            </w:r>
+          </w:p>
+          <w:p>
+            <w:pPr>
+              <w:spacing w:before="0" w:after="0"/>
+              <w:jc w:val="both"/>
+            </w:pPr>
+            <w:r>
+              <w:rPr>
+                <w:b/>
+                <w:i w:val="0"/>
+              </w:rPr>
+              <w:t>2. Luận điểm và mối quan hệ (câu hỏi 2):</w:t>
+            </w:r>
+          </w:p>
+          <w:p>
+            <w:pPr>
+              <w:spacing w:before="0" w:after="0"/>
+              <w:jc w:val="both"/>
+            </w:pPr>
+            <w:r>
+              <w:rPr>
+                <w:b w:val="0"/>
+                <w:i w:val="0"/>
+              </w:rPr>
+              <w:t>- Luận điểm 1 (giải thích): hoạt động sáng tạo là hoạt động tinh thần riêng có của con người, sản phẩm là phát minh, phát hiện mới mẻ, độc đáo; điều cốt lõi là sự xuất hiện các ý tưởng – “ánh chớp” (H. Poanh-ca-rê) chỉ loé lên nhờ lao động cần mẫn tích tụ “gió mây giông bão” trí tuệ.</w:t>
+            </w:r>
+          </w:p>
+          <w:p>
+            <w:pPr>
+              <w:spacing w:before="0" w:after="0"/>
+              <w:jc w:val="both"/>
+            </w:pPr>
+            <w:r>
+              <w:rPr>
+                <w:b w:val="0"/>
+                <w:i w:val="0"/>
+              </w:rPr>
+              <w:t>- Luận điểm 2 (phạm vi): sáng tạo không chỉ là việc riêng của “trí thức”; “mọi người đều tham gia sáng tạo, và mọi người đều có năng lực sáng tạo”; chìa khoá số một: tin rằng mình là người sáng tạo.</w:t>
+            </w:r>
+          </w:p>
+          <w:p>
+            <w:pPr>
+              <w:spacing w:before="0" w:after="0"/>
+              <w:jc w:val="both"/>
+            </w:pPr>
+            <w:r>
+              <w:rPr>
+                <w:b w:val="0"/>
+                <w:i w:val="0"/>
+              </w:rPr>
+              <w:t>- Luận điểm 3 (bản chất, ý nghĩa): “Cái chung nhất của sáng tạo là tìm kiếm những cái mới…”; đem lại “hạnh phúc thầm lặng” của một đời sống có ý nghĩa.</w:t>
+            </w:r>
+          </w:p>
+          <w:p>
+            <w:pPr>
+              <w:spacing w:before="0" w:after="0"/>
+              <w:jc w:val="both"/>
+            </w:pPr>
+            <w:r>
+              <w:rPr>
+                <w:b w:val="0"/>
+                <w:i w:val="0"/>
+              </w:rPr>
+              <w:t>- Luận điểm 4 (vai trò, điều kiện): sáng tạo là lao động phức tạp, vất vả (Ê-đi-xơn: “1% cảm hứng và 99% việc đổ mồ hôi”); trong “kinh tế tri thức”, năng lực sáng tạo là vấn đề chiến lược, “hưng vong của quốc gia”.</w:t>
+            </w:r>
+          </w:p>
+          <w:p>
+            <w:pPr>
+              <w:spacing w:before="0" w:after="0"/>
+              <w:jc w:val="both"/>
+            </w:pPr>
+            <w:r>
+              <w:rPr>
+                <w:b/>
+                <w:i w:val="0"/>
+              </w:rPr>
+              <w:t>3. Lí lẽ, bằng chứng (câu hỏi 3):</w:t>
+            </w:r>
+            <w:r>
+              <w:rPr>
+                <w:b w:val="0"/>
+                <w:i w:val="0"/>
+              </w:rPr>
+              <w:t xml:space="preserve"> trích dẫn nhà khoa học (F. Ba-li-ba, H. Poanh-ca-rê, Ê-đi-xơn) là một cách nêu bằng chứng: tăng độ tin cậy, sức thuyết phục.</w:t>
+            </w:r>
+          </w:p>
+          <w:p>
+            <w:pPr>
+              <w:spacing w:before="0" w:after="0"/>
+              <w:jc w:val="both"/>
+            </w:pPr>
+            <w:r>
+              <w:rPr>
+                <w:b/>
+                <w:i w:val="0"/>
+              </w:rPr>
+              <w:t>4. Thao tác (câu hỏi 4):</w:t>
+            </w:r>
+            <w:r>
+              <w:rPr>
+                <w:b w:val="0"/>
+                <w:i w:val="0"/>
+              </w:rPr>
+              <w:t xml:space="preserve"> giải thích, chứng minh, phân tích, bình luận phối hợp linh hoạt.</w:t>
+            </w:r>
+          </w:p>
+          <w:p>
+            <w:pPr>
+              <w:spacing w:before="0" w:after="0"/>
+              <w:jc w:val="both"/>
+            </w:pPr>
+            <w:r>
+              <w:rPr>
+                <w:b/>
+                <w:i w:val="0"/>
+              </w:rPr>
+              <w:t>5. Vai trò năng lực sáng tạo, tư tưởng tác giả (câu hỏi 5, 6):</w:t>
+            </w:r>
+            <w:r>
+              <w:rPr>
+                <w:b w:val="0"/>
+                <w:i w:val="0"/>
+              </w:rPr>
+              <w:t xml:space="preserve"> yếu tố quyết định sự phát triển của cá nhân và đất nước; niềm tin vào khả năng sáng tạo của mọi người.</w:t>
+            </w:r>
+          </w:p>
+          <w:p>
+            <w:pPr>
+              <w:spacing w:before="0" w:after="0"/>
+              <w:jc w:val="both"/>
+            </w:pPr>
+            <w:r>
+              <w:rPr>
+                <w:b/>
+                <w:i w:val="0"/>
+              </w:rPr>
+              <w:t>III. Tổng kết</w:t>
+            </w:r>
+          </w:p>
+          <w:p>
+            <w:pPr>
+              <w:spacing w:before="0" w:after="0"/>
+              <w:jc w:val="both"/>
+            </w:pPr>
+            <w:r>
+              <w:rPr>
+                <w:b/>
+                <w:i w:val="0"/>
+              </w:rPr>
+              <w:t>1. Nội dung:</w:t>
+            </w:r>
+            <w:r>
+              <w:rPr>
+                <w:b w:val="0"/>
+                <w:i w:val="0"/>
+              </w:rPr>
+              <w:t xml:space="preserve"> khẳng định năng lực sáng tạo là thuộc tính tự nhiên của mọi người, là yếu tố quyết định sự phát triển của cá nhân và đất nước.</w:t>
+            </w:r>
+          </w:p>
+          <w:p>
+            <w:pPr>
+              <w:spacing w:before="0" w:after="0"/>
+              <w:jc w:val="both"/>
+            </w:pPr>
+            <w:r>
+              <w:rPr>
+                <w:b/>
+                <w:i w:val="0"/>
+              </w:rPr>
+              <w:t>2. Nghệ thuật:</w:t>
+            </w:r>
+            <w:r>
+              <w:rPr>
+                <w:b w:val="0"/>
+                <w:i w:val="0"/>
+              </w:rPr>
+              <w:t xml:space="preserve"> lập luận chặt chẽ, bằng chứng khoa học xác thực, ngôn ngữ giàu hình ảnh (“ánh chớp”, “gió mây giông bão”).</w:t>
+            </w:r>
+          </w:p>
+        </w:tc>
+      </w:tr>
+    </w:tbl>
+    <w:p>
+      <w:pPr>
+        <w:spacing w:before="0" w:after="0"/>
+        <w:jc w:val="both"/>
+      </w:pPr>
+    </w:p>
+    <w:p>
+      <w:pPr>
+        <w:spacing w:before="0" w:after="0"/>
+        <w:jc w:val="both"/>
+      </w:pPr>
+      <w:r>
+        <w:rPr>
+          <w:b/>
+          <w:i w:val="0"/>
+        </w:rPr>
+        <w:t>d) Tổ chức thực hiện</w:t>
+      </w:r>
+    </w:p>
+    <w:p>
+      <w:pPr>
+        <w:spacing w:before="0" w:after="0"/>
+        <w:jc w:val="both"/>
+      </w:pPr>
+      <w:r>
+        <w:rPr>
+          <w:b/>
+          <w:i w:val="0"/>
+        </w:rPr>
+        <w:t>d.1. Nhiệm vụ 1: Tìm hiểu chung, nhan đề, luận điểm</w:t>
+      </w:r>
+    </w:p>
+    <w:p>
+      <w:pPr>
+        <w:spacing w:before="0" w:after="0"/>
+        <w:jc w:val="both"/>
+      </w:pPr>
+      <w:r>
+        <w:rPr>
+          <w:b/>
+          <w:i w:val="0"/>
+        </w:rPr>
+        <w:t>Bước 1: Giao nhiệm vụ học tập:</w:t>
+      </w:r>
+      <w:r>
+        <w:rPr>
+          <w:b w:val="0"/>
+          <w:i w:val="0"/>
+        </w:rPr>
+        <w:t xml:space="preserve"> GV yêu cầu HS giới thiệu tác giả; trả lời câu hỏi 1, 2 SGK (lập sơ đồ luận điểm).</w:t>
+      </w:r>
+    </w:p>
+    <w:p>
+      <w:pPr>
+        <w:spacing w:before="0" w:after="0"/>
+        <w:jc w:val="both"/>
+      </w:pPr>
+      <w:r>
+        <w:rPr>
+          <w:b w:val="0"/>
+          <w:i w:val="0"/>
+          <w:color w:val="EE0000"/>
+        </w:rPr>
+        <w:t>1.1.NC1a: HS tra cứu tư liệu về GS Phan Đình Diệu và ngành Tin học Việt Nam trên kho học liệu số.</w:t>
+      </w:r>
+    </w:p>
+    <w:p>
+      <w:pPr>
+        <w:spacing w:before="0" w:after="0"/>
+        <w:jc w:val="both"/>
+      </w:pPr>
+      <w:r>
+        <w:rPr>
+          <w:b/>
+          <w:i w:val="0"/>
+        </w:rPr>
+        <w:t>Bước 2: Thực hiện nhiệm vụ:</w:t>
+      </w:r>
+      <w:r>
+        <w:rPr>
+          <w:b w:val="0"/>
+          <w:i w:val="0"/>
+        </w:rPr>
+        <w:t xml:space="preserve"> HS làm việc cá nhân.</w:t>
+      </w:r>
+    </w:p>
+    <w:p>
+      <w:pPr>
+        <w:spacing w:before="0" w:after="0"/>
+        <w:jc w:val="both"/>
+      </w:pPr>
+      <w:r>
+        <w:rPr>
+          <w:b/>
+          <w:i w:val="0"/>
+        </w:rPr>
+        <w:t>Bước 3: Báo cáo, thảo luận:</w:t>
+      </w:r>
+      <w:r>
+        <w:rPr>
+          <w:b w:val="0"/>
+          <w:i w:val="0"/>
+        </w:rPr>
+        <w:t xml:space="preserve"> 2 HS trình bày sơ đồ.</w:t>
+      </w:r>
+    </w:p>
+    <w:p>
+      <w:pPr>
+        <w:spacing w:before="0" w:after="0"/>
+        <w:jc w:val="both"/>
+      </w:pPr>
+      <w:r>
+        <w:rPr>
+          <w:b/>
+          <w:i w:val="0"/>
+        </w:rPr>
+        <w:t>Bước 4: Kết luận, nhận định:</w:t>
+      </w:r>
+      <w:r>
+        <w:rPr>
+          <w:b w:val="0"/>
+          <w:i w:val="0"/>
+        </w:rPr>
+        <w:t xml:space="preserve"> GV chốt mục I, ý 1, 2 mục II.</w:t>
+      </w:r>
+    </w:p>
+    <w:p>
+      <w:pPr>
+        <w:spacing w:before="0" w:after="0"/>
+        <w:jc w:val="both"/>
+      </w:pPr>
+      <w:r>
+        <w:rPr>
+          <w:b/>
+          <w:i w:val="0"/>
+        </w:rPr>
+        <w:t>d.2. Nhiệm vụ 2: Lí lẽ, bằng chứng (cặp đôi)</w:t>
+      </w:r>
+    </w:p>
+    <w:p>
+      <w:pPr>
+        <w:spacing w:before="0" w:after="0"/>
+        <w:jc w:val="both"/>
+      </w:pPr>
+      <w:r>
+        <w:rPr>
+          <w:b/>
+          <w:i w:val="0"/>
+        </w:rPr>
+        <w:t>Bước 1: Giao nhiệm vụ học tập:</w:t>
+      </w:r>
+      <w:r>
+        <w:rPr>
+          <w:b w:val="0"/>
+          <w:i w:val="0"/>
+        </w:rPr>
+        <w:t xml:space="preserve"> Nhận xét lí lẽ, bằng chứng; việc trích dẫn câu nói của nhà khoa học có phải là cách nêu bằng chứng không? (câu hỏi 3 SGK)</w:t>
+      </w:r>
+    </w:p>
+    <w:p>
+      <w:pPr>
+        <w:spacing w:before="0" w:after="0"/>
+        <w:jc w:val="both"/>
+      </w:pPr>
+      <w:r>
+        <w:rPr>
+          <w:b/>
+          <w:i w:val="0"/>
+        </w:rPr>
+        <w:t>Bước 2: Thực hiện nhiệm vụ:</w:t>
+      </w:r>
+      <w:r>
+        <w:rPr>
+          <w:b w:val="0"/>
+          <w:i w:val="0"/>
+        </w:rPr>
+        <w:t xml:space="preserve"> HS thảo luận cặp đôi.</w:t>
+      </w:r>
+    </w:p>
+    <w:p>
+      <w:pPr>
+        <w:spacing w:before="0" w:after="0"/>
+        <w:jc w:val="both"/>
+      </w:pPr>
+      <w:r>
+        <w:rPr>
+          <w:b/>
+          <w:i w:val="0"/>
+        </w:rPr>
+        <w:t>Bước 3: Báo cáo, thảo luận:</w:t>
+      </w:r>
+      <w:r>
+        <w:rPr>
+          <w:b w:val="0"/>
+          <w:i w:val="0"/>
+        </w:rPr>
+        <w:t xml:space="preserve"> 2 cặp trình bày.</w:t>
+      </w:r>
+    </w:p>
+    <w:p>
+      <w:pPr>
+        <w:spacing w:before="0" w:after="0"/>
+        <w:jc w:val="both"/>
+      </w:pPr>
+      <w:r>
+        <w:rPr>
+          <w:b/>
+          <w:i w:val="0"/>
+        </w:rPr>
+        <w:t>Bước 4: Kết luận, nhận định:</w:t>
+      </w:r>
+      <w:r>
+        <w:rPr>
+          <w:b w:val="0"/>
+          <w:i w:val="0"/>
+        </w:rPr>
+        <w:t xml:space="preserve"> GV chốt ý 3 mục II.</w:t>
+      </w:r>
+    </w:p>
+    <w:p>
+      <w:pPr>
+        <w:spacing w:before="80" w:after="80"/>
+        <w:jc w:val="center"/>
+      </w:pPr>
+      <w:r>
+        <w:rPr>
+          <w:b/>
+          <w:i w:val="0"/>
+        </w:rPr>
+        <w:t>----------HẾT TIẾT 25 CHUYỂN SANG TIẾT 26----------</w:t>
+      </w:r>
+    </w:p>
+    <w:p>
+      <w:pPr>
+        <w:spacing w:before="0" w:after="0"/>
+        <w:jc w:val="both"/>
+      </w:pPr>
+      <w:r>
+        <w:rPr>
+          <w:b/>
+          <w:i w:val="0"/>
+        </w:rPr>
+        <w:t>d.3. Nhiệm vụ 3: Thao tác nghị luận, vai trò của năng lực sáng tạo (nhóm)</w:t>
+      </w:r>
+    </w:p>
+    <w:p>
+      <w:pPr>
+        <w:spacing w:before="0" w:after="0"/>
+        <w:jc w:val="both"/>
+      </w:pPr>
+      <w:r>
+        <w:rPr>
+          <w:b/>
+          <w:i w:val="0"/>
+        </w:rPr>
+        <w:t>Bước 1: Giao nhiệm vụ học tập</w:t>
+      </w:r>
+    </w:p>
+    <w:p>
+      <w:pPr>
+        <w:spacing w:before="0" w:after="0"/>
+        <w:jc w:val="both"/>
+      </w:pPr>
+      <w:r>
+        <w:rPr>
+          <w:b w:val="0"/>
+          <w:i w:val="0"/>
+        </w:rPr>
+        <w:t>- Nhóm 1, 2: câu hỏi 4 (thao tác và tác dụng phối hợp); nhóm 3, 4: câu hỏi 5 (vai trò của năng lực sáng tạo); nhóm 5, 6: câu hỏi 6 (tư tưởng của tác giả).</w:t>
+      </w:r>
+    </w:p>
+    <w:p>
+      <w:pPr>
+        <w:spacing w:before="0" w:after="0"/>
+        <w:jc w:val="both"/>
+      </w:pPr>
+      <w:r>
+        <w:rPr>
+          <w:b w:val="0"/>
+          <w:i w:val="0"/>
+          <w:color w:val="EE0000"/>
+        </w:rPr>
+        <w:t>- GV tổ chức thảo luận: Trí tuệ nhân tạo có làm giảm năng lực sáng tạo của con người không? Dùng AI thế nào để hỗ trợ (chứ không thay thế) sáng tạo?</w:t>
+      </w:r>
+    </w:p>
+    <w:p>
+      <w:pPr>
+        <w:spacing w:before="0" w:after="0"/>
+        <w:jc w:val="both"/>
+      </w:pPr>
+      <w:r>
+        <w:rPr>
+          <w:b w:val="0"/>
+          <w:i w:val="0"/>
+          <w:color w:val="7030A0"/>
+        </w:rPr>
+        <w:t>(12.A3.1.a: Học sinh nhận biết AI là công cụ hỗ trợ, không thay thế tư duy, sáng tạo của con người.)</w:t>
+      </w:r>
+    </w:p>
+    <w:p>
+      <w:pPr>
+        <w:spacing w:before="0" w:after="0"/>
+        <w:jc w:val="both"/>
+      </w:pPr>
+      <w:r>
+        <w:rPr>
+          <w:b/>
+          <w:i w:val="0"/>
+        </w:rPr>
+        <w:t>Bước 2: Thực hiện nhiệm vụ:</w:t>
+      </w:r>
+      <w:r>
+        <w:rPr>
+          <w:b w:val="0"/>
+          <w:i w:val="0"/>
+        </w:rPr>
+        <w:t xml:space="preserve"> HS thảo luận nhóm 12 phút.</w:t>
+      </w:r>
+    </w:p>
+    <w:p>
+      <w:pPr>
+        <w:spacing w:before="0" w:after="0"/>
+        <w:jc w:val="both"/>
+      </w:pPr>
+      <w:r>
+        <w:rPr>
+          <w:b/>
+          <w:i w:val="0"/>
+        </w:rPr>
+        <w:t>Bước 3: Báo cáo, thảo luận:</w:t>
+      </w:r>
+      <w:r>
+        <w:rPr>
+          <w:b w:val="0"/>
+          <w:i w:val="0"/>
+        </w:rPr>
+        <w:t xml:space="preserve"> Đại diện nhóm trình bày, phản biện.</w:t>
+      </w:r>
+    </w:p>
+    <w:p>
+      <w:pPr>
+        <w:spacing w:before="0" w:after="0"/>
+        <w:jc w:val="both"/>
+      </w:pPr>
+      <w:r>
+        <w:rPr>
+          <w:b/>
+          <w:i w:val="0"/>
+        </w:rPr>
+        <w:t>Bước 4: Kết luận, nhận định:</w:t>
+      </w:r>
+      <w:r>
+        <w:rPr>
+          <w:b w:val="0"/>
+          <w:i w:val="0"/>
+        </w:rPr>
+        <w:t xml:space="preserve"> GV chốt ý 4, 5 mục II và mục III.</w:t>
+      </w:r>
+    </w:p>
+    <w:p>
+      <w:pPr>
+        <w:spacing w:before="0" w:after="0"/>
+        <w:jc w:val="both"/>
+      </w:pPr>
+      <w:r>
+        <w:rPr>
+          <w:b/>
+          <w:i w:val="0"/>
+          <w:color w:val="FF0000"/>
+        </w:rPr>
+        <w:t>* Giáo dục đạo đức liêm chính:</w:t>
+      </w:r>
+    </w:p>
+    <w:p>
+      <w:pPr>
+        <w:spacing w:before="0" w:after="0"/>
+        <w:jc w:val="both"/>
+      </w:pPr>
+      <w:r>
+        <w:rPr>
+          <w:b w:val="0"/>
+          <w:i w:val="0"/>
+          <w:color w:val="FF0000"/>
+        </w:rPr>
+        <w:t>+ Sáng tạo chân chính phải là sản phẩm của chính mình: tôn trọng bản quyền, không đạo văn, không nộp sản phẩm do AI tạo ra như của mình.</w:t>
+      </w:r>
+    </w:p>
+    <w:p>
+      <w:pPr>
+        <w:spacing w:before="0" w:after="0"/>
+        <w:jc w:val="both"/>
+      </w:pPr>
+      <w:r>
+        <w:rPr>
+          <w:b/>
+          <w:i w:val="0"/>
+        </w:rPr>
         <w:t>3. Hoạt động 3: Luyện tập (Dự kiến thời gian: 10 phút)</w:t>
       </w:r>
     </w:p>
@@ -1777,10 +3629,90 @@
       </w:pPr>
       <w:r>
         <w:rPr>
-          <w:b w:val="0"/>
-          <w:i w:val="0"/>
-        </w:rPr>
-        <w:t>- GV chiếu mã QR; HS làm bài củng cố (Nhìn về vốn văn hoá dân tộc; Năng lực sáng tạo) sau khi học xong văn bản 2 (5.2.NC1b; 2.5.NC1a).</w:t>
+          <w:b/>
+          <w:i w:val="0"/>
+        </w:rPr>
+        <w:t>a) Mục tiêu:</w:t>
+      </w:r>
+      <w:r>
+        <w:rPr>
+          <w:b w:val="0"/>
+          <w:i w:val="0"/>
+        </w:rPr>
+        <w:t xml:space="preserve"> Củng cố kiến thức về hai văn bản Nhìn về vốn văn hoá dân tộc, Năng lực sáng tạo.</w:t>
+      </w:r>
+    </w:p>
+    <w:p>
+      <w:pPr>
+        <w:spacing w:before="0" w:after="0"/>
+        <w:jc w:val="both"/>
+      </w:pPr>
+      <w:r>
+        <w:rPr>
+          <w:b/>
+          <w:i w:val="0"/>
+        </w:rPr>
+        <w:t>b) Nội dung:</w:t>
+      </w:r>
+      <w:r>
+        <w:rPr>
+          <w:b w:val="0"/>
+          <w:i w:val="0"/>
+        </w:rPr>
+        <w:t xml:space="preserve"> HS làm bài củng cố trực tuyến.</w:t>
+      </w:r>
+    </w:p>
+    <w:p>
+      <w:pPr>
+        <w:spacing w:before="0" w:after="0"/>
+        <w:jc w:val="both"/>
+      </w:pPr>
+      <w:r>
+        <w:rPr>
+          <w:b/>
+          <w:i w:val="0"/>
+        </w:rPr>
+        <w:t>c) Sản phẩm:</w:t>
+      </w:r>
+      <w:r>
+        <w:rPr>
+          <w:b w:val="0"/>
+          <w:i w:val="0"/>
+        </w:rPr>
+        <w:t xml:space="preserve"> Kết quả bài làm trực tuyến.</w:t>
+      </w:r>
+    </w:p>
+    <w:p>
+      <w:pPr>
+        <w:spacing w:before="0" w:after="0"/>
+        <w:jc w:val="both"/>
+      </w:pPr>
+      <w:r>
+        <w:rPr>
+          <w:b/>
+          <w:i w:val="0"/>
+        </w:rPr>
+        <w:t>d) Tổ chức thực hiện</w:t>
+      </w:r>
+    </w:p>
+    <w:p>
+      <w:pPr>
+        <w:spacing w:before="0" w:after="0"/>
+        <w:jc w:val="both"/>
+      </w:pPr>
+      <w:r>
+        <w:rPr>
+          <w:b/>
+          <w:i w:val="0"/>
+        </w:rPr>
+        <w:t>Bước 1: Giao nhiệm vụ học tập:</w:t>
+      </w:r>
+      <w:r>
+        <w:rPr>
+          <w:b w:val="0"/>
+          <w:i w:val="0"/>
+        </w:rPr>
+        <w:t xml:space="preserve"> GV chiếu mã QR; HS quét mã làm bài.</w:t>
       </w:r>
     </w:p>
     <w:p>
@@ -1850,6 +3782,267 @@
     </w:p>
     <w:p>
       <w:pPr>
+        <w:spacing w:before="0" w:after="0"/>
+        <w:jc w:val="both"/>
+      </w:pPr>
+      <w:r>
+        <w:rPr>
+          <w:b w:val="0"/>
+          <w:i w:val="0"/>
+          <w:color w:val="EE0000"/>
+        </w:rPr>
+        <w:t>[5.2.NC1b; 2.5.NC1a: HS sử dụng hệ thống luyện tập trực tuyến để củng cố bài học, nhận phản hồi, tự đánh giá; làm bài trung thực, bảo mật thông tin cá nhân.]</w:t>
+      </w:r>
+    </w:p>
+    <w:p>
+      <w:pPr>
+        <w:spacing w:before="0" w:after="0"/>
+        <w:jc w:val="both"/>
+      </w:pPr>
+      <w:r>
+        <w:rPr>
+          <w:b/>
+          <w:i w:val="0"/>
+        </w:rPr>
+        <w:t>Bước 2: Thực hiện nhiệm vụ:</w:t>
+      </w:r>
+      <w:r>
+        <w:rPr>
+          <w:b w:val="0"/>
+          <w:i w:val="0"/>
+        </w:rPr>
+        <w:t xml:space="preserve"> HS làm bài cá nhân.</w:t>
+      </w:r>
+    </w:p>
+    <w:p>
+      <w:pPr>
+        <w:spacing w:before="0" w:after="0"/>
+        <w:jc w:val="both"/>
+      </w:pPr>
+      <w:r>
+        <w:rPr>
+          <w:b/>
+          <w:i w:val="0"/>
+        </w:rPr>
+        <w:t>Bước 3: Báo cáo, thảo luận:</w:t>
+      </w:r>
+      <w:r>
+        <w:rPr>
+          <w:b w:val="0"/>
+          <w:i w:val="0"/>
+        </w:rPr>
+        <w:t xml:space="preserve"> GV xem kết quả, nêu câu nhiều HS sai.</w:t>
+      </w:r>
+    </w:p>
+    <w:p>
+      <w:pPr>
+        <w:spacing w:before="0" w:after="0"/>
+        <w:jc w:val="both"/>
+      </w:pPr>
+      <w:r>
+        <w:rPr>
+          <w:b/>
+          <w:i w:val="0"/>
+        </w:rPr>
+        <w:t>Bước 4: Kết luận, nhận định:</w:t>
+      </w:r>
+      <w:r>
+        <w:rPr>
+          <w:b w:val="0"/>
+          <w:i w:val="0"/>
+        </w:rPr>
+        <w:t xml:space="preserve"> GV chữa, nhận xét.</w:t>
+      </w:r>
+    </w:p>
+    <w:p>
+      <w:pPr>
+        <w:spacing w:before="0" w:after="0"/>
+        <w:jc w:val="both"/>
+      </w:pPr>
+      <w:r>
+        <w:rPr>
+          <w:b/>
+          <w:i w:val="0"/>
+        </w:rPr>
+        <w:t>4. Hoạt động 4: Vận dụng (Kết nối đọc – viết)</w:t>
+      </w:r>
+    </w:p>
+    <w:p>
+      <w:pPr>
+        <w:spacing w:before="0" w:after="0"/>
+        <w:jc w:val="both"/>
+      </w:pPr>
+      <w:r>
+        <w:rPr>
+          <w:b/>
+          <w:i w:val="0"/>
+        </w:rPr>
+        <w:t>a) Mục tiêu:</w:t>
+      </w:r>
+      <w:r>
+        <w:rPr>
+          <w:b w:val="0"/>
+          <w:i w:val="0"/>
+        </w:rPr>
+        <w:t xml:space="preserve"> Vận dụng thao tác nghị luận để viết đoạn văn.</w:t>
+      </w:r>
+    </w:p>
+    <w:p>
+      <w:pPr>
+        <w:spacing w:before="0" w:after="0"/>
+        <w:jc w:val="both"/>
+      </w:pPr>
+      <w:r>
+        <w:rPr>
+          <w:b/>
+          <w:i w:val="0"/>
+        </w:rPr>
+        <w:t>b) Nội dung:</w:t>
+      </w:r>
+      <w:r>
+        <w:rPr>
+          <w:b w:val="0"/>
+          <w:i w:val="0"/>
+        </w:rPr>
+        <w:t xml:space="preserve"> Viết đoạn văn (khoảng 150 chữ) trả lời câu hỏi: Phải chăng sự sáng tạo sẽ giúp cuộc sống của mỗi người có thêm ý nghĩa?</w:t>
+      </w:r>
+    </w:p>
+    <w:p>
+      <w:pPr>
+        <w:spacing w:before="0" w:after="0"/>
+        <w:jc w:val="both"/>
+      </w:pPr>
+      <w:r>
+        <w:rPr>
+          <w:b/>
+          <w:i w:val="0"/>
+        </w:rPr>
+        <w:t>c) Sản phẩm:</w:t>
+      </w:r>
+      <w:r>
+        <w:rPr>
+          <w:b w:val="0"/>
+          <w:i w:val="0"/>
+        </w:rPr>
+        <w:t xml:space="preserve"> Đoạn văn của HS.</w:t>
+      </w:r>
+    </w:p>
+    <w:p>
+      <w:pPr>
+        <w:spacing w:before="0" w:after="0"/>
+        <w:jc w:val="both"/>
+      </w:pPr>
+      <w:r>
+        <w:rPr>
+          <w:b/>
+          <w:i w:val="0"/>
+        </w:rPr>
+        <w:t>d) Tổ chức thực hiện</w:t>
+      </w:r>
+    </w:p>
+    <w:p>
+      <w:pPr>
+        <w:spacing w:before="0" w:after="0"/>
+        <w:jc w:val="both"/>
+      </w:pPr>
+      <w:r>
+        <w:rPr>
+          <w:b/>
+          <w:i w:val="0"/>
+        </w:rPr>
+        <w:t>Bước 1: Giao nhiệm vụ học tập:</w:t>
+      </w:r>
+      <w:r>
+        <w:rPr>
+          <w:b w:val="0"/>
+          <w:i w:val="0"/>
+        </w:rPr>
+        <w:t xml:space="preserve"> GV yêu cầu phối hợp ít nhất hai thao tác nghị luận.</w:t>
+      </w:r>
+    </w:p>
+    <w:p>
+      <w:pPr>
+        <w:spacing w:before="0" w:after="0"/>
+        <w:jc w:val="both"/>
+      </w:pPr>
+      <w:r>
+        <w:rPr>
+          <w:b/>
+          <w:i w:val="0"/>
+        </w:rPr>
+        <w:t>Bước 2: Thực hiện nhiệm vụ:</w:t>
+      </w:r>
+      <w:r>
+        <w:rPr>
+          <w:b w:val="0"/>
+          <w:i w:val="0"/>
+        </w:rPr>
+        <w:t xml:space="preserve"> HS viết ở nhà.</w:t>
+      </w:r>
+    </w:p>
+    <w:p>
+      <w:pPr>
+        <w:spacing w:before="0" w:after="0"/>
+        <w:jc w:val="both"/>
+      </w:pPr>
+      <w:r>
+        <w:rPr>
+          <w:b/>
+          <w:i w:val="0"/>
+        </w:rPr>
+        <w:t>Bước 3: Báo cáo, thảo luận:</w:t>
+      </w:r>
+      <w:r>
+        <w:rPr>
+          <w:b w:val="0"/>
+          <w:i w:val="0"/>
+        </w:rPr>
+        <w:t xml:space="preserve"> </w:t>
+      </w:r>
+      <w:r>
+        <w:rPr>
+          <w:b w:val="0"/>
+          <w:i w:val="0"/>
+          <w:color w:val="EE0000"/>
+        </w:rPr>
+        <w:t>HS nộp bài qua Google Classroom.</w:t>
+      </w:r>
+    </w:p>
+    <w:p>
+      <w:pPr>
+        <w:spacing w:before="0" w:after="0"/>
+        <w:jc w:val="both"/>
+      </w:pPr>
+      <w:r>
+        <w:rPr>
+          <w:b/>
+          <w:i w:val="0"/>
+        </w:rPr>
+        <w:t>Bước 4: Kết luận, nhận định:</w:t>
+      </w:r>
+      <w:r>
+        <w:rPr>
+          <w:b w:val="0"/>
+          <w:i w:val="0"/>
+        </w:rPr>
+        <w:t xml:space="preserve"> GV nhận xét theo bảng kiểm.</w:t>
+      </w:r>
+    </w:p>
+    <w:p>
+      <w:pPr>
+        <w:spacing w:before="80" w:after="80"/>
+        <w:jc w:val="center"/>
+      </w:pPr>
+      <w:r>
+        <w:rPr>
+          <w:b/>
+          <w:i w:val="0"/>
+        </w:rPr>
+        <w:t>----------HẾT TIẾT 26 CHUYỂN SANG TIẾT 27----------</w:t>
+      </w:r>
+    </w:p>
+    <w:p>
+      <w:pPr>
         <w:spacing w:before="80" w:after="0"/>
         <w:jc w:val="center"/>
       </w:pPr>
@@ -1858,46 +4051,7 @@
           <w:b/>
           <w:i w:val="0"/>
         </w:rPr>
-        <w:t>4. Hoạt động 4: Vận dụng (Kết nối đọc – viết, làm ở nhà)</w:t>
-      </w:r>
-    </w:p>
-    <w:p>
-      <w:pPr>
-        <w:spacing w:before="0" w:after="0"/>
-        <w:jc w:val="both"/>
-      </w:pPr>
-      <w:r>
-        <w:rPr>
-          <w:b w:val="0"/>
-          <w:i w:val="0"/>
-        </w:rPr>
-        <w:t>- Từ câu chủ đề “Trong quá trình hiện đại hoá đất nước, việc tìm hiểu truyền thống văn hoá dân tộc là rất cần thiết.”, hãy viết tiếp một số câu để hoàn thành đoạn văn theo kiểu diễn dịch (khoảng 150 chữ).</w:t>
-      </w:r>
-    </w:p>
-    <w:p>
-      <w:pPr>
-        <w:spacing w:before="0" w:after="0"/>
-        <w:jc w:val="both"/>
-      </w:pPr>
-      <w:r>
-        <w:rPr>
-          <w:b w:val="0"/>
-          <w:i w:val="0"/>
-        </w:rPr>
-        <w:t>- Gợi ý tìm ý (SGV tr.74): Quá trình hiện đại hoá đất nước diễn ra thế nào? Văn hoá có vị trí quan trọng không, vì sao? Giá trị văn hoá truyền thống thể hiện ở những khía cạnh nào trong quá trình hiện đại hoá? HS viết tại lớp khoảng 10 phút, GV thu bài làm hồ sơ dạy học.</w:t>
-      </w:r>
-    </w:p>
-    <w:p>
-      <w:pPr>
-        <w:spacing w:before="80" w:after="80"/>
-        <w:jc w:val="center"/>
-      </w:pPr>
-      <w:r>
-        <w:rPr>
-          <w:b/>
-          <w:i w:val="0"/>
-        </w:rPr>
-        <w:t>HẾT TIẾT 24 CHUYỂN SANG TIẾT 25</w:t>
+        <w:t>VĂN BẢN 3:</w:t>
       </w:r>
     </w:p>
     <w:p>
@@ -1910,7 +4064,7 @@
           <w:b/>
           <w:i w:val="0"/>
         </w:rPr>
-        <w:t>VĂN BẢN 2: NĂNG LỰC SÁNG TẠO (TRÍCH)</w:t>
+        <w:t>MẤY Ý NGHĨ VỀ THƠ (TRÍCH)</w:t>
       </w:r>
     </w:p>
     <w:p>
@@ -1923,7 +4077,7 @@
           <w:b/>
           <w:i w:val="0"/>
         </w:rPr>
-        <w:t>– Phan Đình Diệu –</w:t>
+        <w:t>(Nguyễn Đình Thi)</w:t>
       </w:r>
     </w:p>
     <w:p>
@@ -1936,151 +4090,384 @@
           <w:b w:val="0"/>
           <w:i w:val="0"/>
         </w:rPr>
-        <w:t>(Dự kiến thời gian: 02 tiết – Tiết 25, 26)</w:t>
-      </w:r>
-    </w:p>
-    <w:p>
-      <w:pPr>
-        <w:spacing w:before="80" w:after="0"/>
-        <w:jc w:val="center"/>
-      </w:pPr>
-      <w:r>
-        <w:rPr>
-          <w:b/>
-          <w:i w:val="0"/>
-        </w:rPr>
-        <w:t>1. Hoạt động 1: Mở đầu (5 phút)</w:t>
-      </w:r>
-    </w:p>
-    <w:p>
-      <w:pPr>
-        <w:spacing w:before="0" w:after="0"/>
-        <w:jc w:val="both"/>
-      </w:pPr>
-      <w:r>
-        <w:rPr>
-          <w:b w:val="0"/>
-          <w:i w:val="0"/>
-        </w:rPr>
-        <w:t>- Bước 1: GV hỏi (SGK tr.68): Gần đây có những thành tựu sáng tạo nổi bật nào của con người mà bạn biết? Điểm chung nhất của những thành tựu đó là gì?</w:t>
-      </w:r>
-    </w:p>
-    <w:p>
-      <w:pPr>
-        <w:spacing w:before="0" w:after="0"/>
-        <w:jc w:val="both"/>
-      </w:pPr>
-      <w:r>
-        <w:rPr>
-          <w:b w:val="0"/>
-          <w:i w:val="0"/>
-        </w:rPr>
-        <w:t>- Bước 2 – 4: HS chia sẻ (trí tuệ nhân tạo, vắc-xin, xe điện…); GV dẫn vào bài.</w:t>
-      </w:r>
-    </w:p>
-    <w:p>
-      <w:pPr>
-        <w:spacing w:before="0" w:after="0"/>
-        <w:jc w:val="both"/>
-      </w:pPr>
-      <w:r>
-        <w:rPr>
-          <w:b w:val="0"/>
-          <w:i w:val="0"/>
-        </w:rPr>
-        <w:t>- Video tham khảo: GS.TSKH Phan Đình Diệu: Nhà khoa học và khát vọng phát triển công nghệ thông tin ở Việt Nam (kênh Trung tâm Thư viện và Tri thức số) – https://www.youtube.com/watch?v=IpP94uv6j5A – Tìm hiểu tác giả Phan Đình Diệu (Năng lực sáng tạo)</w:t>
-      </w:r>
-    </w:p>
-    <w:p>
-      <w:pPr>
-        <w:spacing w:before="80" w:after="0"/>
-        <w:jc w:val="center"/>
-      </w:pPr>
-      <w:r>
-        <w:rPr>
-          <w:b/>
-          <w:i w:val="0"/>
-        </w:rPr>
-        <w:t>2. Hoạt động 2: Hình thành kiến thức mới (70 phút)</w:t>
-      </w:r>
-    </w:p>
-    <w:p>
-      <w:pPr>
-        <w:spacing w:before="0" w:after="0"/>
-        <w:jc w:val="both"/>
-      </w:pPr>
-      <w:r>
-        <w:rPr>
-          <w:b/>
-          <w:i/>
+        <w:t>(Dự kiến thời gian: 02 tiết – Tiết 27, 28)</w:t>
+      </w:r>
+    </w:p>
+    <w:p>
+      <w:pPr>
+        <w:spacing w:before="0" w:after="0"/>
+        <w:jc w:val="both"/>
+      </w:pPr>
+      <w:r>
+        <w:rPr>
+          <w:b/>
+          <w:i w:val="0"/>
+        </w:rPr>
+        <w:t>1. Hoạt động 1: Mở đầu (Dự kiến thời gian: 5 phút)</w:t>
+      </w:r>
+    </w:p>
+    <w:p>
+      <w:pPr>
+        <w:spacing w:before="0" w:after="0"/>
+        <w:jc w:val="both"/>
+      </w:pPr>
+      <w:r>
+        <w:rPr>
+          <w:b/>
+          <w:i w:val="0"/>
         </w:rPr>
         <w:t>a) Mục tiêu:</w:t>
       </w:r>
-    </w:p>
-    <w:p>
-      <w:pPr>
-        <w:spacing w:before="0" w:after="0"/>
-        <w:jc w:val="both"/>
-      </w:pPr>
-      <w:r>
-        <w:rPr>
-          <w:b w:val="0"/>
-          <w:i w:val="0"/>
-        </w:rPr>
-        <w:t>- Đánh giá sự phù hợp giữa nhan đề và nội dung; xác định luận điểm và mối quan hệ; nhận xét lí lẽ, bằng chứng (trích dẫn nhà khoa học).</w:t>
-      </w:r>
-    </w:p>
-    <w:p>
-      <w:pPr>
-        <w:spacing w:before="0" w:after="0"/>
-        <w:jc w:val="both"/>
-      </w:pPr>
-      <w:r>
-        <w:rPr>
-          <w:b w:val="0"/>
-          <w:i w:val="0"/>
-        </w:rPr>
-        <w:t>- Phân tích tác dụng của việc phối hợp các thao tác nghị luận; vai trò của năng lực sáng tạo.</w:t>
-      </w:r>
-    </w:p>
-    <w:p>
-      <w:pPr>
-        <w:spacing w:before="0" w:after="0"/>
-        <w:jc w:val="both"/>
-      </w:pPr>
-      <w:r>
-        <w:rPr>
-          <w:b/>
-          <w:i/>
-        </w:rPr>
-        <w:t xml:space="preserve">b) Nội dung: </w:t>
-      </w:r>
-      <w:r>
-        <w:rPr>
-          <w:b w:val="0"/>
-          <w:i w:val="0"/>
-        </w:rPr>
-        <w:t>HS đọc SGK tr.68 – 71, trả lời 6 câu hỏi SGK tr.71.</w:t>
-      </w:r>
-    </w:p>
-    <w:p>
-      <w:pPr>
-        <w:spacing w:before="0" w:after="0"/>
-        <w:jc w:val="both"/>
-      </w:pPr>
-      <w:r>
-        <w:rPr>
-          <w:b/>
-          <w:i/>
-        </w:rPr>
-        <w:t xml:space="preserve">c) Sản phẩm: </w:t>
-      </w:r>
-      <w:r>
-        <w:rPr>
-          <w:b w:val="0"/>
-          <w:i w:val="0"/>
-        </w:rPr>
-        <w:t>Câu trả lời của HS; nội dung chốt:</w:t>
+      <w:r>
+        <w:rPr>
+          <w:b w:val="0"/>
+          <w:i w:val="0"/>
+        </w:rPr>
+        <w:t xml:space="preserve"> Kết nối trải nghiệm đọc các bài nghiên cứu, phê bình thơ.</w:t>
+      </w:r>
+    </w:p>
+    <w:p>
+      <w:pPr>
+        <w:spacing w:before="0" w:after="0"/>
+        <w:jc w:val="both"/>
+      </w:pPr>
+      <w:r>
+        <w:rPr>
+          <w:b/>
+          <w:i w:val="0"/>
+        </w:rPr>
+        <w:t>b) Nội dung:</w:t>
+      </w:r>
+      <w:r>
+        <w:rPr>
+          <w:b w:val="0"/>
+          <w:i w:val="0"/>
+        </w:rPr>
+        <w:t xml:space="preserve"> Câu hỏi Trước khi đọc (SGK tr.72).</w:t>
+      </w:r>
+    </w:p>
+    <w:p>
+      <w:pPr>
+        <w:spacing w:before="0" w:after="0"/>
+        <w:jc w:val="both"/>
+      </w:pPr>
+      <w:r>
+        <w:rPr>
+          <w:b/>
+          <w:i w:val="0"/>
+        </w:rPr>
+        <w:t>c) Sản phẩm:</w:t>
+      </w:r>
+      <w:r>
+        <w:rPr>
+          <w:b w:val="0"/>
+          <w:i w:val="0"/>
+        </w:rPr>
+        <w:t xml:space="preserve"> Chia sẻ của HS.</w:t>
+      </w:r>
+    </w:p>
+    <w:p>
+      <w:pPr>
+        <w:spacing w:before="0" w:after="0"/>
+        <w:jc w:val="both"/>
+      </w:pPr>
+      <w:r>
+        <w:rPr>
+          <w:b/>
+          <w:i w:val="0"/>
+        </w:rPr>
+        <w:t>d) Tổ chức thực hiện</w:t>
+      </w:r>
+    </w:p>
+    <w:p>
+      <w:pPr>
+        <w:spacing w:before="0" w:after="0"/>
+        <w:jc w:val="both"/>
+      </w:pPr>
+      <w:r>
+        <w:rPr>
+          <w:b/>
+          <w:i w:val="0"/>
+        </w:rPr>
+        <w:t>Bước 1: Giao nhiệm vụ học tập</w:t>
+      </w:r>
+    </w:p>
+    <w:p>
+      <w:pPr>
+        <w:spacing w:before="0" w:after="0"/>
+        <w:jc w:val="both"/>
+      </w:pPr>
+      <w:r>
+        <w:rPr>
+          <w:b w:val="0"/>
+          <w:i w:val="0"/>
+        </w:rPr>
+        <w:t>- GV hỏi: Trong các bài nghiên cứu, phê bình về thơ bạn đã đọc, bạn thích nhất bài nào? Vì sao?</w:t>
+      </w:r>
+    </w:p>
+    <w:p>
+      <w:pPr>
+        <w:spacing w:before="0" w:after="0"/>
+        <w:jc w:val="both"/>
+      </w:pPr>
+      <w:r>
+        <w:rPr>
+          <w:b/>
+          <w:i w:val="0"/>
+        </w:rPr>
+        <w:t>Bước 2: Thực hiện nhiệm vụ</w:t>
+      </w:r>
+    </w:p>
+    <w:p>
+      <w:pPr>
+        <w:spacing w:before="0" w:after="0"/>
+        <w:jc w:val="both"/>
+      </w:pPr>
+      <w:r>
+        <w:rPr>
+          <w:b w:val="0"/>
+          <w:i w:val="0"/>
+        </w:rPr>
+        <w:t>HS suy nghĩ cá nhân.</w:t>
+      </w:r>
+    </w:p>
+    <w:p>
+      <w:pPr>
+        <w:spacing w:before="0" w:after="0"/>
+        <w:jc w:val="both"/>
+      </w:pPr>
+      <w:r>
+        <w:rPr>
+          <w:b/>
+          <w:i w:val="0"/>
+        </w:rPr>
+        <w:t>Bước 3: Báo cáo, thảo luận</w:t>
+      </w:r>
+    </w:p>
+    <w:p>
+      <w:pPr>
+        <w:spacing w:before="0" w:after="0"/>
+        <w:jc w:val="both"/>
+      </w:pPr>
+      <w:r>
+        <w:rPr>
+          <w:b w:val="0"/>
+          <w:i w:val="0"/>
+        </w:rPr>
+        <w:t>- 2 – 3 HS chia sẻ (Một thời đại trong thi ca – Hoài Thanh…).</w:t>
+      </w:r>
+    </w:p>
+    <w:p>
+      <w:pPr>
+        <w:spacing w:before="0" w:after="0"/>
+        <w:jc w:val="both"/>
+      </w:pPr>
+      <w:r>
+        <w:rPr>
+          <w:b w:val="0"/>
+          <w:i w:val="0"/>
+        </w:rPr>
+        <w:t xml:space="preserve">- Video tham khảo: Di sản văn hoá, văn nghệ của Nguyễn Đình Thi (kênh HTV – Đài Hà Nội) – </w:t>
+      </w:r>
+      <w:r>
+        <w:rPr>
+          <w:b w:val="0"/>
+          <w:i w:val="0"/>
+          <w:color w:val="0000FF"/>
+        </w:rPr>
+        <w:t>https://www.youtube.com/watch?v=iGJ9GG1g9Nk</w:t>
+      </w:r>
+      <w:r>
+        <w:rPr>
+          <w:b w:val="0"/>
+          <w:i w:val="0"/>
+        </w:rPr>
+        <w:t xml:space="preserve"> – Tìm hiểu tác giả Nguyễn Đình Thi (Mấy ý nghĩ về thơ)</w:t>
+      </w:r>
+    </w:p>
+    <w:p>
+      <w:pPr>
+        <w:spacing w:before="0" w:after="0"/>
+        <w:jc w:val="both"/>
+      </w:pPr>
+      <w:r>
+        <w:rPr>
+          <w:b/>
+          <w:i w:val="0"/>
+        </w:rPr>
+        <w:t>Bước 4: Kết luận, nhận định</w:t>
+      </w:r>
+    </w:p>
+    <w:p>
+      <w:pPr>
+        <w:spacing w:before="0" w:after="0"/>
+        <w:jc w:val="both"/>
+      </w:pPr>
+      <w:r>
+        <w:rPr>
+          <w:b w:val="0"/>
+          <w:i w:val="0"/>
+        </w:rPr>
+        <w:t>- GV nhận xét, dẫn vào bài: Nguyễn Đình Thi – một nghệ sĩ đa tài – bàn về thơ.</w:t>
+      </w:r>
+    </w:p>
+    <w:p>
+      <w:pPr>
+        <w:spacing w:before="0" w:after="0"/>
+        <w:jc w:val="both"/>
+      </w:pPr>
+      <w:r>
+        <w:rPr>
+          <w:b/>
+          <w:i w:val="0"/>
+        </w:rPr>
+        <w:t>2. Hoạt động 2: Hình thành kiến thức mới (Dự kiến thời gian: 70 phút)</w:t>
+      </w:r>
+    </w:p>
+    <w:p>
+      <w:pPr>
+        <w:spacing w:before="0" w:after="0"/>
+        <w:jc w:val="both"/>
+      </w:pPr>
+      <w:r>
+        <w:rPr>
+          <w:b/>
+          <w:i w:val="0"/>
+        </w:rPr>
+        <w:t>a) Mục tiêu:</w:t>
+      </w:r>
+    </w:p>
+    <w:p>
+      <w:pPr>
+        <w:spacing w:before="0" w:after="0"/>
+        <w:jc w:val="both"/>
+      </w:pPr>
+      <w:r>
+        <w:rPr>
+          <w:b w:val="0"/>
+          <w:i w:val="0"/>
+        </w:rPr>
+        <w:t>- Tóm lược nội dung từng phần và mối quan hệ; nhận xét các quan niệm về thơ; phân tích cách triển khai luận điểm.</w:t>
+      </w:r>
+    </w:p>
+    <w:p>
+      <w:pPr>
+        <w:spacing w:before="0" w:after="0"/>
+        <w:jc w:val="both"/>
+      </w:pPr>
+      <w:r>
+        <w:rPr>
+          <w:b w:val="0"/>
+          <w:i w:val="0"/>
+        </w:rPr>
+        <w:t>- Đánh giá quan điểm về hình thức thơ; ý nghĩa của văn bản đối với sáng tác và việc đọc thơ hôm nay.</w:t>
+      </w:r>
+    </w:p>
+    <w:p>
+      <w:pPr>
+        <w:spacing w:before="0" w:after="0"/>
+        <w:jc w:val="both"/>
+      </w:pPr>
+      <w:r>
+        <w:rPr>
+          <w:b/>
+          <w:i w:val="0"/>
+        </w:rPr>
+        <w:t>b) Nội dung:</w:t>
+      </w:r>
+    </w:p>
+    <w:p>
+      <w:pPr>
+        <w:spacing w:before="0" w:after="0"/>
+        <w:jc w:val="both"/>
+      </w:pPr>
+      <w:r>
+        <w:rPr>
+          <w:b/>
+          <w:i w:val="0"/>
+        </w:rPr>
+        <w:t>b.1.</w:t>
+      </w:r>
+      <w:r>
+        <w:rPr>
+          <w:b w:val="0"/>
+          <w:i w:val="0"/>
+        </w:rPr>
+        <w:t xml:space="preserve"> Tìm hiểu chung.</w:t>
+      </w:r>
+    </w:p>
+    <w:p>
+      <w:pPr>
+        <w:spacing w:before="0" w:after="0"/>
+        <w:jc w:val="both"/>
+      </w:pPr>
+      <w:r>
+        <w:rPr>
+          <w:b/>
+          <w:i w:val="0"/>
+        </w:rPr>
+        <w:t>b.2.</w:t>
+      </w:r>
+      <w:r>
+        <w:rPr>
+          <w:b w:val="0"/>
+          <w:i w:val="0"/>
+        </w:rPr>
+        <w:t xml:space="preserve"> Khám phá văn bản: HS đọc SGK tr.72 – 77, trả lời 7 câu hỏi SGK tr.77.</w:t>
+      </w:r>
+    </w:p>
+    <w:p>
+      <w:pPr>
+        <w:spacing w:before="0" w:after="0"/>
+        <w:jc w:val="both"/>
+      </w:pPr>
+      <w:r>
+        <w:rPr>
+          <w:b/>
+          <w:i w:val="0"/>
+        </w:rPr>
+        <w:t>b.3.</w:t>
+      </w:r>
+      <w:r>
+        <w:rPr>
+          <w:b w:val="0"/>
+          <w:i w:val="0"/>
+        </w:rPr>
+        <w:t xml:space="preserve"> Tổng kết.</w:t>
+      </w:r>
+    </w:p>
+    <w:p>
+      <w:pPr>
+        <w:spacing w:before="0" w:after="0"/>
+        <w:jc w:val="both"/>
+      </w:pPr>
+      <w:r>
+        <w:rPr>
+          <w:b/>
+          <w:i w:val="0"/>
+        </w:rPr>
+        <w:t>c) Sản phẩm:</w:t>
+      </w:r>
+      <w:r>
+        <w:rPr>
+          <w:b w:val="0"/>
+          <w:i w:val="0"/>
+        </w:rPr>
+        <w:t xml:space="preserve"> Là những chia sẻ </w:t>
+      </w:r>
+      <w:r>
+        <w:rPr>
+          <w:b/>
+          <w:i w:val="0"/>
+        </w:rPr>
+        <w:t>các kết quả đọc</w:t>
+      </w:r>
+      <w:r>
+        <w:rPr>
+          <w:b w:val="0"/>
+          <w:i w:val="0"/>
+        </w:rPr>
+        <w:t xml:space="preserve"> của cá nhân/đại diện nhóm; nội dung chốt:</w:t>
       </w:r>
     </w:p>
     <w:tbl>
@@ -2118,23 +4505,37 @@
             </w:pPr>
             <w:r>
               <w:rPr>
+                <w:b/>
+                <w:i w:val="0"/>
+              </w:rPr>
+              <w:t>1. Tác giả:</w:t>
+            </w:r>
+            <w:r>
+              <w:rPr>
                 <w:b w:val="0"/>
                 <w:i w:val="0"/>
               </w:rPr>
-              <w:t>- Phan Đình Diệu (1936 – 2018), quê Hà Tĩnh; nhà toán học xuất sắc, có công đầu trong việc định hướng phát triển ngành Tin học tại Việt Nam; tích cực tham gia hoạt động xã hội với tư tưởng đổi mới.</w:t>
-            </w:r>
-          </w:p>
-          <w:p>
-            <w:pPr>
-              <w:spacing w:before="0" w:after="0"/>
-              <w:jc w:val="both"/>
-            </w:pPr>
+              <w:t xml:space="preserve"> Nguyễn Đình Thi (1924 – 2003), quê Hà Nội; nhạc sĩ, nhà thơ, nhà văn, nhà viết kịch, nhà phê bình; nổi bật nhất là thơ với những cách tân về hình thức.</w:t>
+            </w:r>
+          </w:p>
+          <w:p>
+            <w:pPr>
+              <w:spacing w:before="0" w:after="0"/>
+              <w:jc w:val="both"/>
+            </w:pPr>
+            <w:r>
+              <w:rPr>
+                <w:b/>
+                <w:i w:val="0"/>
+              </w:rPr>
+              <w:t>2. Văn bản:</w:t>
+            </w:r>
             <w:r>
               <w:rPr>
                 <w:b w:val="0"/>
                 <w:i w:val="0"/>
               </w:rPr>
-              <w:t>- Văn bản in trong Một góc nhìn của trí thức, tập bốn (2004) với nhan đề Năng lực sáng tạo: làm sao để có?; năm 2021 in lại với nhan đề Năng lực sáng tạo.</w:t>
+              <w:t xml:space="preserve"> Mấy ý nghĩ về thơ – tiểu luận viết năm 1949, in trong tập Mấy vấn đề văn học.</w:t>
             </w:r>
           </w:p>
           <w:p>
@@ -2157,88 +4558,137 @@
             </w:pPr>
             <w:r>
               <w:rPr>
+                <w:b/>
+                <w:i w:val="0"/>
+              </w:rPr>
+              <w:t>1. Phần 1 (câu hỏi 1, 2):</w:t>
+            </w:r>
+            <w:r>
+              <w:rPr>
                 <w:b w:val="0"/>
                 <w:i w:val="0"/>
               </w:rPr>
-              <w:t>- Luận đề: năng lực sáng tạo của con người – thể hiện rõ ở nhan đề; nội dung phù hợp với nhan đề.</w:t>
-            </w:r>
-          </w:p>
-          <w:p>
-            <w:pPr>
-              <w:spacing w:before="0" w:after="0"/>
-              <w:jc w:val="both"/>
-            </w:pPr>
+              <w:t xml:space="preserve"> bác bỏ các quan niệm “thơ là những lời đẹp”, thơ ở đề tài “đẹp”, thơ khác văn xuôi ở chỗ “in sâu vào trí nhớ” – bằng chứng: Hồ Xuân Hương, Nguyễn Du (“Thoắt trông lờn lợt màu da…”), Bô-đơ-le → mục đích: dọn đường để nêu quan niệm của mình.</w:t>
+            </w:r>
+          </w:p>
+          <w:p>
+            <w:pPr>
+              <w:spacing w:before="0" w:after="0"/>
+              <w:jc w:val="both"/>
+            </w:pPr>
+            <w:r>
+              <w:rPr>
+                <w:b/>
+                <w:i w:val="0"/>
+              </w:rPr>
+              <w:t>2. Phần 2:</w:t>
+            </w:r>
             <w:r>
               <w:rPr>
                 <w:b w:val="0"/>
                 <w:i w:val="0"/>
               </w:rPr>
-              <w:t>- Luận điểm 1 (giải thích): hoạt động sáng tạo là hoạt động tinh thần riêng có của con người, sản phẩm là phát minh, phát hiện mới mẻ, độc đáo của tư duy và trí tưởng tượng; tính mới, tính độc đáo là tính chất cốt yếu; điều cốt lõi là sự xuất hiện các ý tưởng – “ánh chớp” (H. Poanh-ca-rê) chỉ loé lên nhờ lao động cần mẫn tích tụ “gió mây giông bão” trí tuệ.</w:t>
-            </w:r>
-          </w:p>
-          <w:p>
-            <w:pPr>
-              <w:spacing w:before="0" w:after="0"/>
-              <w:jc w:val="both"/>
-            </w:pPr>
+              <w:t xml:space="preserve"> đầu mối của thơ ở trong tâm hồn con người; làm thơ là thể hiện “một trạng thái tâm lí đang rung chuyển khác thường”; “Bài thơ là sợi dây truyền tình cảm cho người đọc”.</w:t>
+            </w:r>
+          </w:p>
+          <w:p>
+            <w:pPr>
+              <w:spacing w:before="0" w:after="0"/>
+              <w:jc w:val="both"/>
+            </w:pPr>
+            <w:r>
+              <w:rPr>
+                <w:b/>
+                <w:i w:val="0"/>
+              </w:rPr>
+              <w:t>3. Phần 3:</w:t>
+            </w:r>
             <w:r>
               <w:rPr>
                 <w:b w:val="0"/>
                 <w:i w:val="0"/>
               </w:rPr>
-              <w:t>- Luận điểm 2 (phạm vi): sáng tạo không chỉ là việc riêng của “trí thức”; trong nền kinh tế mới, “mọi người đều tham gia sáng tạo, và mọi người đều có năng lực sáng tạo”; chìa khoá số một: tin rằng mình là người sáng tạo (mười chìa khoá của CoachVille).</w:t>
-            </w:r>
-          </w:p>
-          <w:p>
-            <w:pPr>
-              <w:spacing w:before="0" w:after="0"/>
-              <w:jc w:val="both"/>
-            </w:pPr>
+              <w:t xml:space="preserve"> hình ảnh trong thơ – thơ là tiếng nói đầu tiên của tâm hồn khi đụng chạm với cuộc sống; cảm xúc là “phần thịt xương hơn cả”; tư tưởng trong thơ nằm ngay trong cảm xúc; hình ảnh thơ mới mẻ vì nhà thơ “nhìn bằng con mắt của người đầu tiên”.</w:t>
+            </w:r>
+          </w:p>
+          <w:p>
+            <w:pPr>
+              <w:spacing w:before="0" w:after="0"/>
+              <w:jc w:val="both"/>
+            </w:pPr>
+            <w:r>
+              <w:rPr>
+                <w:b/>
+                <w:i w:val="0"/>
+              </w:rPr>
+              <w:t>4. Phần 4:</w:t>
+            </w:r>
             <w:r>
               <w:rPr>
                 <w:b w:val="0"/>
                 <w:i w:val="0"/>
               </w:rPr>
-              <w:t>- Luận điểm 3 (bản chất, ý nghĩa): “Cái chung nhất của sáng tạo là tìm kiếm những cái mới… những đóng góp mới để giải quyết các vấn đề mà con người gặp phải”; đem lại “hạnh phúc thầm lặng” của một đời sống có ý nghĩa.</w:t>
-            </w:r>
-          </w:p>
-          <w:p>
-            <w:pPr>
-              <w:spacing w:before="0" w:after="0"/>
-              <w:jc w:val="both"/>
-            </w:pPr>
+              <w:t xml:space="preserve"> ngôn ngữ, nhịp điệu – mỗi chữ “như một ngọn nến đang cháy”; “Sức mạnh nhất của câu thơ là ở sức gợi ấy”; nhịp điệu bên trong của hình ảnh, tình ý; “thơ thì luôn luôn đòi hỏi sự toàn bích”.</w:t>
+            </w:r>
+          </w:p>
+          <w:p>
+            <w:pPr>
+              <w:spacing w:before="0" w:after="0"/>
+              <w:jc w:val="both"/>
+            </w:pPr>
+            <w:r>
+              <w:rPr>
+                <w:b/>
+                <w:i w:val="0"/>
+              </w:rPr>
+              <w:t>5. Phần 5 (câu hỏi 5):</w:t>
+            </w:r>
             <w:r>
               <w:rPr>
                 <w:b w:val="0"/>
                 <w:i w:val="0"/>
               </w:rPr>
-              <w:t>- Luận điểm 4 (vai trò, điều kiện): sáng tạo là lao động phức tạp, vất vả (Ê-đi-xơn: “1% cảm hứng và 99% việc đổ mồ hôi”); trong “kinh tế tri thức”, năng lực sáng tạo là vấn đề chiến lược, “hưng vong của quốc gia”; cần trao đổi tập thể và công nghệ thông tin, truyền thông.</w:t>
-            </w:r>
-          </w:p>
-          <w:p>
-            <w:pPr>
-              <w:spacing w:before="0" w:after="0"/>
-              <w:jc w:val="both"/>
-            </w:pPr>
+              <w:t xml:space="preserve"> “không có vấn đề thơ tự do, thơ có vần và thơ không có vần. Chỉ có thơ thực và thơ giả, thơ hay và thơ không hay”; “không nên lo thơ đi vào hình thức này hay hình thức khác… miễn là thơ diễn tả được đúng tâm hồn con người mới ngày nay”.</w:t>
+            </w:r>
+          </w:p>
+          <w:p>
+            <w:pPr>
+              <w:spacing w:before="0" w:after="0"/>
+              <w:jc w:val="both"/>
+            </w:pPr>
+            <w:r>
+              <w:rPr>
+                <w:b/>
+                <w:i w:val="0"/>
+              </w:rPr>
+              <w:t>6. Điều quan trọng nhất trong sáng tạo thơ, thao tác (câu hỏi 3, 4):</w:t>
+            </w:r>
             <w:r>
               <w:rPr>
                 <w:b w:val="0"/>
                 <w:i w:val="0"/>
               </w:rPr>
-              <w:t>- Trích dẫn nhà khoa học (F. Ba-li-ba, H. Poanh-ca-rê, Ê-đi-xơn) là một cách nêu bằng chứng: tăng độ tin cậy, sức thuyết phục.</w:t>
-            </w:r>
-          </w:p>
-          <w:p>
-            <w:pPr>
-              <w:spacing w:before="0" w:after="0"/>
-              <w:jc w:val="both"/>
-            </w:pPr>
+              <w:t xml:space="preserve"> cảm xúc, tâm hồn; thao tác: bác bỏ, so sánh (thơ – văn xuôi, thơ – luận lí), giải thích, chứng minh.</w:t>
+            </w:r>
+          </w:p>
+          <w:p>
+            <w:pPr>
+              <w:spacing w:before="0" w:after="0"/>
+              <w:jc w:val="both"/>
+            </w:pPr>
+            <w:r>
+              <w:rPr>
+                <w:b/>
+                <w:i w:val="0"/>
+              </w:rPr>
+              <w:t>7. Ý nghĩa (câu hỏi 6, 7):</w:t>
+            </w:r>
             <w:r>
               <w:rPr>
                 <w:b w:val="0"/>
                 <w:i w:val="0"/>
               </w:rPr>
-              <w:t>- Thao tác: giải thích, chứng minh, phân tích, bình luận phối hợp linh hoạt.</w:t>
+              <w:t xml:space="preserve"> gợi hướng cho sáng tác và cách đọc thơ hôm nay – đọc bằng cảm xúc, chú ý sức gợi của hình ảnh, nhịp điệu bên trong.</w:t>
             </w:r>
           </w:p>
           <w:p>
@@ -2261,23 +4711,37 @@
             </w:pPr>
             <w:r>
               <w:rPr>
+                <w:b/>
+                <w:i w:val="0"/>
+              </w:rPr>
+              <w:t>1. Nội dung:</w:t>
+            </w:r>
+            <w:r>
+              <w:rPr>
                 <w:b w:val="0"/>
                 <w:i w:val="0"/>
               </w:rPr>
-              <w:t>- Nội dung: khẳng định năng lực sáng tạo là thuộc tính tự nhiên của mọi người, là yếu tố quyết định sự phát triển của cá nhân và đất nước.</w:t>
-            </w:r>
-          </w:p>
-          <w:p>
-            <w:pPr>
-              <w:spacing w:before="0" w:after="0"/>
-              <w:jc w:val="both"/>
-            </w:pPr>
+              <w:t xml:space="preserve"> quan niệm sâu sắc, mới mẻ về bản chất thơ: cảm xúc, hình ảnh, ngôn ngữ, nhịp điệu, hình thức.</w:t>
+            </w:r>
+          </w:p>
+          <w:p>
+            <w:pPr>
+              <w:spacing w:before="0" w:after="0"/>
+              <w:jc w:val="both"/>
+            </w:pPr>
+            <w:r>
+              <w:rPr>
+                <w:b/>
+                <w:i w:val="0"/>
+              </w:rPr>
+              <w:t>2. Nghệ thuật:</w:t>
+            </w:r>
             <w:r>
               <w:rPr>
                 <w:b w:val="0"/>
                 <w:i w:val="0"/>
               </w:rPr>
-              <w:t>- Nghệ thuật: lập luận chặt chẽ, bằng chứng khoa học xác thực, ngôn ngữ giàu hình ảnh (“ánh chớp”, “gió mây giông bão”).</w:t>
+              <w:t xml:space="preserve"> lập luận chặt chẽ; nhiều so sánh, ẩn dụ giàu hình ảnh; văn nghị luận của một nghệ sĩ.</w:t>
             </w:r>
           </w:p>
         </w:tc>
@@ -2297,7 +4761,7 @@
       <w:r>
         <w:rPr>
           <w:b/>
-          <w:i/>
+          <w:i w:val="0"/>
         </w:rPr>
         <w:t>d) Tổ chức thực hiện</w:t>
       </w:r>
@@ -2309,23 +4773,104 @@
       </w:pPr>
       <w:r>
         <w:rPr>
-          <w:b w:val="0"/>
-          <w:i w:val="0"/>
-        </w:rPr>
-        <w:t>- Nhiệm vụ 1 (cá nhân): Nhan đề và luận đề (câu hỏi 1); các luận điểm, mối quan hệ (câu hỏi 2).</w:t>
-      </w:r>
-    </w:p>
-    <w:p>
-      <w:pPr>
-        <w:spacing w:before="0" w:after="0"/>
-        <w:jc w:val="both"/>
-      </w:pPr>
-      <w:r>
-        <w:rPr>
-          <w:b w:val="0"/>
-          <w:i w:val="0"/>
-        </w:rPr>
-        <w:t>- Nhiệm vụ 2 (cặp đôi): Nhận xét lí lẽ, bằng chứng; việc trích dẫn câu nói của nhà khoa học có phải là cách nêu bằng chứng không (câu hỏi 3).</w:t>
+          <w:b/>
+          <w:i w:val="0"/>
+        </w:rPr>
+        <w:t>d.1. Nhiệm vụ 1: Tóm lược, các quan niệm ở phần 1 (cá nhân)</w:t>
+      </w:r>
+    </w:p>
+    <w:p>
+      <w:pPr>
+        <w:spacing w:before="0" w:after="0"/>
+        <w:jc w:val="both"/>
+      </w:pPr>
+      <w:r>
+        <w:rPr>
+          <w:b/>
+          <w:i w:val="0"/>
+        </w:rPr>
+        <w:t>Bước 1: Giao nhiệm vụ học tập:</w:t>
+      </w:r>
+      <w:r>
+        <w:rPr>
+          <w:b w:val="0"/>
+          <w:i w:val="0"/>
+        </w:rPr>
+        <w:t xml:space="preserve"> HS tóm lược nội dung từng phần, mối quan hệ (câu hỏi 1); các quan niệm được nêu ở phần 1 và mục đích (câu hỏi 2).</w:t>
+      </w:r>
+    </w:p>
+    <w:p>
+      <w:pPr>
+        <w:spacing w:before="0" w:after="0"/>
+        <w:jc w:val="both"/>
+      </w:pPr>
+      <w:r>
+        <w:rPr>
+          <w:b w:val="0"/>
+          <w:i w:val="0"/>
+          <w:color w:val="EE0000"/>
+        </w:rPr>
+        <w:t>6.3.NC1a: HS lập sơ đồ lập luận của văn bản bằng công cụ số.</w:t>
+      </w:r>
+    </w:p>
+    <w:p>
+      <w:pPr>
+        <w:spacing w:before="0" w:after="0"/>
+        <w:jc w:val="both"/>
+      </w:pPr>
+      <w:r>
+        <w:rPr>
+          <w:b/>
+          <w:i w:val="0"/>
+        </w:rPr>
+        <w:t>Bước 2: Thực hiện nhiệm vụ:</w:t>
+      </w:r>
+      <w:r>
+        <w:rPr>
+          <w:b w:val="0"/>
+          <w:i w:val="0"/>
+        </w:rPr>
+        <w:t xml:space="preserve"> HS làm việc cá nhân.</w:t>
+      </w:r>
+    </w:p>
+    <w:p>
+      <w:pPr>
+        <w:spacing w:before="0" w:after="0"/>
+        <w:jc w:val="both"/>
+      </w:pPr>
+      <w:r>
+        <w:rPr>
+          <w:b/>
+          <w:i w:val="0"/>
+        </w:rPr>
+        <w:t>Bước 3: Báo cáo, thảo luận:</w:t>
+      </w:r>
+      <w:r>
+        <w:rPr>
+          <w:b w:val="0"/>
+          <w:i w:val="0"/>
+        </w:rPr>
+        <w:t xml:space="preserve"> 2 HS trình bày sơ đồ.</w:t>
+      </w:r>
+    </w:p>
+    <w:p>
+      <w:pPr>
+        <w:spacing w:before="0" w:after="0"/>
+        <w:jc w:val="both"/>
+      </w:pPr>
+      <w:r>
+        <w:rPr>
+          <w:b/>
+          <w:i w:val="0"/>
+        </w:rPr>
+        <w:t>Bước 4: Kết luận, nhận định:</w:t>
+      </w:r>
+      <w:r>
+        <w:rPr>
+          <w:b w:val="0"/>
+          <w:i w:val="0"/>
+        </w:rPr>
+        <w:t xml:space="preserve"> GV chốt mục I, ý 1 mục II.</w:t>
       </w:r>
     </w:p>
     <w:p>
@@ -2338,498 +4883,291 @@
           <w:b/>
           <w:i w:val="0"/>
         </w:rPr>
-        <w:t>HẾT TIẾT 25 CHUYỂN SANG TIẾT 26</w:t>
-      </w:r>
-    </w:p>
-    <w:p>
-      <w:pPr>
-        <w:spacing w:before="0" w:after="0"/>
-        <w:jc w:val="both"/>
-      </w:pPr>
-      <w:r>
-        <w:rPr>
-          <w:b w:val="0"/>
-          <w:i w:val="0"/>
-        </w:rPr>
-        <w:t>- Nhiệm vụ 3 (nhóm): Các thao tác nghị luận và tác dụng phối hợp (câu hỏi 4); vai trò của năng lực sáng tạo với mỗi người và đất nước (câu hỏi 5); tư tưởng của tác giả (câu hỏi 6).</w:t>
-      </w:r>
-    </w:p>
-    <w:p>
-      <w:pPr>
-        <w:spacing w:before="0" w:after="0"/>
-        <w:jc w:val="both"/>
-      </w:pPr>
-      <w:r>
-        <w:rPr>
-          <w:b w:val="0"/>
-          <w:i w:val="0"/>
-        </w:rPr>
-        <w:t>- 6.2.NC1a; 12.A3.1.a: HS thảo luận: Trí tuệ nhân tạo có làm giảm năng lực sáng tạo của con người không? Dùng AI thế nào để hỗ trợ (chứ không thay thế) sáng tạo?</w:t>
-      </w:r>
-    </w:p>
-    <w:p>
-      <w:pPr>
-        <w:spacing w:before="0" w:after="0"/>
-        <w:jc w:val="both"/>
-      </w:pPr>
-      <w:r>
-        <w:rPr>
-          <w:b w:val="0"/>
-          <w:i w:val="0"/>
-        </w:rPr>
-        <w:t>- Bước 2 – 4: HS trình bày; GV chốt mục II, III.</w:t>
-      </w:r>
-    </w:p>
-    <w:p>
-      <w:pPr>
-        <w:spacing w:before="80" w:after="0"/>
-        <w:jc w:val="center"/>
-      </w:pPr>
-      <w:r>
-        <w:rPr>
-          <w:b/>
-          <w:i w:val="0"/>
-        </w:rPr>
-        <w:t>3. Hoạt động 3: Luyện tập (10 phút)</w:t>
-      </w:r>
-    </w:p>
-    <w:p>
-      <w:pPr>
-        <w:spacing w:before="0" w:after="0"/>
-        <w:jc w:val="both"/>
-      </w:pPr>
-      <w:r>
-        <w:rPr>
-          <w:b w:val="0"/>
-          <w:i w:val="0"/>
-        </w:rPr>
-        <w:t>- HS làm bài củng cố trực tuyến (Nhìn về vốn văn hoá dân tộc, Năng lực sáng tạo) – mã QR ở văn bản 1; GV chữa câu nhiều HS sai.</w:t>
-      </w:r>
-    </w:p>
-    <w:p>
-      <w:pPr>
-        <w:spacing w:before="80" w:after="0"/>
-        <w:jc w:val="center"/>
-      </w:pPr>
-      <w:r>
-        <w:rPr>
-          <w:b/>
-          <w:i w:val="0"/>
-        </w:rPr>
-        <w:t>4. Hoạt động 4: Vận dụng (làm ở nhà)</w:t>
-      </w:r>
-    </w:p>
-    <w:p>
-      <w:pPr>
-        <w:spacing w:before="0" w:after="0"/>
-        <w:jc w:val="both"/>
-      </w:pPr>
-      <w:r>
-        <w:rPr>
-          <w:b w:val="0"/>
-          <w:i w:val="0"/>
-        </w:rPr>
-        <w:t>- Kết nối đọc – viết: Viết đoạn văn (khoảng 150 chữ) trả lời câu hỏi: Phải chăng sự sáng tạo sẽ giúp cuộc sống của mỗi người có thêm ý nghĩa?</w:t>
-      </w:r>
-    </w:p>
-    <w:p>
-      <w:pPr>
-        <w:spacing w:before="80" w:after="80"/>
-        <w:jc w:val="center"/>
-      </w:pPr>
-      <w:r>
-        <w:rPr>
-          <w:b/>
-          <w:i w:val="0"/>
-        </w:rPr>
-        <w:t>HẾT TIẾT 26 CHUYỂN SANG TIẾT 27</w:t>
-      </w:r>
-    </w:p>
-    <w:p>
-      <w:pPr>
-        <w:spacing w:before="80" w:after="0"/>
-        <w:jc w:val="center"/>
-      </w:pPr>
-      <w:r>
-        <w:rPr>
-          <w:b/>
-          <w:i w:val="0"/>
-        </w:rPr>
-        <w:t>VĂN BẢN 3: MẤY Ý NGHĨ VỀ THƠ (TRÍCH)</w:t>
-      </w:r>
-    </w:p>
-    <w:p>
-      <w:pPr>
-        <w:spacing w:before="80" w:after="0"/>
-        <w:jc w:val="center"/>
-      </w:pPr>
-      <w:r>
-        <w:rPr>
-          <w:b/>
-          <w:i w:val="0"/>
-        </w:rPr>
-        <w:t>– Nguyễn Đình Thi –</w:t>
-      </w:r>
-    </w:p>
-    <w:p>
-      <w:pPr>
-        <w:spacing w:before="0" w:after="0"/>
-        <w:jc w:val="center"/>
-      </w:pPr>
-      <w:r>
-        <w:rPr>
-          <w:b w:val="0"/>
-          <w:i w:val="0"/>
-        </w:rPr>
-        <w:t>(Dự kiến thời gian: 02 tiết – Tiết 27, 28)</w:t>
-      </w:r>
-    </w:p>
-    <w:p>
-      <w:pPr>
-        <w:spacing w:before="80" w:after="0"/>
-        <w:jc w:val="center"/>
-      </w:pPr>
-      <w:r>
-        <w:rPr>
-          <w:b/>
-          <w:i w:val="0"/>
-        </w:rPr>
-        <w:t>1. Hoạt động 1: Mở đầu (5 phút)</w:t>
-      </w:r>
-    </w:p>
-    <w:p>
-      <w:pPr>
-        <w:spacing w:before="0" w:after="0"/>
-        <w:jc w:val="both"/>
-      </w:pPr>
-      <w:r>
-        <w:rPr>
-          <w:b w:val="0"/>
-          <w:i w:val="0"/>
-        </w:rPr>
-        <w:t>- Bước 1: GV hỏi (SGK tr.72): Trong các bài nghiên cứu, phê bình về thơ bạn đã đọc, bạn thích nhất bài nào? Vì sao?</w:t>
-      </w:r>
-    </w:p>
-    <w:p>
-      <w:pPr>
-        <w:spacing w:before="0" w:after="0"/>
-        <w:jc w:val="both"/>
-      </w:pPr>
-      <w:r>
-        <w:rPr>
-          <w:b w:val="0"/>
-          <w:i w:val="0"/>
-        </w:rPr>
-        <w:t>- Bước 2 – 4: HS chia sẻ (Một thời đại trong thi ca – Hoài Thanh…); GV dẫn vào bài.</w:t>
-      </w:r>
-    </w:p>
-    <w:p>
-      <w:pPr>
-        <w:spacing w:before="0" w:after="0"/>
-        <w:jc w:val="both"/>
-      </w:pPr>
-      <w:r>
-        <w:rPr>
-          <w:b w:val="0"/>
-          <w:i w:val="0"/>
-        </w:rPr>
-        <w:t>- Video tham khảo: Di sản văn hoá, văn nghệ của Nguyễn Đình Thi (kênh HTV – Đài Hà Nội) – https://www.youtube.com/watch?v=iGJ9GG1g9Nk – Tìm hiểu tác giả Nguyễn Đình Thi (Mấy ý nghĩ về thơ)</w:t>
-      </w:r>
-    </w:p>
-    <w:p>
-      <w:pPr>
-        <w:spacing w:before="80" w:after="0"/>
-        <w:jc w:val="center"/>
-      </w:pPr>
-      <w:r>
-        <w:rPr>
-          <w:b/>
-          <w:i w:val="0"/>
-        </w:rPr>
-        <w:t>2. Hoạt động 2: Hình thành kiến thức mới (70 phút)</w:t>
-      </w:r>
-    </w:p>
-    <w:p>
-      <w:pPr>
-        <w:spacing w:before="0" w:after="0"/>
-        <w:jc w:val="both"/>
-      </w:pPr>
-      <w:r>
-        <w:rPr>
-          <w:b/>
-          <w:i/>
+        <w:t>----------HẾT TIẾT 27 CHUYỂN SANG TIẾT 28----------</w:t>
+      </w:r>
+    </w:p>
+    <w:p>
+      <w:pPr>
+        <w:spacing w:before="0" w:after="0"/>
+        <w:jc w:val="both"/>
+      </w:pPr>
+      <w:r>
+        <w:rPr>
+          <w:b/>
+          <w:i w:val="0"/>
+        </w:rPr>
+        <w:t>d.2. Nhiệm vụ 2: Quan niệm về thơ, thao tác (nhóm)</w:t>
+      </w:r>
+    </w:p>
+    <w:p>
+      <w:pPr>
+        <w:spacing w:before="0" w:after="0"/>
+        <w:jc w:val="both"/>
+      </w:pPr>
+      <w:r>
+        <w:rPr>
+          <w:b/>
+          <w:i w:val="0"/>
+        </w:rPr>
+        <w:t>Bước 1: Giao nhiệm vụ học tập:</w:t>
+      </w:r>
+      <w:r>
+        <w:rPr>
+          <w:b w:val="0"/>
+          <w:i w:val="0"/>
+        </w:rPr>
+        <w:t xml:space="preserve"> Nhóm 1, 2, 3: câu hỏi 3 (các luận điểm, phân tích một luận điểm tiêu biểu); nhóm 4, 5, 6: câu hỏi 4 (điều quan trọng trong sáng tạo thơ và các thao tác).</w:t>
+      </w:r>
+    </w:p>
+    <w:p>
+      <w:pPr>
+        <w:spacing w:before="0" w:after="0"/>
+        <w:jc w:val="both"/>
+      </w:pPr>
+      <w:r>
+        <w:rPr>
+          <w:b/>
+          <w:i w:val="0"/>
+        </w:rPr>
+        <w:t>Bước 2: Thực hiện nhiệm vụ:</w:t>
+      </w:r>
+      <w:r>
+        <w:rPr>
+          <w:b w:val="0"/>
+          <w:i w:val="0"/>
+        </w:rPr>
+        <w:t xml:space="preserve"> HS thảo luận 10 phút.</w:t>
+      </w:r>
+    </w:p>
+    <w:p>
+      <w:pPr>
+        <w:spacing w:before="0" w:after="0"/>
+        <w:jc w:val="both"/>
+      </w:pPr>
+      <w:r>
+        <w:rPr>
+          <w:b/>
+          <w:i w:val="0"/>
+        </w:rPr>
+        <w:t>Bước 3: Báo cáo, thảo luận:</w:t>
+      </w:r>
+      <w:r>
+        <w:rPr>
+          <w:b w:val="0"/>
+          <w:i w:val="0"/>
+        </w:rPr>
+        <w:t xml:space="preserve"> Đại diện nhóm trình bày.</w:t>
+      </w:r>
+    </w:p>
+    <w:p>
+      <w:pPr>
+        <w:spacing w:before="0" w:after="0"/>
+        <w:jc w:val="both"/>
+      </w:pPr>
+      <w:r>
+        <w:rPr>
+          <w:b/>
+          <w:i w:val="0"/>
+        </w:rPr>
+        <w:t>Bước 4: Kết luận, nhận định:</w:t>
+      </w:r>
+      <w:r>
+        <w:rPr>
+          <w:b w:val="0"/>
+          <w:i w:val="0"/>
+        </w:rPr>
+        <w:t xml:space="preserve"> GV chốt ý 2 – 4, 6 mục II.</w:t>
+      </w:r>
+    </w:p>
+    <w:p>
+      <w:pPr>
+        <w:spacing w:before="0" w:after="0"/>
+        <w:jc w:val="both"/>
+      </w:pPr>
+      <w:r>
+        <w:rPr>
+          <w:b/>
+          <w:i w:val="0"/>
+        </w:rPr>
+        <w:t>d.3. Nhiệm vụ 3: Tranh luận nhỏ (câu hỏi 5, 6, 7)</w:t>
+      </w:r>
+    </w:p>
+    <w:p>
+      <w:pPr>
+        <w:spacing w:before="0" w:after="0"/>
+        <w:jc w:val="both"/>
+      </w:pPr>
+      <w:r>
+        <w:rPr>
+          <w:b/>
+          <w:i w:val="0"/>
+        </w:rPr>
+        <w:t>Bước 1: Giao nhiệm vụ học tập:</w:t>
+      </w:r>
+      <w:r>
+        <w:rPr>
+          <w:b w:val="0"/>
+          <w:i w:val="0"/>
+        </w:rPr>
+        <w:t xml:space="preserve"> Bạn có tán thành quan điểm “không nên lo thơ đi vào hình thức này hay hình thức khác…” không? Ý nghĩa với thực tế sáng tác hiện nay? Điều bổ ích trong việc hiểu và đọc thơ?</w:t>
+      </w:r>
+    </w:p>
+    <w:p>
+      <w:pPr>
+        <w:spacing w:before="0" w:after="0"/>
+        <w:jc w:val="both"/>
+      </w:pPr>
+      <w:r>
+        <w:rPr>
+          <w:b w:val="0"/>
+          <w:i w:val="0"/>
+          <w:color w:val="EE0000"/>
+        </w:rPr>
+        <w:t>- HS có thể hỏi AI về các cách tân hình thức thơ hiện nay, sau đó kiểm chứng ví dụ với nguồn chính thống.</w:t>
+      </w:r>
+    </w:p>
+    <w:p>
+      <w:pPr>
+        <w:spacing w:before="0" w:after="0"/>
+        <w:jc w:val="both"/>
+      </w:pPr>
+      <w:r>
+        <w:rPr>
+          <w:b/>
+          <w:i w:val="0"/>
+        </w:rPr>
+        <w:t>Bước 2: Thực hiện nhiệm vụ:</w:t>
+      </w:r>
+      <w:r>
+        <w:rPr>
+          <w:b w:val="0"/>
+          <w:i w:val="0"/>
+        </w:rPr>
+        <w:t xml:space="preserve"> HS chuẩn bị lí lẽ 3 phút.</w:t>
+      </w:r>
+    </w:p>
+    <w:p>
+      <w:pPr>
+        <w:spacing w:before="0" w:after="0"/>
+        <w:jc w:val="both"/>
+      </w:pPr>
+      <w:r>
+        <w:rPr>
+          <w:b/>
+          <w:i w:val="0"/>
+        </w:rPr>
+        <w:t>Bước 3: Báo cáo, thảo luận:</w:t>
+      </w:r>
+      <w:r>
+        <w:rPr>
+          <w:b w:val="0"/>
+          <w:i w:val="0"/>
+        </w:rPr>
+        <w:t xml:space="preserve"> Đại diện hai ý kiến tranh luận.</w:t>
+      </w:r>
+    </w:p>
+    <w:p>
+      <w:pPr>
+        <w:spacing w:before="0" w:after="0"/>
+        <w:jc w:val="both"/>
+      </w:pPr>
+      <w:r>
+        <w:rPr>
+          <w:b/>
+          <w:i w:val="0"/>
+        </w:rPr>
+        <w:t>Bước 4: Kết luận, nhận định:</w:t>
+      </w:r>
+      <w:r>
+        <w:rPr>
+          <w:b w:val="0"/>
+          <w:i w:val="0"/>
+        </w:rPr>
+        <w:t xml:space="preserve"> GV chốt ý 5, 7 mục II và mục III; tôn trọng ý kiến khác biệt.</w:t>
+      </w:r>
+    </w:p>
+    <w:p>
+      <w:pPr>
+        <w:spacing w:before="0" w:after="0"/>
+        <w:jc w:val="both"/>
+      </w:pPr>
+      <w:r>
+        <w:rPr>
+          <w:b/>
+          <w:i w:val="0"/>
+        </w:rPr>
+        <w:t>3. Hoạt động 3: Luyện tập (Dự kiến thời gian: 10 phút)</w:t>
+      </w:r>
+    </w:p>
+    <w:p>
+      <w:pPr>
+        <w:spacing w:before="0" w:after="0"/>
+        <w:jc w:val="both"/>
+      </w:pPr>
+      <w:r>
+        <w:rPr>
+          <w:b/>
+          <w:i w:val="0"/>
         </w:rPr>
         <w:t>a) Mục tiêu:</w:t>
       </w:r>
-    </w:p>
-    <w:p>
-      <w:pPr>
-        <w:spacing w:before="0" w:after="0"/>
-        <w:jc w:val="both"/>
-      </w:pPr>
-      <w:r>
-        <w:rPr>
-          <w:b w:val="0"/>
-          <w:i w:val="0"/>
-        </w:rPr>
-        <w:t>- Tóm lược nội dung từng phần và mối quan hệ; nhận xét các quan niệm về thơ; phân tích cách triển khai luận điểm.</w:t>
-      </w:r>
-    </w:p>
-    <w:p>
-      <w:pPr>
-        <w:spacing w:before="0" w:after="0"/>
-        <w:jc w:val="both"/>
-      </w:pPr>
-      <w:r>
-        <w:rPr>
-          <w:b w:val="0"/>
-          <w:i w:val="0"/>
-        </w:rPr>
-        <w:t>- Đánh giá quan điểm về hình thức thơ; ý nghĩa của văn bản đối với sáng tác và việc đọc thơ hôm nay.</w:t>
-      </w:r>
-    </w:p>
-    <w:p>
-      <w:pPr>
-        <w:spacing w:before="0" w:after="0"/>
-        <w:jc w:val="both"/>
-      </w:pPr>
-      <w:r>
-        <w:rPr>
-          <w:b/>
-          <w:i/>
-        </w:rPr>
-        <w:t xml:space="preserve">b) Nội dung: </w:t>
-      </w:r>
-      <w:r>
-        <w:rPr>
-          <w:b w:val="0"/>
-          <w:i w:val="0"/>
-        </w:rPr>
-        <w:t>HS đọc SGK tr.72 – 77, trả lời 7 câu hỏi SGK tr.77.</w:t>
-      </w:r>
-    </w:p>
-    <w:p>
-      <w:pPr>
-        <w:spacing w:before="0" w:after="0"/>
-        <w:jc w:val="both"/>
-      </w:pPr>
-      <w:r>
-        <w:rPr>
-          <w:b/>
-          <w:i/>
-        </w:rPr>
-        <w:t xml:space="preserve">c) Sản phẩm: </w:t>
-      </w:r>
-      <w:r>
-        <w:rPr>
-          <w:b w:val="0"/>
-          <w:i w:val="0"/>
-        </w:rPr>
-        <w:t>Câu trả lời của HS; nội dung chốt:</w:t>
-      </w:r>
-    </w:p>
-    <w:tbl>
-      <w:tblPr>
-        <w:tblStyle w:val="TableGrid"/>
-        <w:tblW w:type="auto" w:w="0"/>
-        <w:jc w:val="center"/>
-        <w:tblLook w:firstColumn="1" w:firstRow="1" w:lastColumn="0" w:lastRow="0" w:noHBand="0" w:noVBand="1" w:val="04A0"/>
-      </w:tblPr>
-      <w:tblGrid>
-        <w:gridCol w:w="9923"/>
-      </w:tblGrid>
-      <w:tr>
-        <w:tc>
-          <w:tcPr>
-            <w:tcW w:type="dxa" w:w="9923"/>
-          </w:tcPr>
-          <w:p>
-            <w:pPr>
-              <w:spacing w:before="0" w:after="0"/>
-              <w:jc w:val="both"/>
-            </w:pPr>
-            <w:r>
-              <w:rPr>
-                <w:b/>
-                <w:i w:val="0"/>
-              </w:rPr>
-              <w:t>I. Tìm hiểu chung</w:t>
-            </w:r>
-          </w:p>
-          <w:p>
-            <w:pPr>
-              <w:spacing w:before="0" w:after="0"/>
-              <w:jc w:val="both"/>
-            </w:pPr>
-            <w:r>
-              <w:rPr>
-                <w:b w:val="0"/>
-                <w:i w:val="0"/>
-              </w:rPr>
-              <w:t>- Nguyễn Đình Thi (1924 – 2003), quê Hà Nội; nhạc sĩ, nhà thơ, nhà văn, nhà viết kịch, nhà phê bình; nổi bật nhất là thơ với những cách tân về hình thức.</w:t>
-            </w:r>
-          </w:p>
-          <w:p>
-            <w:pPr>
-              <w:spacing w:before="0" w:after="0"/>
-              <w:jc w:val="both"/>
-            </w:pPr>
-            <w:r>
-              <w:rPr>
-                <w:b w:val="0"/>
-                <w:i w:val="0"/>
-              </w:rPr>
-              <w:t>- Mấy ý nghĩ về thơ: tiểu luận viết năm 1949, in trong tập Mấy vấn đề văn học.</w:t>
-            </w:r>
-          </w:p>
-          <w:p>
-            <w:pPr>
-              <w:spacing w:before="0" w:after="0"/>
-              <w:jc w:val="both"/>
-            </w:pPr>
-            <w:r>
-              <w:rPr>
-                <w:b/>
-                <w:i w:val="0"/>
-              </w:rPr>
-              <w:t>II. Khám phá văn bản</w:t>
-            </w:r>
-          </w:p>
-          <w:p>
-            <w:pPr>
-              <w:spacing w:before="0" w:after="0"/>
-              <w:jc w:val="both"/>
-            </w:pPr>
-            <w:r>
-              <w:rPr>
-                <w:b w:val="0"/>
-                <w:i w:val="0"/>
-              </w:rPr>
-              <w:t>- Phần 1: bác bỏ các quan niệm “thơ là những lời đẹp”, thơ ở đề tài “đẹp”, thơ khác văn xuôi ở chỗ “in sâu vào trí nhớ” – bằng chứng: Hồ Xuân Hương, Nguyễn Du (“Thoắt trông lờn lợt màu da…”), Bô-đơ-le → mục đích: dọn đường để nêu quan niệm của mình.</w:t>
-            </w:r>
-          </w:p>
-          <w:p>
-            <w:pPr>
-              <w:spacing w:before="0" w:after="0"/>
-              <w:jc w:val="both"/>
-            </w:pPr>
-            <w:r>
-              <w:rPr>
-                <w:b w:val="0"/>
-                <w:i w:val="0"/>
-              </w:rPr>
-              <w:t>- Phần 2: đầu mối của thơ ở trong tâm hồn con người; làm thơ là thể hiện “một trạng thái tâm lí đang rung chuyển khác thường”; “Bài thơ là sợi dây truyền tình cảm cho người đọc”.</w:t>
-            </w:r>
-          </w:p>
-          <w:p>
-            <w:pPr>
-              <w:spacing w:before="0" w:after="0"/>
-              <w:jc w:val="both"/>
-            </w:pPr>
-            <w:r>
-              <w:rPr>
-                <w:b w:val="0"/>
-                <w:i w:val="0"/>
-              </w:rPr>
-              <w:t>- Phần 3: hình ảnh trong thơ – thơ là tiếng nói đầu tiên của tâm hồn khi đụng chạm với cuộc sống; cảm xúc là “phần thịt xương hơn cả”; tư tưởng trong thơ nằm ngay trong cảm xúc; “thơ không nói bằng ý niệm thuần tuý”; hình ảnh thơ mới mẻ vì nhà thơ “nhìn bằng con mắt của người đầu tiên”.</w:t>
-            </w:r>
-          </w:p>
-          <w:p>
-            <w:pPr>
-              <w:spacing w:before="0" w:after="0"/>
-              <w:jc w:val="both"/>
-            </w:pPr>
-            <w:r>
-              <w:rPr>
-                <w:b w:val="0"/>
-                <w:i w:val="0"/>
-              </w:rPr>
-              <w:t>- Phần 4: ngôn ngữ, nhịp điệu – mỗi chữ “như một ngọn nến đang cháy”; “Sức mạnh nhất của câu thơ là ở sức gợi ấy”; nhịp điệu bên trong của hình ảnh, tình ý; “thơ thì luôn luôn đòi hỏi sự toàn bích”.</w:t>
-            </w:r>
-          </w:p>
-          <w:p>
-            <w:pPr>
-              <w:spacing w:before="0" w:after="0"/>
-              <w:jc w:val="both"/>
-            </w:pPr>
-            <w:r>
-              <w:rPr>
-                <w:b w:val="0"/>
-                <w:i w:val="0"/>
-              </w:rPr>
-              <w:t>- Phần 5: thơ tự do, thơ không vần – luật lệ là “võ khí rất mạnh”, nhưng thiếu nó người làm thơ vẫn có thể thắng; “không có vấn đề thơ tự do, thơ có vần và thơ không có vần. Chỉ có thơ thực và thơ giả, thơ hay và thơ không hay”; “không nên lo thơ đi vào hình thức này hay hình thức khác… miễn là thơ diễn tả được đúng tâm hồn con người mới ngày nay”; luật lệ phải là sự tự kiểm soát từ bên trong.</w:t>
-            </w:r>
-          </w:p>
-          <w:p>
-            <w:pPr>
-              <w:spacing w:before="0" w:after="0"/>
-              <w:jc w:val="both"/>
-            </w:pPr>
-            <w:r>
-              <w:rPr>
-                <w:b w:val="0"/>
-                <w:i w:val="0"/>
-              </w:rPr>
-              <w:t>- Điều quan trọng nhất trong sáng tạo thơ: cảm xúc, tâm hồn; thao tác: bác bỏ, so sánh (thơ – văn xuôi, thơ – luận lí), giải thích, chứng minh.</w:t>
-            </w:r>
-          </w:p>
-          <w:p>
-            <w:pPr>
-              <w:spacing w:before="0" w:after="0"/>
-              <w:jc w:val="both"/>
-            </w:pPr>
-            <w:r>
-              <w:rPr>
-                <w:b/>
-                <w:i w:val="0"/>
-              </w:rPr>
-              <w:t>III. Tổng kết</w:t>
-            </w:r>
-          </w:p>
-          <w:p>
-            <w:pPr>
-              <w:spacing w:before="0" w:after="0"/>
-              <w:jc w:val="both"/>
-            </w:pPr>
-            <w:r>
-              <w:rPr>
-                <w:b w:val="0"/>
-                <w:i w:val="0"/>
-              </w:rPr>
-              <w:t>- Nội dung: quan niệm sâu sắc, mới mẻ về bản chất thơ: cảm xúc, hình ảnh, ngôn ngữ, nhịp điệu, hình thức.</w:t>
-            </w:r>
-          </w:p>
-          <w:p>
-            <w:pPr>
-              <w:spacing w:before="0" w:after="0"/>
-              <w:jc w:val="both"/>
-            </w:pPr>
-            <w:r>
-              <w:rPr>
-                <w:b w:val="0"/>
-                <w:i w:val="0"/>
-              </w:rPr>
-              <w:t>- Nghệ thuật: lập luận chặt chẽ; nhiều so sánh, ẩn dụ giàu hình ảnh; văn nghị luận của một nghệ sĩ.</w:t>
-            </w:r>
-          </w:p>
-        </w:tc>
-      </w:tr>
-    </w:tbl>
-    <w:p>
-      <w:pPr>
-        <w:spacing w:before="0" w:after="0"/>
-        <w:jc w:val="both"/>
-      </w:pPr>
-    </w:p>
-    <w:p>
-      <w:pPr>
-        <w:spacing w:before="0" w:after="0"/>
-        <w:jc w:val="both"/>
-      </w:pPr>
-      <w:r>
-        <w:rPr>
-          <w:b/>
-          <w:i/>
+      <w:r>
+        <w:rPr>
+          <w:b w:val="0"/>
+          <w:i w:val="0"/>
+        </w:rPr>
+        <w:t xml:space="preserve"> Củng cố kiến thức về văn bản Mấy ý nghĩ về thơ.</w:t>
+      </w:r>
+    </w:p>
+    <w:p>
+      <w:pPr>
+        <w:spacing w:before="0" w:after="0"/>
+        <w:jc w:val="both"/>
+      </w:pPr>
+      <w:r>
+        <w:rPr>
+          <w:b/>
+          <w:i w:val="0"/>
+        </w:rPr>
+        <w:t>b) Nội dung:</w:t>
+      </w:r>
+      <w:r>
+        <w:rPr>
+          <w:b w:val="0"/>
+          <w:i w:val="0"/>
+        </w:rPr>
+        <w:t xml:space="preserve"> HS làm bài củng cố trực tuyến.</w:t>
+      </w:r>
+    </w:p>
+    <w:p>
+      <w:pPr>
+        <w:spacing w:before="0" w:after="0"/>
+        <w:jc w:val="both"/>
+      </w:pPr>
+      <w:r>
+        <w:rPr>
+          <w:b/>
+          <w:i w:val="0"/>
+        </w:rPr>
+        <w:t>c) Sản phẩm:</w:t>
+      </w:r>
+      <w:r>
+        <w:rPr>
+          <w:b w:val="0"/>
+          <w:i w:val="0"/>
+        </w:rPr>
+        <w:t xml:space="preserve"> Kết quả bài làm trực tuyến.</w:t>
+      </w:r>
+    </w:p>
+    <w:p>
+      <w:pPr>
+        <w:spacing w:before="0" w:after="0"/>
+        <w:jc w:val="both"/>
+      </w:pPr>
+      <w:r>
+        <w:rPr>
+          <w:b/>
+          <w:i w:val="0"/>
         </w:rPr>
         <w:t>d) Tổ chức thực hiện</w:t>
       </w:r>
@@ -2841,88 +5179,17 @@
       </w:pPr>
       <w:r>
         <w:rPr>
-          <w:b w:val="0"/>
-          <w:i w:val="0"/>
-        </w:rPr>
-        <w:t>- Nhiệm vụ 1 (cá nhân): Tóm lược nội dung từng phần, mối quan hệ (câu hỏi 1); các quan niệm được nêu ở phần 1 và mục đích (câu hỏi 2).</w:t>
-      </w:r>
-    </w:p>
-    <w:p>
-      <w:pPr>
-        <w:spacing w:before="80" w:after="80"/>
-        <w:jc w:val="center"/>
-      </w:pPr>
-      <w:r>
-        <w:rPr>
-          <w:b/>
-          <w:i w:val="0"/>
-        </w:rPr>
-        <w:t>HẾT TIẾT 27 CHUYỂN SANG TIẾT 28</w:t>
-      </w:r>
-    </w:p>
-    <w:p>
-      <w:pPr>
-        <w:spacing w:before="0" w:after="0"/>
-        <w:jc w:val="both"/>
-      </w:pPr>
-      <w:r>
-        <w:rPr>
-          <w:b w:val="0"/>
-          <w:i w:val="0"/>
-        </w:rPr>
-        <w:t>- Nhiệm vụ 2 (nhóm): Các luận điểm thể hiện quan niệm về thơ, phân tích một luận điểm tiêu biểu (câu hỏi 3); điều quan trọng trong sáng tạo thơ và các thao tác (câu hỏi 4).</w:t>
-      </w:r>
-    </w:p>
-    <w:p>
-      <w:pPr>
-        <w:spacing w:before="0" w:after="0"/>
-        <w:jc w:val="both"/>
-      </w:pPr>
-      <w:r>
-        <w:rPr>
-          <w:b w:val="0"/>
-          <w:i w:val="0"/>
-        </w:rPr>
-        <w:t>- Nhiệm vụ 3 (tranh luận nhỏ): Bạn có tán thành quan điểm “không nên lo thơ đi vào hình thức này hay hình thức khác…” không? (câu hỏi 5); ý nghĩa với thực tế sáng tác hiện nay (câu hỏi 6); điều bổ ích trong việc hiểu và đọc thơ (câu hỏi 7).</w:t>
-      </w:r>
-    </w:p>
-    <w:p>
-      <w:pPr>
-        <w:spacing w:before="0" w:after="0"/>
-        <w:jc w:val="both"/>
-      </w:pPr>
-      <w:r>
-        <w:rPr>
-          <w:b w:val="0"/>
-          <w:i w:val="0"/>
-        </w:rPr>
-        <w:t>- Bước 2 – 4: HS trình bày; GV chốt mục II, III.</w:t>
-      </w:r>
-    </w:p>
-    <w:p>
-      <w:pPr>
-        <w:spacing w:before="80" w:after="0"/>
-        <w:jc w:val="center"/>
-      </w:pPr>
-      <w:r>
-        <w:rPr>
-          <w:b/>
-          <w:i w:val="0"/>
-        </w:rPr>
-        <w:t>3. Hoạt động 3: Luyện tập (10 phút)</w:t>
-      </w:r>
-    </w:p>
-    <w:p>
-      <w:pPr>
-        <w:spacing w:before="0" w:after="0"/>
-        <w:jc w:val="both"/>
-      </w:pPr>
-      <w:r>
-        <w:rPr>
-          <w:b w:val="0"/>
-          <w:i w:val="0"/>
-        </w:rPr>
-        <w:t>- HS làm bài củng cố trực tuyến Mấy ý nghĩ về thơ (5.2.NC1b; 2.5.NC1a).</w:t>
+          <w:b/>
+          <w:i w:val="0"/>
+        </w:rPr>
+        <w:t>Bước 1: Giao nhiệm vụ học tập:</w:t>
+      </w:r>
+      <w:r>
+        <w:rPr>
+          <w:b w:val="0"/>
+          <w:i w:val="0"/>
+        </w:rPr>
+        <w:t xml:space="preserve"> GV chiếu mã QR; HS quét mã làm bài.</w:t>
       </w:r>
     </w:p>
     <w:p>
@@ -2992,28 +5259,250 @@
     </w:p>
     <w:p>
       <w:pPr>
-        <w:spacing w:before="80" w:after="0"/>
-        <w:jc w:val="center"/>
-      </w:pPr>
-      <w:r>
-        <w:rPr>
-          <w:b/>
-          <w:i w:val="0"/>
-        </w:rPr>
-        <w:t>4. Hoạt động 4: Vận dụng (làm ở nhà)</w:t>
-      </w:r>
-    </w:p>
-    <w:p>
-      <w:pPr>
-        <w:spacing w:before="0" w:after="0"/>
-        <w:jc w:val="both"/>
-      </w:pPr>
-      <w:r>
-        <w:rPr>
-          <w:b w:val="0"/>
-          <w:i w:val="0"/>
-        </w:rPr>
-        <w:t>- Kết nối đọc – viết: Viết đoạn văn (khoảng 150 chữ) trình bày cách hiểu của bạn về ý kiến: “Bài thơ là sợi dây truyền tình cảm cho người đọc”.</w:t>
+        <w:spacing w:before="0" w:after="0"/>
+        <w:jc w:val="both"/>
+      </w:pPr>
+      <w:r>
+        <w:rPr>
+          <w:b w:val="0"/>
+          <w:i w:val="0"/>
+          <w:color w:val="EE0000"/>
+        </w:rPr>
+        <w:t>[5.2.NC1b; 2.5.NC1a: HS sử dụng hệ thống luyện tập trực tuyến để củng cố bài học, nhận phản hồi, tự đánh giá; làm bài trung thực.]</w:t>
+      </w:r>
+    </w:p>
+    <w:p>
+      <w:pPr>
+        <w:spacing w:before="0" w:after="0"/>
+        <w:jc w:val="both"/>
+      </w:pPr>
+      <w:r>
+        <w:rPr>
+          <w:b/>
+          <w:i w:val="0"/>
+        </w:rPr>
+        <w:t>Bước 2: Thực hiện nhiệm vụ:</w:t>
+      </w:r>
+      <w:r>
+        <w:rPr>
+          <w:b w:val="0"/>
+          <w:i w:val="0"/>
+        </w:rPr>
+        <w:t xml:space="preserve"> HS làm bài cá nhân.</w:t>
+      </w:r>
+    </w:p>
+    <w:p>
+      <w:pPr>
+        <w:spacing w:before="0" w:after="0"/>
+        <w:jc w:val="both"/>
+      </w:pPr>
+      <w:r>
+        <w:rPr>
+          <w:b/>
+          <w:i w:val="0"/>
+        </w:rPr>
+        <w:t>Bước 3: Báo cáo, thảo luận:</w:t>
+      </w:r>
+      <w:r>
+        <w:rPr>
+          <w:b w:val="0"/>
+          <w:i w:val="0"/>
+        </w:rPr>
+        <w:t xml:space="preserve"> GV xem kết quả.</w:t>
+      </w:r>
+    </w:p>
+    <w:p>
+      <w:pPr>
+        <w:spacing w:before="0" w:after="0"/>
+        <w:jc w:val="both"/>
+      </w:pPr>
+      <w:r>
+        <w:rPr>
+          <w:b/>
+          <w:i w:val="0"/>
+        </w:rPr>
+        <w:t>Bước 4: Kết luận, nhận định:</w:t>
+      </w:r>
+      <w:r>
+        <w:rPr>
+          <w:b w:val="0"/>
+          <w:i w:val="0"/>
+        </w:rPr>
+        <w:t xml:space="preserve"> GV chữa câu nhiều HS sai.</w:t>
+      </w:r>
+    </w:p>
+    <w:p>
+      <w:pPr>
+        <w:spacing w:before="0" w:after="0"/>
+        <w:jc w:val="both"/>
+      </w:pPr>
+      <w:r>
+        <w:rPr>
+          <w:b/>
+          <w:i w:val="0"/>
+        </w:rPr>
+        <w:t>4. Hoạt động 4: Vận dụng (Kết nối đọc – viết)</w:t>
+      </w:r>
+    </w:p>
+    <w:p>
+      <w:pPr>
+        <w:spacing w:before="0" w:after="0"/>
+        <w:jc w:val="both"/>
+      </w:pPr>
+      <w:r>
+        <w:rPr>
+          <w:b/>
+          <w:i w:val="0"/>
+        </w:rPr>
+        <w:t>a) Mục tiêu:</w:t>
+      </w:r>
+      <w:r>
+        <w:rPr>
+          <w:b w:val="0"/>
+          <w:i w:val="0"/>
+        </w:rPr>
+        <w:t xml:space="preserve"> Vận dụng quan niệm về thơ để viết đoạn văn.</w:t>
+      </w:r>
+    </w:p>
+    <w:p>
+      <w:pPr>
+        <w:spacing w:before="0" w:after="0"/>
+        <w:jc w:val="both"/>
+      </w:pPr>
+      <w:r>
+        <w:rPr>
+          <w:b/>
+          <w:i w:val="0"/>
+        </w:rPr>
+        <w:t>b) Nội dung:</w:t>
+      </w:r>
+      <w:r>
+        <w:rPr>
+          <w:b w:val="0"/>
+          <w:i w:val="0"/>
+        </w:rPr>
+        <w:t xml:space="preserve"> Viết đoạn văn (khoảng 150 chữ) trình bày cách hiểu của bạn về ý kiến: “Bài thơ là sợi dây truyền tình cảm cho người đọc”.</w:t>
+      </w:r>
+    </w:p>
+    <w:p>
+      <w:pPr>
+        <w:spacing w:before="0" w:after="0"/>
+        <w:jc w:val="both"/>
+      </w:pPr>
+      <w:r>
+        <w:rPr>
+          <w:b/>
+          <w:i w:val="0"/>
+        </w:rPr>
+        <w:t>c) Sản phẩm:</w:t>
+      </w:r>
+      <w:r>
+        <w:rPr>
+          <w:b w:val="0"/>
+          <w:i w:val="0"/>
+        </w:rPr>
+        <w:t xml:space="preserve"> Đoạn văn của HS.</w:t>
+      </w:r>
+    </w:p>
+    <w:p>
+      <w:pPr>
+        <w:spacing w:before="0" w:after="0"/>
+        <w:jc w:val="both"/>
+      </w:pPr>
+      <w:r>
+        <w:rPr>
+          <w:b/>
+          <w:i w:val="0"/>
+        </w:rPr>
+        <w:t>d) Tổ chức thực hiện</w:t>
+      </w:r>
+    </w:p>
+    <w:p>
+      <w:pPr>
+        <w:spacing w:before="0" w:after="0"/>
+        <w:jc w:val="both"/>
+      </w:pPr>
+      <w:r>
+        <w:rPr>
+          <w:b/>
+          <w:i w:val="0"/>
+        </w:rPr>
+        <w:t>Bước 1: Giao nhiệm vụ học tập:</w:t>
+      </w:r>
+      <w:r>
+        <w:rPr>
+          <w:b w:val="0"/>
+          <w:i w:val="0"/>
+        </w:rPr>
+        <w:t xml:space="preserve"> GV gợi ý lấy dẫn chứng từ các bài thơ đã học (Tây Tiến, Đàn ghi ta của Lor-ca).</w:t>
+      </w:r>
+    </w:p>
+    <w:p>
+      <w:pPr>
+        <w:spacing w:before="0" w:after="0"/>
+        <w:jc w:val="both"/>
+      </w:pPr>
+      <w:r>
+        <w:rPr>
+          <w:b/>
+          <w:i w:val="0"/>
+        </w:rPr>
+        <w:t>Bước 2: Thực hiện nhiệm vụ:</w:t>
+      </w:r>
+      <w:r>
+        <w:rPr>
+          <w:b w:val="0"/>
+          <w:i w:val="0"/>
+        </w:rPr>
+        <w:t xml:space="preserve"> HS viết ở nhà.</w:t>
+      </w:r>
+    </w:p>
+    <w:p>
+      <w:pPr>
+        <w:spacing w:before="0" w:after="0"/>
+        <w:jc w:val="both"/>
+      </w:pPr>
+      <w:r>
+        <w:rPr>
+          <w:b/>
+          <w:i w:val="0"/>
+        </w:rPr>
+        <w:t>Bước 3: Báo cáo, thảo luận:</w:t>
+      </w:r>
+      <w:r>
+        <w:rPr>
+          <w:b w:val="0"/>
+          <w:i w:val="0"/>
+        </w:rPr>
+        <w:t xml:space="preserve"> </w:t>
+      </w:r>
+      <w:r>
+        <w:rPr>
+          <w:b w:val="0"/>
+          <w:i w:val="0"/>
+          <w:color w:val="EE0000"/>
+        </w:rPr>
+        <w:t>HS nộp bài qua Google Classroom.</w:t>
+      </w:r>
+    </w:p>
+    <w:p>
+      <w:pPr>
+        <w:spacing w:before="0" w:after="0"/>
+        <w:jc w:val="both"/>
+      </w:pPr>
+      <w:r>
+        <w:rPr>
+          <w:b/>
+          <w:i w:val="0"/>
+        </w:rPr>
+        <w:t>Bước 4: Kết luận, nhận định:</w:t>
+      </w:r>
+      <w:r>
+        <w:rPr>
+          <w:b w:val="0"/>
+          <w:i w:val="0"/>
+        </w:rPr>
+        <w:t xml:space="preserve"> GV nhận xét theo bảng kiểm.</w:t>
       </w:r>
     </w:p>
     <w:p>
@@ -3026,7 +5515,7 @@
           <w:b/>
           <w:i w:val="0"/>
         </w:rPr>
-        <w:t>HẾT TIẾT 28 (TIẾT 29 – 30: KIỂM TRA GIỮA KÌ I) CHUYỂN SANG TIẾT 31</w:t>
+        <w:t>----------HẾT TIẾT 28 (TIẾT 29 – 30: KIỂM TRA GIỮA KÌ I) CHUYỂN SANG TIẾT 31----------</w:t>
       </w:r>
     </w:p>
     <w:p>
@@ -3052,46 +5541,463 @@
           <w:b w:val="0"/>
           <w:i w:val="0"/>
         </w:rPr>
-        <w:t>(Dự kiến thời gian: 1 tiết – Tiết 31)</w:t>
-      </w:r>
-    </w:p>
-    <w:p>
-      <w:pPr>
-        <w:spacing w:before="80" w:after="0"/>
-        <w:jc w:val="center"/>
-      </w:pPr>
-      <w:r>
-        <w:rPr>
-          <w:b/>
-          <w:i w:val="0"/>
-        </w:rPr>
-        <w:t>1. Hoạt động 1: Mở đầu (5 phút)</w:t>
-      </w:r>
-    </w:p>
-    <w:p>
-      <w:pPr>
-        <w:spacing w:before="0" w:after="0"/>
-        <w:jc w:val="both"/>
-      </w:pPr>
-      <w:r>
-        <w:rPr>
-          <w:b w:val="0"/>
-          <w:i w:val="0"/>
-        </w:rPr>
-        <w:t>- GV chiếu câu “Giải bài không được xem đáp án” – HS nêu các cách hiểu khác nhau.</w:t>
-      </w:r>
-    </w:p>
-    <w:p>
-      <w:pPr>
-        <w:spacing w:before="80" w:after="0"/>
-        <w:jc w:val="center"/>
-      </w:pPr>
-      <w:r>
-        <w:rPr>
-          <w:b/>
-          <w:i w:val="0"/>
-        </w:rPr>
-        <w:t>2. Hoạt động 2: Hình thành kiến thức mới (12 phút)</w:t>
+        <w:t>(Dự kiến thời gian: 01 tiết – Tiết 31)</w:t>
+      </w:r>
+    </w:p>
+    <w:p>
+      <w:pPr>
+        <w:spacing w:before="60" w:after="0"/>
+        <w:jc w:val="both"/>
+      </w:pPr>
+      <w:r>
+        <w:rPr>
+          <w:b/>
+          <w:i w:val="0"/>
+        </w:rPr>
+        <w:t>I. MỤC TIÊU</w:t>
+      </w:r>
+    </w:p>
+    <w:p>
+      <w:pPr>
+        <w:spacing w:before="0" w:after="0"/>
+        <w:jc w:val="both"/>
+      </w:pPr>
+      <w:r>
+        <w:rPr>
+          <w:b/>
+          <w:i w:val="0"/>
+        </w:rPr>
+        <w:t>1. Về kiến thức:</w:t>
+      </w:r>
+      <w:r>
+        <w:rPr>
+          <w:b w:val="0"/>
+          <w:i w:val="0"/>
+        </w:rPr>
+        <w:t xml:space="preserve"> Nhận biết được lỗi logic và lỗi câu mơ hồ, biết cách sửa lỗi; phân biệt với câu đa nghĩa có dụng ý nghệ thuật.</w:t>
+      </w:r>
+    </w:p>
+    <w:p>
+      <w:pPr>
+        <w:spacing w:before="0" w:after="0"/>
+        <w:jc w:val="both"/>
+      </w:pPr>
+      <w:r>
+        <w:rPr>
+          <w:b/>
+          <w:i w:val="0"/>
+        </w:rPr>
+        <w:t>2. Về năng lực:</w:t>
+      </w:r>
+      <w:r>
+        <w:rPr>
+          <w:b w:val="0"/>
+          <w:i w:val="0"/>
+        </w:rPr>
+        <w:t xml:space="preserve"> Năng lực phát hiện, sửa lỗi diễn đạt.</w:t>
+      </w:r>
+    </w:p>
+    <w:p>
+      <w:pPr>
+        <w:spacing w:before="0" w:after="0"/>
+        <w:jc w:val="both"/>
+      </w:pPr>
+      <w:r>
+        <w:rPr>
+          <w:b/>
+          <w:i w:val="0"/>
+        </w:rPr>
+        <w:t>c. Năng lực số</w:t>
+      </w:r>
+    </w:p>
+    <w:p>
+      <w:pPr>
+        <w:spacing w:before="0" w:after="0"/>
+        <w:jc w:val="both"/>
+      </w:pPr>
+      <w:r>
+        <w:rPr>
+          <w:b w:val="0"/>
+          <w:i w:val="0"/>
+          <w:color w:val="EE0000"/>
+        </w:rPr>
+        <w:t>- 6.2.NC1a: Sử dụng AI gợi ý cách sửa câu; tự kiểm chứng.</w:t>
+      </w:r>
+    </w:p>
+    <w:p>
+      <w:pPr>
+        <w:spacing w:before="0" w:after="0"/>
+        <w:jc w:val="both"/>
+      </w:pPr>
+      <w:r>
+        <w:rPr>
+          <w:b w:val="0"/>
+          <w:i w:val="0"/>
+          <w:color w:val="EE0000"/>
+        </w:rPr>
+        <w:t>- 2.2.NC1a: Sử dụng công cụ trực tuyến rà soát lỗi trong đoạn văn của mình.</w:t>
+      </w:r>
+    </w:p>
+    <w:p>
+      <w:pPr>
+        <w:spacing w:before="0" w:after="0"/>
+        <w:jc w:val="both"/>
+      </w:pPr>
+      <w:r>
+        <w:rPr>
+          <w:b/>
+          <w:i w:val="0"/>
+          <w:color w:val="7030A0"/>
+        </w:rPr>
+        <w:t>12.A3.1.a:</w:t>
+      </w:r>
+      <w:r>
+        <w:rPr>
+          <w:b w:val="0"/>
+          <w:i w:val="0"/>
+          <w:color w:val="7030A0"/>
+        </w:rPr>
+        <w:t xml:space="preserve"> Học sinh nhận biết AI có thể “sửa” cả những câu đa nghĩa có dụng ý nghệ thuật.</w:t>
+      </w:r>
+    </w:p>
+    <w:p>
+      <w:pPr>
+        <w:spacing w:before="0" w:after="0"/>
+        <w:jc w:val="both"/>
+      </w:pPr>
+      <w:r>
+        <w:rPr>
+          <w:b/>
+          <w:i w:val="0"/>
+        </w:rPr>
+        <w:t>3. Về phẩm chất:</w:t>
+      </w:r>
+      <w:r>
+        <w:rPr>
+          <w:b w:val="0"/>
+          <w:i w:val="0"/>
+        </w:rPr>
+        <w:t xml:space="preserve"> Có ý thức diễn đạt chính xác, mạch lạc.</w:t>
+      </w:r>
+    </w:p>
+    <w:p>
+      <w:pPr>
+        <w:spacing w:before="60" w:after="0"/>
+        <w:jc w:val="both"/>
+      </w:pPr>
+      <w:r>
+        <w:rPr>
+          <w:b/>
+          <w:i w:val="0"/>
+        </w:rPr>
+        <w:t>II. THIẾT BỊ DẠY HỌC VÀ HỌC LIỆU</w:t>
+      </w:r>
+    </w:p>
+    <w:p>
+      <w:pPr>
+        <w:spacing w:before="0" w:after="0"/>
+        <w:jc w:val="both"/>
+      </w:pPr>
+      <w:r>
+        <w:rPr>
+          <w:b/>
+          <w:i w:val="0"/>
+        </w:rPr>
+        <w:t>1. Thiết bị:</w:t>
+      </w:r>
+      <w:r>
+        <w:rPr>
+          <w:b w:val="0"/>
+          <w:i w:val="0"/>
+        </w:rPr>
+        <w:t xml:space="preserve"> Máy chiếu, máy tính, </w:t>
+      </w:r>
+      <w:r>
+        <w:rPr>
+          <w:b w:val="0"/>
+          <w:i w:val="0"/>
+          <w:color w:val="EE0000"/>
+        </w:rPr>
+        <w:t>điện thoại thông minh (nếu điều kiện cho phép) có kết nối Internet,</w:t>
+      </w:r>
+      <w:r>
+        <w:rPr>
+          <w:b w:val="0"/>
+          <w:i w:val="0"/>
+        </w:rPr>
+        <w:t xml:space="preserve"> phiếu học tập.</w:t>
+      </w:r>
+    </w:p>
+    <w:p>
+      <w:pPr>
+        <w:spacing w:before="0" w:after="0"/>
+        <w:jc w:val="both"/>
+      </w:pPr>
+      <w:r>
+        <w:rPr>
+          <w:b/>
+          <w:i w:val="0"/>
+        </w:rPr>
+        <w:t>2. Học liệu:</w:t>
+      </w:r>
+      <w:r>
+        <w:rPr>
+          <w:b w:val="0"/>
+          <w:i w:val="0"/>
+        </w:rPr>
+        <w:t xml:space="preserve"> SGK Ngữ văn 12, tập một (tr.78 – 79); SGV.</w:t>
+      </w:r>
+    </w:p>
+    <w:p>
+      <w:pPr>
+        <w:spacing w:before="60" w:after="0"/>
+        <w:jc w:val="both"/>
+      </w:pPr>
+      <w:r>
+        <w:rPr>
+          <w:b/>
+          <w:i w:val="0"/>
+        </w:rPr>
+        <w:t>III. TIẾN TRÌNH DẠY HỌC</w:t>
+      </w:r>
+    </w:p>
+    <w:p>
+      <w:pPr>
+        <w:spacing w:before="0" w:after="0"/>
+        <w:jc w:val="both"/>
+      </w:pPr>
+      <w:r>
+        <w:rPr>
+          <w:b/>
+          <w:i w:val="0"/>
+        </w:rPr>
+        <w:t>Hoạt động 1: Mở đầu (Dự kiến thời gian: 5 phút)</w:t>
+      </w:r>
+    </w:p>
+    <w:p>
+      <w:pPr>
+        <w:spacing w:before="0" w:after="0"/>
+        <w:jc w:val="both"/>
+      </w:pPr>
+      <w:r>
+        <w:rPr>
+          <w:b/>
+          <w:i w:val="0"/>
+        </w:rPr>
+        <w:t>a) Mục tiêu:</w:t>
+      </w:r>
+      <w:r>
+        <w:rPr>
+          <w:b w:val="0"/>
+          <w:i w:val="0"/>
+        </w:rPr>
+        <w:t xml:space="preserve"> Tạo hứng thú, nhận ra hiện tượng câu có nhiều cách hiểu.</w:t>
+      </w:r>
+    </w:p>
+    <w:p>
+      <w:pPr>
+        <w:spacing w:before="0" w:after="0"/>
+        <w:jc w:val="both"/>
+      </w:pPr>
+      <w:r>
+        <w:rPr>
+          <w:b/>
+          <w:i w:val="0"/>
+        </w:rPr>
+        <w:t>b) Nội dung:</w:t>
+      </w:r>
+      <w:r>
+        <w:rPr>
+          <w:b w:val="0"/>
+          <w:i w:val="0"/>
+        </w:rPr>
+        <w:t xml:space="preserve"> GV chiếu câu “Giải bài không được xem đáp án”.</w:t>
+      </w:r>
+    </w:p>
+    <w:p>
+      <w:pPr>
+        <w:spacing w:before="0" w:after="0"/>
+        <w:jc w:val="both"/>
+      </w:pPr>
+      <w:r>
+        <w:rPr>
+          <w:b/>
+          <w:i w:val="0"/>
+        </w:rPr>
+        <w:t>c) Sản phẩm:</w:t>
+      </w:r>
+      <w:r>
+        <w:rPr>
+          <w:b w:val="0"/>
+          <w:i w:val="0"/>
+        </w:rPr>
+        <w:t xml:space="preserve"> Các cách hiểu HS nêu ra.</w:t>
+      </w:r>
+    </w:p>
+    <w:p>
+      <w:pPr>
+        <w:spacing w:before="0" w:after="0"/>
+        <w:jc w:val="both"/>
+      </w:pPr>
+      <w:r>
+        <w:rPr>
+          <w:b/>
+          <w:i w:val="0"/>
+        </w:rPr>
+        <w:t>d) Tổ chức thực hiện</w:t>
+      </w:r>
+    </w:p>
+    <w:p>
+      <w:pPr>
+        <w:spacing w:before="0" w:after="0"/>
+        <w:jc w:val="both"/>
+      </w:pPr>
+      <w:r>
+        <w:rPr>
+          <w:b/>
+          <w:i w:val="0"/>
+        </w:rPr>
+        <w:t>Bước 1: Giao nhiệm vụ học tập:</w:t>
+      </w:r>
+      <w:r>
+        <w:rPr>
+          <w:b w:val="0"/>
+          <w:i w:val="0"/>
+        </w:rPr>
+        <w:t xml:space="preserve"> GV hỏi: Câu này có thể hiểu theo mấy cách?</w:t>
+      </w:r>
+    </w:p>
+    <w:p>
+      <w:pPr>
+        <w:spacing w:before="0" w:after="0"/>
+        <w:jc w:val="both"/>
+      </w:pPr>
+      <w:r>
+        <w:rPr>
+          <w:b/>
+          <w:i w:val="0"/>
+        </w:rPr>
+        <w:t>Bước 2: Thực hiện nhiệm vụ:</w:t>
+      </w:r>
+      <w:r>
+        <w:rPr>
+          <w:b w:val="0"/>
+          <w:i w:val="0"/>
+        </w:rPr>
+        <w:t xml:space="preserve"> HS suy nghĩ cá nhân.</w:t>
+      </w:r>
+    </w:p>
+    <w:p>
+      <w:pPr>
+        <w:spacing w:before="0" w:after="0"/>
+        <w:jc w:val="both"/>
+      </w:pPr>
+      <w:r>
+        <w:rPr>
+          <w:b/>
+          <w:i w:val="0"/>
+        </w:rPr>
+        <w:t>Bước 3: Báo cáo, thảo luận:</w:t>
+      </w:r>
+      <w:r>
+        <w:rPr>
+          <w:b w:val="0"/>
+          <w:i w:val="0"/>
+        </w:rPr>
+        <w:t xml:space="preserve"> 2 – 3 HS nêu cách hiểu.</w:t>
+      </w:r>
+    </w:p>
+    <w:p>
+      <w:pPr>
+        <w:spacing w:before="0" w:after="0"/>
+        <w:jc w:val="both"/>
+      </w:pPr>
+      <w:r>
+        <w:rPr>
+          <w:b/>
+          <w:i w:val="0"/>
+        </w:rPr>
+        <w:t>Bước 4: Kết luận, nhận định:</w:t>
+      </w:r>
+      <w:r>
+        <w:rPr>
+          <w:b w:val="0"/>
+          <w:i w:val="0"/>
+        </w:rPr>
+        <w:t xml:space="preserve"> GV dẫn vào bài: đó là câu mơ hồ.</w:t>
+      </w:r>
+    </w:p>
+    <w:p>
+      <w:pPr>
+        <w:spacing w:before="0" w:after="0"/>
+        <w:jc w:val="both"/>
+      </w:pPr>
+      <w:r>
+        <w:rPr>
+          <w:b/>
+          <w:i w:val="0"/>
+        </w:rPr>
+        <w:t>Hoạt động 2: Hình thành kiến thức mới (Dự kiến thời gian: 12 phút)</w:t>
+      </w:r>
+    </w:p>
+    <w:p>
+      <w:pPr>
+        <w:spacing w:before="0" w:after="0"/>
+        <w:jc w:val="both"/>
+      </w:pPr>
+      <w:r>
+        <w:rPr>
+          <w:b/>
+          <w:i w:val="0"/>
+        </w:rPr>
+        <w:t>a) Mục tiêu:</w:t>
+      </w:r>
+      <w:r>
+        <w:rPr>
+          <w:b w:val="0"/>
+          <w:i w:val="0"/>
+        </w:rPr>
+        <w:t xml:space="preserve"> Nắm các dạng lỗi logic, lỗi câu mơ hồ và cách sửa.</w:t>
+      </w:r>
+    </w:p>
+    <w:p>
+      <w:pPr>
+        <w:spacing w:before="0" w:after="0"/>
+        <w:jc w:val="both"/>
+      </w:pPr>
+      <w:r>
+        <w:rPr>
+          <w:b/>
+          <w:i w:val="0"/>
+        </w:rPr>
+        <w:t>b) Nội dung:</w:t>
+      </w:r>
+      <w:r>
+        <w:rPr>
+          <w:b w:val="0"/>
+          <w:i w:val="0"/>
+        </w:rPr>
+        <w:t xml:space="preserve"> HS đọc phần Tri thức ngữ văn và khung kiến thức (SGK tr.63, 78).</w:t>
+      </w:r>
+    </w:p>
+    <w:p>
+      <w:pPr>
+        <w:spacing w:before="0" w:after="0"/>
+        <w:jc w:val="both"/>
+      </w:pPr>
+      <w:r>
+        <w:rPr>
+          <w:b/>
+          <w:i w:val="0"/>
+        </w:rPr>
+        <w:t>c) Sản phẩm:</w:t>
+      </w:r>
+      <w:r>
+        <w:rPr>
+          <w:b w:val="0"/>
+          <w:i w:val="0"/>
+        </w:rPr>
+        <w:t xml:space="preserve"> Câu trả lời của HS; nội dung chốt:</w:t>
       </w:r>
     </w:p>
     <w:tbl>
@@ -3119,7 +6025,14 @@
                 <w:b/>
                 <w:i w:val="0"/>
               </w:rPr>
-              <w:t>Lỗi logic: mâu thuẫn giữa các ý trong câu (“Việc làm kịp thời này lẽ ra phải được tiến hành từ tháng trước”); lẫn lộn các bình diện khi nói về đối tượng (“Trong các phóng sự…, Vũ Trọng Phụng là cây bút xuất sắc nhất”); đặt các đối tượng không cùng cấp độ trong quan hệ đồng đẳng (“Báo in, báo điện tử, các phương tiện truyền thông, đài phát thanh…”). Lưu ý: trong văn học có những câu “phi logic” được dùng có dụng ý nghệ thuật.</w:t>
+              <w:t>- Lỗi logic:</w:t>
+            </w:r>
+            <w:r>
+              <w:rPr>
+                <w:b w:val="0"/>
+                <w:i w:val="0"/>
+              </w:rPr>
+              <w:t xml:space="preserve"> mâu thuẫn giữa các ý trong câu (“Việc làm kịp thời này lẽ ra phải được tiến hành từ tháng trước”); lẫn lộn các bình diện khi nói về đối tượng (“Trong các phóng sự…, Vũ Trọng Phụng là cây bút xuất sắc nhất”); đặt các đối tượng không cùng cấp độ trong quan hệ đồng đẳng (“Báo in, báo điện tử, các phương tiện truyền thông, đài phát thanh…”). Lưu ý: trong văn học có những câu “phi logic” được dùng có dụng ý nghệ thuật.</w:t>
             </w:r>
           </w:p>
           <w:p>
@@ -3132,7 +6045,14 @@
                 <w:b/>
                 <w:i w:val="0"/>
               </w:rPr>
-              <w:t>Lỗi câu mơ hồ: câu có cấu trúc được diễn giải theo những cách khác nhau. Cách sửa: xác định ý cần biểu đạt, sắp xếp lại trật tự thành phần câu hoặc thêm từ ngữ, dấu câu. Phân biệt với câu đa nghĩa trong văn bản văn học thể hiện sự sáng tạo nghệ thuật.</w:t>
+              <w:t>- Lỗi câu mơ hồ:</w:t>
+            </w:r>
+            <w:r>
+              <w:rPr>
+                <w:b w:val="0"/>
+                <w:i w:val="0"/>
+              </w:rPr>
+              <w:t xml:space="preserve"> câu có cấu trúc được diễn giải theo những cách khác nhau. Cách sửa: xác định ý cần biểu đạt, sắp xếp lại trật tự thành phần câu hoặc thêm từ ngữ, dấu câu. Phân biệt với câu đa nghĩa trong văn bản văn học thể hiện sự sáng tạo nghệ thuật.</w:t>
             </w:r>
           </w:p>
         </w:tc>
@@ -3146,15 +6066,168 @@
     </w:p>
     <w:p>
       <w:pPr>
-        <w:spacing w:before="80" w:after="0"/>
-        <w:jc w:val="center"/>
-      </w:pPr>
-      <w:r>
-        <w:rPr>
-          <w:b/>
-          <w:i w:val="0"/>
-        </w:rPr>
-        <w:t>3. Hoạt động 3: Luyện tập (23 phút)</w:t>
+        <w:spacing w:before="0" w:after="0"/>
+        <w:jc w:val="both"/>
+      </w:pPr>
+      <w:r>
+        <w:rPr>
+          <w:b/>
+          <w:i w:val="0"/>
+        </w:rPr>
+        <w:t>d) Tổ chức thực hiện</w:t>
+      </w:r>
+    </w:p>
+    <w:p>
+      <w:pPr>
+        <w:spacing w:before="0" w:after="0"/>
+        <w:jc w:val="both"/>
+      </w:pPr>
+      <w:r>
+        <w:rPr>
+          <w:b/>
+          <w:i w:val="0"/>
+        </w:rPr>
+        <w:t>Bước 1: Giao nhiệm vụ học tập:</w:t>
+      </w:r>
+      <w:r>
+        <w:rPr>
+          <w:b w:val="0"/>
+          <w:i w:val="0"/>
+        </w:rPr>
+        <w:t xml:space="preserve"> GV yêu cầu HS đọc, lấy ví dụ cho mỗi dạng lỗi.</w:t>
+      </w:r>
+    </w:p>
+    <w:p>
+      <w:pPr>
+        <w:spacing w:before="0" w:after="0"/>
+        <w:jc w:val="both"/>
+      </w:pPr>
+      <w:r>
+        <w:rPr>
+          <w:b/>
+          <w:i w:val="0"/>
+        </w:rPr>
+        <w:t>Bước 2: Thực hiện nhiệm vụ:</w:t>
+      </w:r>
+      <w:r>
+        <w:rPr>
+          <w:b w:val="0"/>
+          <w:i w:val="0"/>
+        </w:rPr>
+        <w:t xml:space="preserve"> HS làm theo cặp.</w:t>
+      </w:r>
+    </w:p>
+    <w:p>
+      <w:pPr>
+        <w:spacing w:before="0" w:after="0"/>
+        <w:jc w:val="both"/>
+      </w:pPr>
+      <w:r>
+        <w:rPr>
+          <w:b/>
+          <w:i w:val="0"/>
+        </w:rPr>
+        <w:t>Bước 3: Báo cáo, thảo luận:</w:t>
+      </w:r>
+      <w:r>
+        <w:rPr>
+          <w:b w:val="0"/>
+          <w:i w:val="0"/>
+        </w:rPr>
+        <w:t xml:space="preserve"> Đại diện cặp trình bày.</w:t>
+      </w:r>
+    </w:p>
+    <w:p>
+      <w:pPr>
+        <w:spacing w:before="0" w:after="0"/>
+        <w:jc w:val="both"/>
+      </w:pPr>
+      <w:r>
+        <w:rPr>
+          <w:b/>
+          <w:i w:val="0"/>
+        </w:rPr>
+        <w:t>Bước 4: Kết luận, nhận định:</w:t>
+      </w:r>
+      <w:r>
+        <w:rPr>
+          <w:b w:val="0"/>
+          <w:i w:val="0"/>
+        </w:rPr>
+        <w:t xml:space="preserve"> GV chốt kiến thức.</w:t>
+      </w:r>
+    </w:p>
+    <w:p>
+      <w:pPr>
+        <w:spacing w:before="0" w:after="0"/>
+        <w:jc w:val="both"/>
+      </w:pPr>
+      <w:r>
+        <w:rPr>
+          <w:b/>
+          <w:i w:val="0"/>
+        </w:rPr>
+        <w:t>Hoạt động 3: Luyện tập (Dự kiến thời gian: 23 phút)</w:t>
+      </w:r>
+    </w:p>
+    <w:p>
+      <w:pPr>
+        <w:spacing w:before="0" w:after="0"/>
+        <w:jc w:val="both"/>
+      </w:pPr>
+      <w:r>
+        <w:rPr>
+          <w:b/>
+          <w:i w:val="0"/>
+        </w:rPr>
+        <w:t>a) Mục tiêu:</w:t>
+      </w:r>
+      <w:r>
+        <w:rPr>
+          <w:b w:val="0"/>
+          <w:i w:val="0"/>
+        </w:rPr>
+        <w:t xml:space="preserve"> Vận dụng phát hiện, sửa lỗi logic, lỗi câu mơ hồ.</w:t>
+      </w:r>
+    </w:p>
+    <w:p>
+      <w:pPr>
+        <w:spacing w:before="0" w:after="0"/>
+        <w:jc w:val="both"/>
+      </w:pPr>
+      <w:r>
+        <w:rPr>
+          <w:b/>
+          <w:i w:val="0"/>
+        </w:rPr>
+        <w:t>b) Nội dung:</w:t>
+      </w:r>
+      <w:r>
+        <w:rPr>
+          <w:b w:val="0"/>
+          <w:i w:val="0"/>
+        </w:rPr>
+        <w:t xml:space="preserve"> Bài tập 1 – 4 (SGK tr.79).</w:t>
+      </w:r>
+    </w:p>
+    <w:p>
+      <w:pPr>
+        <w:spacing w:before="0" w:after="0"/>
+        <w:jc w:val="both"/>
+      </w:pPr>
+      <w:r>
+        <w:rPr>
+          <w:b/>
+          <w:i w:val="0"/>
+        </w:rPr>
+        <w:t>c) Sản phẩm:</w:t>
+      </w:r>
+      <w:r>
+        <w:rPr>
+          <w:b w:val="0"/>
+          <w:i w:val="0"/>
+        </w:rPr>
+        <w:t xml:space="preserve"> Bài làm của HS; gợi ý đáp án:</w:t>
       </w:r>
     </w:p>
     <w:tbl>
@@ -3182,7 +6255,14 @@
                 <w:b/>
                 <w:i w:val="0"/>
               </w:rPr>
-              <w:t>Bài 1: a. Vội vàng là bài thơ, không phải “nhà thơ mới nhất” → sửa: “Là nhà thơ mới nhất trong các nhà Thơ mới, Xuân Diệu đã viết Vội vàng như một bản tuyên ngôn…”. b. Vế “không tốn nhiên liệu như nhà máy nhiệt điện” – so sánh không cùng bình diện → “…vừa không tốn nhiên liệu như sản xuất điện ở nhà máy nhiệt điện”. c. Quan hệ nhân quả không hợp lí (không biết làm thơ ≠ không thích nghệ thuật) → sửa lại quan hệ ý.</w:t>
+              <w:t>Bài tập 1:</w:t>
+            </w:r>
+            <w:r>
+              <w:rPr>
+                <w:b w:val="0"/>
+                <w:i w:val="0"/>
+              </w:rPr>
+              <w:t xml:space="preserve"> a. Vội vàng là bài thơ, không phải “nhà thơ mới nhất” → sửa: “Là nhà thơ mới nhất trong các nhà Thơ mới, Xuân Diệu đã viết Vội vàng như một bản tuyên ngôn…”. b. Vế “không tốn nhiên liệu như nhà máy nhiệt điện” – so sánh không cùng bình diện → “…vừa không tốn nhiên liệu như sản xuất điện ở nhà máy nhiệt điện”. c. Quan hệ nhân quả không hợp lí (không biết làm thơ ≠ không thích nghệ thuật) → sửa lại quan hệ ý.</w:t>
             </w:r>
           </w:p>
           <w:p>
@@ -3195,7 +6275,14 @@
                 <w:b/>
                 <w:i w:val="0"/>
               </w:rPr>
-              <w:t>Bài 2: a. lỗi logic – “làm thơ” đã bao hàm “sáng tác bằng thể lục bát và song thất lục bát”, không thể đặt trong quan hệ tăng tiến “không chỉ… còn”; b. lỗi logic – “tốt cho sức khoẻ” bao hàm “giảm nguy cơ mắc bệnh”, đặt hai ý không cùng cấp độ (sửa: “Ăn nhiều rau quả tốt cho sức khoẻ vì giúp giảm nguy cơ mắc một số bệnh”); c. lỗi ngữ pháp – câu thiếu vị ngữ (sửa: “Hoàng Phủ Ngọc Tường là một cây bút viết kí được Nguyễn Tuân đánh giá rất cao”); d. lỗi logic – từ Hán Việt (phân loại theo nguồn gốc) không cùng cấp độ với từ đơn, từ ghép (phân loại theo cấu tạo).</w:t>
+              <w:t>Bài tập 2:</w:t>
+            </w:r>
+            <w:r>
+              <w:rPr>
+                <w:b w:val="0"/>
+                <w:i w:val="0"/>
+              </w:rPr>
+              <w:t xml:space="preserve"> a. lỗi logic – “làm thơ” đã bao hàm “sáng tác bằng thể lục bát và song thất lục bát”, không thể đặt trong quan hệ tăng tiến “không chỉ… còn”; b. lỗi logic – “tốt cho sức khoẻ” bao hàm “giảm nguy cơ mắc bệnh” (sửa: “Ăn nhiều rau quả tốt cho sức khoẻ vì giúp giảm nguy cơ mắc một số bệnh”); c. lỗi ngữ pháp – câu thiếu vị ngữ (sửa: “Hoàng Phủ Ngọc Tường là một cây bút viết kí được Nguyễn Tuân đánh giá rất cao”); d. lỗi logic – từ Hán Việt (phân loại theo nguồn gốc) không cùng cấp độ với từ đơn, từ ghép (phân loại theo cấu tạo).</w:t>
             </w:r>
           </w:p>
           <w:p>
@@ -3208,7 +6295,14 @@
                 <w:b/>
                 <w:i w:val="0"/>
               </w:rPr>
-              <w:t>Bài 3: a. “tên tội phạm không để lại dấu vết” hay “cảnh sát truy tìm không để lại dấu vết” → “Các cảnh sát truy tìm tên tội phạm, kẻ không để lại dấu vết”; b. “Trong vườn, hoa cúc nở rộ rực một màu vàng”; c. “Bầu trời in xuống dòng sông, xanh ngắt một màu”; d. có thể hiểu “doanh nghiệp có lãi rất nhiều” hoặc “rất nhiều doanh nghiệp làm ăn có lãi” → sửa tuỳ ý định: “Doanh nghiệp làm ăn có rất nhiều lãi” hoặc “Rất nhiều doanh nghiệp làm ăn có lãi”.</w:t>
+              <w:t>Bài tập 3:</w:t>
+            </w:r>
+            <w:r>
+              <w:rPr>
+                <w:b w:val="0"/>
+                <w:i w:val="0"/>
+              </w:rPr>
+              <w:t xml:space="preserve"> a. “Các cảnh sát truy tìm tên tội phạm, kẻ không để lại dấu vết”; b. “Trong vườn, hoa cúc nở rộ rực một màu vàng”; c. “Bầu trời in xuống dòng sông, xanh ngắt một màu”; d. “Doanh nghiệp làm ăn có rất nhiều lãi” hoặc “Rất nhiều doanh nghiệp làm ăn có lãi”.</w:t>
             </w:r>
           </w:p>
           <w:p>
@@ -3221,7 +6315,14 @@
                 <w:b/>
                 <w:i w:val="0"/>
               </w:rPr>
-              <w:t>Bài 4: các câu thơ của Lê Đạt, Thanh Thảo, Quang Dũng có nhiều cách hiểu nhưng không phải lỗi – là tính đa nghĩa có dụng ý nghệ thuật.</w:t>
+              <w:t>Bài tập 4:</w:t>
+            </w:r>
+            <w:r>
+              <w:rPr>
+                <w:b w:val="0"/>
+                <w:i w:val="0"/>
+              </w:rPr>
+              <w:t xml:space="preserve"> các câu thơ của Lê Đạt, Thanh Thảo, Quang Dũng có nhiều cách hiểu nhưng không phải lỗi – là tính đa nghĩa có dụng ý nghệ thuật.</w:t>
             </w:r>
           </w:p>
         </w:tc>
@@ -3235,28 +6336,323 @@
     </w:p>
     <w:p>
       <w:pPr>
-        <w:spacing w:before="80" w:after="0"/>
-        <w:jc w:val="center"/>
-      </w:pPr>
-      <w:r>
-        <w:rPr>
-          <w:b/>
-          <w:i w:val="0"/>
-        </w:rPr>
-        <w:t>4. Hoạt động 4: Vận dụng (5 phút)</w:t>
-      </w:r>
-    </w:p>
-    <w:p>
-      <w:pPr>
-        <w:spacing w:before="0" w:after="0"/>
-        <w:jc w:val="both"/>
-      </w:pPr>
-      <w:r>
-        <w:rPr>
-          <w:b w:val="0"/>
-          <w:i w:val="0"/>
-        </w:rPr>
-        <w:t>- HS rà soát đoạn văn kết nối đọc – viết, sửa lỗi logic, câu mơ hồ (nếu có).</w:t>
+        <w:spacing w:before="0" w:after="0"/>
+        <w:jc w:val="both"/>
+      </w:pPr>
+      <w:r>
+        <w:rPr>
+          <w:b/>
+          <w:i w:val="0"/>
+        </w:rPr>
+        <w:t>d) Tổ chức thực hiện</w:t>
+      </w:r>
+    </w:p>
+    <w:p>
+      <w:pPr>
+        <w:spacing w:before="0" w:after="0"/>
+        <w:jc w:val="both"/>
+      </w:pPr>
+      <w:r>
+        <w:rPr>
+          <w:b/>
+          <w:i w:val="0"/>
+        </w:rPr>
+        <w:t>Bước 1: Giao nhiệm vụ học tập</w:t>
+      </w:r>
+    </w:p>
+    <w:p>
+      <w:pPr>
+        <w:spacing w:before="0" w:after="0"/>
+        <w:jc w:val="both"/>
+      </w:pPr>
+      <w:r>
+        <w:rPr>
+          <w:b w:val="0"/>
+          <w:i w:val="0"/>
+        </w:rPr>
+        <w:t>- GV chia 4 nhóm, mỗi nhóm một bài tập.</w:t>
+      </w:r>
+    </w:p>
+    <w:p>
+      <w:pPr>
+        <w:spacing w:before="0" w:after="0"/>
+        <w:jc w:val="both"/>
+      </w:pPr>
+      <w:r>
+        <w:rPr>
+          <w:b w:val="0"/>
+          <w:i w:val="0"/>
+          <w:color w:val="EE0000"/>
+        </w:rPr>
+        <w:t>- GV yêu cầu nhóm 4 hỏi AI: “Các câu thơ sau có mắc lỗi câu mơ hồ không?”, rồi đánh giá câu trả lời của AI.</w:t>
+      </w:r>
+    </w:p>
+    <w:p>
+      <w:pPr>
+        <w:spacing w:before="0" w:after="0"/>
+        <w:jc w:val="both"/>
+      </w:pPr>
+      <w:r>
+        <w:rPr>
+          <w:b w:val="0"/>
+          <w:i w:val="0"/>
+          <w:color w:val="7030A0"/>
+        </w:rPr>
+        <w:t>(12.A3.1.a: Học sinh nhận biết AI có thể coi câu đa nghĩa nghệ thuật là lỗi.)</w:t>
+      </w:r>
+    </w:p>
+    <w:p>
+      <w:pPr>
+        <w:spacing w:before="0" w:after="0"/>
+        <w:jc w:val="both"/>
+      </w:pPr>
+      <w:r>
+        <w:rPr>
+          <w:b/>
+          <w:i w:val="0"/>
+        </w:rPr>
+        <w:t>Bước 2: Thực hiện nhiệm vụ:</w:t>
+      </w:r>
+      <w:r>
+        <w:rPr>
+          <w:b w:val="0"/>
+          <w:i w:val="0"/>
+        </w:rPr>
+        <w:t xml:space="preserve"> HS thảo luận nhóm 10 phút.</w:t>
+      </w:r>
+    </w:p>
+    <w:p>
+      <w:pPr>
+        <w:spacing w:before="0" w:after="0"/>
+        <w:jc w:val="both"/>
+      </w:pPr>
+      <w:r>
+        <w:rPr>
+          <w:b/>
+          <w:i w:val="0"/>
+        </w:rPr>
+        <w:t>Bước 3: Báo cáo, thảo luận:</w:t>
+      </w:r>
+      <w:r>
+        <w:rPr>
+          <w:b w:val="0"/>
+          <w:i w:val="0"/>
+        </w:rPr>
+        <w:t xml:space="preserve"> Đại diện nhóm trình bày; lớp nhận xét.</w:t>
+      </w:r>
+    </w:p>
+    <w:p>
+      <w:pPr>
+        <w:spacing w:before="0" w:after="0"/>
+        <w:jc w:val="both"/>
+      </w:pPr>
+      <w:r>
+        <w:rPr>
+          <w:b/>
+          <w:i w:val="0"/>
+        </w:rPr>
+        <w:t>Bước 4: Kết luận, nhận định:</w:t>
+      </w:r>
+      <w:r>
+        <w:rPr>
+          <w:b w:val="0"/>
+          <w:i w:val="0"/>
+        </w:rPr>
+        <w:t xml:space="preserve"> GV thống nhất đáp án theo SGV.</w:t>
+      </w:r>
+    </w:p>
+    <w:p>
+      <w:pPr>
+        <w:spacing w:before="0" w:after="0"/>
+        <w:jc w:val="both"/>
+      </w:pPr>
+      <w:r>
+        <w:rPr>
+          <w:b w:val="0"/>
+          <w:i w:val="0"/>
+          <w:color w:val="EE0000"/>
+        </w:rPr>
+        <w:t>[6.2.NC1a: HS sử dụng câu lệnh (prompt) để AI gợi ý cách sửa; tự kiểm chứng.]</w:t>
+      </w:r>
+    </w:p>
+    <w:p>
+      <w:pPr>
+        <w:spacing w:before="0" w:after="0"/>
+        <w:jc w:val="both"/>
+      </w:pPr>
+      <w:r>
+        <w:rPr>
+          <w:b/>
+          <w:i w:val="0"/>
+        </w:rPr>
+        <w:t>Hoạt động 4: Vận dụng (Dự kiến thời gian: 5 phút)</w:t>
+      </w:r>
+    </w:p>
+    <w:p>
+      <w:pPr>
+        <w:spacing w:before="0" w:after="0"/>
+        <w:jc w:val="both"/>
+      </w:pPr>
+      <w:r>
+        <w:rPr>
+          <w:b/>
+          <w:i w:val="0"/>
+        </w:rPr>
+        <w:t>a) Mục tiêu:</w:t>
+      </w:r>
+      <w:r>
+        <w:rPr>
+          <w:b w:val="0"/>
+          <w:i w:val="0"/>
+        </w:rPr>
+        <w:t xml:space="preserve"> Vận dụng vào bài viết của bản thân.</w:t>
+      </w:r>
+    </w:p>
+    <w:p>
+      <w:pPr>
+        <w:spacing w:before="0" w:after="0"/>
+        <w:jc w:val="both"/>
+      </w:pPr>
+      <w:r>
+        <w:rPr>
+          <w:b/>
+          <w:i w:val="0"/>
+        </w:rPr>
+        <w:t>b) Nội dung:</w:t>
+      </w:r>
+      <w:r>
+        <w:rPr>
+          <w:b w:val="0"/>
+          <w:i w:val="0"/>
+        </w:rPr>
+        <w:t xml:space="preserve"> HS rà soát đoạn văn kết nối đọc – viết đã viết, sửa lỗi logic, câu mơ hồ (nếu có).</w:t>
+      </w:r>
+    </w:p>
+    <w:p>
+      <w:pPr>
+        <w:spacing w:before="0" w:after="0"/>
+        <w:jc w:val="both"/>
+      </w:pPr>
+      <w:r>
+        <w:rPr>
+          <w:b/>
+          <w:i w:val="0"/>
+        </w:rPr>
+        <w:t>c) Sản phẩm:</w:t>
+      </w:r>
+      <w:r>
+        <w:rPr>
+          <w:b w:val="0"/>
+          <w:i w:val="0"/>
+        </w:rPr>
+        <w:t xml:space="preserve"> Đoạn văn đã chỉnh sửa.</w:t>
+      </w:r>
+    </w:p>
+    <w:p>
+      <w:pPr>
+        <w:spacing w:before="0" w:after="0"/>
+        <w:jc w:val="both"/>
+      </w:pPr>
+      <w:r>
+        <w:rPr>
+          <w:b/>
+          <w:i w:val="0"/>
+        </w:rPr>
+        <w:t>d) Tổ chức thực hiện</w:t>
+      </w:r>
+    </w:p>
+    <w:p>
+      <w:pPr>
+        <w:spacing w:before="0" w:after="0"/>
+        <w:jc w:val="both"/>
+      </w:pPr>
+      <w:r>
+        <w:rPr>
+          <w:b/>
+          <w:i w:val="0"/>
+        </w:rPr>
+        <w:t>Bước 1: Giao nhiệm vụ học tập:</w:t>
+      </w:r>
+      <w:r>
+        <w:rPr>
+          <w:b w:val="0"/>
+          <w:i w:val="0"/>
+        </w:rPr>
+        <w:t xml:space="preserve"> GV giao nhiệm vụ.</w:t>
+      </w:r>
+    </w:p>
+    <w:p>
+      <w:pPr>
+        <w:spacing w:before="0" w:after="0"/>
+        <w:jc w:val="both"/>
+      </w:pPr>
+      <w:r>
+        <w:rPr>
+          <w:b w:val="0"/>
+          <w:i w:val="0"/>
+          <w:color w:val="EE0000"/>
+        </w:rPr>
+        <w:t>[2.2.NC1a: HS sử dụng công cụ trực tuyến rà soát lỗi trong đoạn văn của mình.]</w:t>
+      </w:r>
+    </w:p>
+    <w:p>
+      <w:pPr>
+        <w:spacing w:before="0" w:after="0"/>
+        <w:jc w:val="both"/>
+      </w:pPr>
+      <w:r>
+        <w:rPr>
+          <w:b/>
+          <w:i w:val="0"/>
+        </w:rPr>
+        <w:t>Bước 2: Thực hiện nhiệm vụ:</w:t>
+      </w:r>
+      <w:r>
+        <w:rPr>
+          <w:b w:val="0"/>
+          <w:i w:val="0"/>
+        </w:rPr>
+        <w:t xml:space="preserve"> HS làm tại lớp, hoàn thiện ở nhà.</w:t>
+      </w:r>
+    </w:p>
+    <w:p>
+      <w:pPr>
+        <w:spacing w:before="0" w:after="0"/>
+        <w:jc w:val="both"/>
+      </w:pPr>
+      <w:r>
+        <w:rPr>
+          <w:b/>
+          <w:i w:val="0"/>
+        </w:rPr>
+        <w:t>Bước 3: Báo cáo, thảo luận:</w:t>
+      </w:r>
+      <w:r>
+        <w:rPr>
+          <w:b w:val="0"/>
+          <w:i w:val="0"/>
+        </w:rPr>
+        <w:t xml:space="preserve"> 1 – 2 HS đọc câu đã sửa.</w:t>
+      </w:r>
+    </w:p>
+    <w:p>
+      <w:pPr>
+        <w:spacing w:before="0" w:after="0"/>
+        <w:jc w:val="both"/>
+      </w:pPr>
+      <w:r>
+        <w:rPr>
+          <w:b/>
+          <w:i w:val="0"/>
+        </w:rPr>
+        <w:t>Bước 4: Kết luận, nhận định:</w:t>
+      </w:r>
+      <w:r>
+        <w:rPr>
+          <w:b w:val="0"/>
+          <w:i w:val="0"/>
+        </w:rPr>
+        <w:t xml:space="preserve"> GV nhận xét.</w:t>
       </w:r>
     </w:p>
     <w:p>
@@ -3269,7 +6665,7 @@
           <w:b/>
           <w:i w:val="0"/>
         </w:rPr>
-        <w:t>HẾT TIẾT 31 CHUYỂN SANG TIẾT 32</w:t>
+        <w:t>----------HẾT TIẾT 31 CHUYỂN SANG TIẾT 32----------</w:t>
       </w:r>
     </w:p>
     <w:p>
@@ -3295,7 +6691,7 @@
           <w:b w:val="0"/>
           <w:i w:val="0"/>
         </w:rPr>
-        <w:t>(Dự kiến thời gian: 2 tiết – Tiết 32 hướng dẫn viết; Tiết 33 trả bài)</w:t>
+        <w:t>(Dự kiến thời gian: 02 tiết – Tiết 32: hướng dẫn viết; Tiết 33: trả bài; HS viết bài ở nhà)</w:t>
       </w:r>
     </w:p>
     <w:p>
@@ -3318,36 +6714,181 @@
       </w:pPr>
       <w:r>
         <w:rPr>
-          <w:b w:val="0"/>
-          <w:i w:val="0"/>
-        </w:rPr>
-        <w:t>- Viết được bài văn nghị luận về một vấn đề liên quan đến hoài bão, ước mơ của tuổi trẻ: vấn đề có ý nghĩa; hệ thống luận điểm chặt chẽ; phối hợp các thao tác chứng minh, bình luận, bác bỏ, giải thích, phân tích, so sánh; phản bác ý kiến trái chiều; kết bài thúc giục hành động.</w:t>
-      </w:r>
-    </w:p>
-    <w:p>
-      <w:pPr>
-        <w:spacing w:before="0" w:after="0"/>
-        <w:jc w:val="both"/>
-      </w:pPr>
-      <w:r>
-        <w:rPr>
-          <w:b w:val="0"/>
-          <w:i w:val="0"/>
-        </w:rPr>
-        <w:t>- Năng lực số: 1.1.NC1a (tìm bằng chứng chính thống); 6.2.NC1a (AI góp ý dàn ý, tự kiểm chứng).</w:t>
-      </w:r>
-    </w:p>
-    <w:p>
-      <w:pPr>
-        <w:spacing w:before="0" w:after="0"/>
-        <w:jc w:val="both"/>
-      </w:pPr>
-      <w:r>
-        <w:rPr>
-          <w:b w:val="0"/>
-          <w:i w:val="0"/>
-        </w:rPr>
-        <w:t>- Năng lực AI: 12.A3.1.a – AI có thể bịa bằng chứng; không nộp bài do AI viết.</w:t>
+          <w:b/>
+          <w:i w:val="0"/>
+        </w:rPr>
+        <w:t>1. Về kiến thức:</w:t>
+      </w:r>
+      <w:r>
+        <w:rPr>
+          <w:b w:val="0"/>
+          <w:i w:val="0"/>
+        </w:rPr>
+        <w:t xml:space="preserve"> Viết được bài văn nghị luận về một vấn đề liên quan đến hoài bão, ước mơ của tuổi trẻ: vấn đề có ý nghĩa; hệ thống luận điểm chặt chẽ; phối hợp các thao tác; phản bác ý kiến trái chiều; kết bài thúc giục hành động.</w:t>
+      </w:r>
+    </w:p>
+    <w:p>
+      <w:pPr>
+        <w:spacing w:before="0" w:after="0"/>
+        <w:jc w:val="both"/>
+      </w:pPr>
+      <w:r>
+        <w:rPr>
+          <w:b/>
+          <w:i w:val="0"/>
+        </w:rPr>
+        <w:t>2. Về năng lực:</w:t>
+      </w:r>
+    </w:p>
+    <w:p>
+      <w:pPr>
+        <w:spacing w:before="0" w:after="0"/>
+        <w:jc w:val="both"/>
+      </w:pPr>
+      <w:r>
+        <w:rPr>
+          <w:b/>
+          <w:i w:val="0"/>
+        </w:rPr>
+        <w:t>a. Năng lực chung:</w:t>
+      </w:r>
+      <w:r>
+        <w:rPr>
+          <w:b w:val="0"/>
+          <w:i w:val="0"/>
+        </w:rPr>
+        <w:t xml:space="preserve"> Giải quyết vấn đề, tự quản bản thân, giao tiếp.</w:t>
+      </w:r>
+    </w:p>
+    <w:p>
+      <w:pPr>
+        <w:spacing w:before="0" w:after="0"/>
+        <w:jc w:val="both"/>
+      </w:pPr>
+      <w:r>
+        <w:rPr>
+          <w:b/>
+          <w:i w:val="0"/>
+        </w:rPr>
+        <w:t>b. Năng lực riêng biệt:</w:t>
+      </w:r>
+      <w:r>
+        <w:rPr>
+          <w:b w:val="0"/>
+          <w:i w:val="0"/>
+        </w:rPr>
+        <w:t xml:space="preserve"> Tạo lập văn bản nghị luận xã hội.</w:t>
+      </w:r>
+    </w:p>
+    <w:p>
+      <w:pPr>
+        <w:spacing w:before="0" w:after="0"/>
+        <w:jc w:val="both"/>
+      </w:pPr>
+      <w:r>
+        <w:rPr>
+          <w:b/>
+          <w:i w:val="0"/>
+        </w:rPr>
+        <w:t>c. Năng lực số</w:t>
+      </w:r>
+    </w:p>
+    <w:p>
+      <w:pPr>
+        <w:spacing w:before="0" w:after="0"/>
+        <w:jc w:val="both"/>
+      </w:pPr>
+      <w:r>
+        <w:rPr>
+          <w:b w:val="0"/>
+          <w:i w:val="0"/>
+          <w:color w:val="EE0000"/>
+        </w:rPr>
+        <w:t>- 1.1.NC1a: Tìm bằng chứng từ nguồn chính thống.</w:t>
+      </w:r>
+    </w:p>
+    <w:p>
+      <w:pPr>
+        <w:spacing w:before="0" w:after="0"/>
+        <w:jc w:val="both"/>
+      </w:pPr>
+      <w:r>
+        <w:rPr>
+          <w:b w:val="0"/>
+          <w:i w:val="0"/>
+          <w:color w:val="EE0000"/>
+        </w:rPr>
+        <w:t>- 1.2.NC1a: Đánh giá độ tin cậy của số liệu, thông tin dùng làm bằng chứng.</w:t>
+      </w:r>
+    </w:p>
+    <w:p>
+      <w:pPr>
+        <w:spacing w:before="0" w:after="0"/>
+        <w:jc w:val="both"/>
+      </w:pPr>
+      <w:r>
+        <w:rPr>
+          <w:b w:val="0"/>
+          <w:i w:val="0"/>
+          <w:color w:val="EE0000"/>
+        </w:rPr>
+        <w:t>- 6.2.NC1a: Dùng AI góp ý dàn ý; tự kiểm chứng.</w:t>
+      </w:r>
+    </w:p>
+    <w:p>
+      <w:pPr>
+        <w:spacing w:before="0" w:after="0"/>
+        <w:jc w:val="both"/>
+      </w:pPr>
+      <w:r>
+        <w:rPr>
+          <w:b/>
+          <w:i w:val="0"/>
+          <w:color w:val="7030A0"/>
+        </w:rPr>
+        <w:t>*Tích hợp năng lực AI:</w:t>
+      </w:r>
+    </w:p>
+    <w:p>
+      <w:pPr>
+        <w:spacing w:before="0" w:after="0"/>
+        <w:jc w:val="both"/>
+      </w:pPr>
+      <w:r>
+        <w:rPr>
+          <w:b/>
+          <w:i w:val="0"/>
+          <w:color w:val="7030A0"/>
+        </w:rPr>
+        <w:t>12.A3.1.a:</w:t>
+      </w:r>
+      <w:r>
+        <w:rPr>
+          <w:b w:val="0"/>
+          <w:i w:val="0"/>
+          <w:color w:val="7030A0"/>
+        </w:rPr>
+        <w:t xml:space="preserve"> Học sinh nhận biết AI có thể bịa bằng chứng; không nộp bài do AI viết.</w:t>
+      </w:r>
+    </w:p>
+    <w:p>
+      <w:pPr>
+        <w:spacing w:before="0" w:after="0"/>
+        <w:jc w:val="both"/>
+      </w:pPr>
+      <w:r>
+        <w:rPr>
+          <w:b/>
+          <w:i w:val="0"/>
+        </w:rPr>
+        <w:t>3. Về phẩm chất:</w:t>
+      </w:r>
+      <w:r>
+        <w:rPr>
+          <w:b w:val="0"/>
+          <w:i w:val="0"/>
+        </w:rPr>
+        <w:t xml:space="preserve"> Có hoài bão, ước mơ chính đáng; trung thực khi sử dụng tư liệu.</w:t>
       </w:r>
     </w:p>
     <w:p>
@@ -3360,59 +6901,314 @@
           <w:b/>
           <w:i w:val="0"/>
         </w:rPr>
-        <w:t>II. TIẾN TRÌNH DẠY HỌC</w:t>
-      </w:r>
-    </w:p>
-    <w:p>
-      <w:pPr>
-        <w:spacing w:before="80" w:after="0"/>
-        <w:jc w:val="center"/>
-      </w:pPr>
-      <w:r>
-        <w:rPr>
-          <w:b/>
-          <w:i w:val="0"/>
-        </w:rPr>
-        <w:t>1. Hoạt động 1: Mở đầu (5 phút)</w:t>
-      </w:r>
-    </w:p>
-    <w:p>
-      <w:pPr>
-        <w:spacing w:before="0" w:after="0"/>
-        <w:jc w:val="both"/>
-      </w:pPr>
-      <w:r>
-        <w:rPr>
-          <w:b w:val="0"/>
-          <w:i w:val="0"/>
-        </w:rPr>
-        <w:t>- GV hỏi: Ước mơ lớn nhất của bạn là gì? Điều gì có thể cản trở bạn theo đuổi ước mơ ấy?</w:t>
-      </w:r>
-    </w:p>
-    <w:p>
-      <w:pPr>
-        <w:spacing w:before="80" w:after="0"/>
-        <w:jc w:val="center"/>
-      </w:pPr>
-      <w:r>
-        <w:rPr>
-          <w:b/>
-          <w:i w:val="0"/>
-        </w:rPr>
-        <w:t>2. Hoạt động 2: Hình thành kiến thức mới (20 phút)</w:t>
-      </w:r>
-    </w:p>
-    <w:p>
-      <w:pPr>
-        <w:spacing w:before="0" w:after="0"/>
-        <w:jc w:val="both"/>
-      </w:pPr>
-      <w:r>
-        <w:rPr>
-          <w:b w:val="0"/>
-          <w:i w:val="0"/>
-        </w:rPr>
-        <w:t>- HS đọc Yêu cầu và bài viết tham khảo “Giá trị của tuổi trẻ” (Nguyễn Lân Dũng, SGK tr.80 – 83).</w:t>
+        <w:t>II. THIẾT BỊ DẠY HỌC, HỌC LIỆU</w:t>
+      </w:r>
+    </w:p>
+    <w:p>
+      <w:pPr>
+        <w:spacing w:before="0" w:after="0"/>
+        <w:jc w:val="both"/>
+      </w:pPr>
+      <w:r>
+        <w:rPr>
+          <w:b/>
+          <w:i w:val="0"/>
+        </w:rPr>
+        <w:t>1. Học liệu:</w:t>
+      </w:r>
+      <w:r>
+        <w:rPr>
+          <w:b w:val="0"/>
+          <w:i w:val="0"/>
+        </w:rPr>
+        <w:t xml:space="preserve"> SGK (tr.80 – 85), SGV, rubric đánh giá bài viết.</w:t>
+      </w:r>
+    </w:p>
+    <w:p>
+      <w:pPr>
+        <w:spacing w:before="0" w:after="0"/>
+        <w:jc w:val="both"/>
+      </w:pPr>
+      <w:r>
+        <w:rPr>
+          <w:b/>
+          <w:i w:val="0"/>
+        </w:rPr>
+        <w:t>2. Thiết bị:</w:t>
+      </w:r>
+      <w:r>
+        <w:rPr>
+          <w:b w:val="0"/>
+          <w:i w:val="0"/>
+        </w:rPr>
+        <w:t xml:space="preserve"> Máy chiếu, </w:t>
+      </w:r>
+      <w:r>
+        <w:rPr>
+          <w:b w:val="0"/>
+          <w:i w:val="0"/>
+          <w:color w:val="EE0000"/>
+        </w:rPr>
+        <w:t>điện thoại thông minh (nếu điều kiện cho phép) có kết nối Internet,</w:t>
+      </w:r>
+      <w:r>
+        <w:rPr>
+          <w:b w:val="0"/>
+          <w:i w:val="0"/>
+        </w:rPr>
+        <w:t xml:space="preserve"> bảng.</w:t>
+      </w:r>
+    </w:p>
+    <w:p>
+      <w:pPr>
+        <w:spacing w:before="60" w:after="0"/>
+        <w:jc w:val="both"/>
+      </w:pPr>
+      <w:r>
+        <w:rPr>
+          <w:b/>
+          <w:i w:val="0"/>
+        </w:rPr>
+        <w:t>III. TIẾN TRÌNH DẠY HỌC</w:t>
+      </w:r>
+    </w:p>
+    <w:p>
+      <w:pPr>
+        <w:spacing w:before="0" w:after="0"/>
+        <w:jc w:val="both"/>
+      </w:pPr>
+      <w:r>
+        <w:rPr>
+          <w:b/>
+          <w:i w:val="0"/>
+        </w:rPr>
+        <w:t>1. Hoạt động 1: Mở đầu – Tìm hiểu yêu cầu của kiểu bài (Dự kiến thời gian: 5 phút)</w:t>
+      </w:r>
+    </w:p>
+    <w:p>
+      <w:pPr>
+        <w:spacing w:before="0" w:after="0"/>
+        <w:jc w:val="both"/>
+      </w:pPr>
+      <w:r>
+        <w:rPr>
+          <w:b/>
+          <w:i w:val="0"/>
+        </w:rPr>
+        <w:t>a) Mục tiêu:</w:t>
+      </w:r>
+      <w:r>
+        <w:rPr>
+          <w:b w:val="0"/>
+          <w:i w:val="0"/>
+        </w:rPr>
+        <w:t xml:space="preserve"> Tạo hứng thú, nhận biết yêu cầu của kiểu bài.</w:t>
+      </w:r>
+    </w:p>
+    <w:p>
+      <w:pPr>
+        <w:spacing w:before="0" w:after="0"/>
+        <w:jc w:val="both"/>
+      </w:pPr>
+      <w:r>
+        <w:rPr>
+          <w:b/>
+          <w:i w:val="0"/>
+        </w:rPr>
+        <w:t>b) Nội dung:</w:t>
+      </w:r>
+      <w:r>
+        <w:rPr>
+          <w:b w:val="0"/>
+          <w:i w:val="0"/>
+        </w:rPr>
+        <w:t xml:space="preserve"> GV hỏi: Ước mơ lớn nhất của bạn là gì? Điều gì có thể cản trở bạn theo đuổi ước mơ ấy? HS đọc box Yêu cầu.</w:t>
+      </w:r>
+    </w:p>
+    <w:p>
+      <w:pPr>
+        <w:spacing w:before="0" w:after="0"/>
+        <w:jc w:val="both"/>
+      </w:pPr>
+      <w:r>
+        <w:rPr>
+          <w:b/>
+          <w:i w:val="0"/>
+        </w:rPr>
+        <w:t>c) Sản phẩm:</w:t>
+      </w:r>
+      <w:r>
+        <w:rPr>
+          <w:b w:val="0"/>
+          <w:i w:val="0"/>
+        </w:rPr>
+        <w:t xml:space="preserve"> Câu trả lời của HS.</w:t>
+      </w:r>
+    </w:p>
+    <w:p>
+      <w:pPr>
+        <w:spacing w:before="0" w:after="0"/>
+        <w:jc w:val="both"/>
+      </w:pPr>
+      <w:r>
+        <w:rPr>
+          <w:b/>
+          <w:i w:val="0"/>
+        </w:rPr>
+        <w:t>d) Tổ chức thực hiện</w:t>
+      </w:r>
+    </w:p>
+    <w:p>
+      <w:pPr>
+        <w:spacing w:before="0" w:after="0"/>
+        <w:jc w:val="both"/>
+      </w:pPr>
+      <w:r>
+        <w:rPr>
+          <w:b/>
+          <w:i w:val="0"/>
+        </w:rPr>
+        <w:t>Bước 1: Giao nhiệm vụ học tập:</w:t>
+      </w:r>
+      <w:r>
+        <w:rPr>
+          <w:b w:val="0"/>
+          <w:i w:val="0"/>
+        </w:rPr>
+        <w:t xml:space="preserve"> GV nêu câu hỏi, hướng dẫn đọc box Yêu cầu.</w:t>
+      </w:r>
+    </w:p>
+    <w:p>
+      <w:pPr>
+        <w:spacing w:before="0" w:after="0"/>
+        <w:jc w:val="both"/>
+      </w:pPr>
+      <w:r>
+        <w:rPr>
+          <w:b/>
+          <w:i w:val="0"/>
+        </w:rPr>
+        <w:t>Bước 2: Thực hiện nhiệm vụ:</w:t>
+      </w:r>
+      <w:r>
+        <w:rPr>
+          <w:b w:val="0"/>
+          <w:i w:val="0"/>
+        </w:rPr>
+        <w:t xml:space="preserve"> HS suy nghĩ.</w:t>
+      </w:r>
+    </w:p>
+    <w:p>
+      <w:pPr>
+        <w:spacing w:before="0" w:after="0"/>
+        <w:jc w:val="both"/>
+      </w:pPr>
+      <w:r>
+        <w:rPr>
+          <w:b/>
+          <w:i w:val="0"/>
+        </w:rPr>
+        <w:t>Bước 3: Báo cáo, thảo luận:</w:t>
+      </w:r>
+      <w:r>
+        <w:rPr>
+          <w:b w:val="0"/>
+          <w:i w:val="0"/>
+        </w:rPr>
+        <w:t xml:space="preserve"> 2 – 3 HS chia sẻ.</w:t>
+      </w:r>
+    </w:p>
+    <w:p>
+      <w:pPr>
+        <w:spacing w:before="0" w:after="0"/>
+        <w:jc w:val="both"/>
+      </w:pPr>
+      <w:r>
+        <w:rPr>
+          <w:b/>
+          <w:i w:val="0"/>
+        </w:rPr>
+        <w:t>Bước 4: Kết luận, nhận định:</w:t>
+      </w:r>
+      <w:r>
+        <w:rPr>
+          <w:b w:val="0"/>
+          <w:i w:val="0"/>
+        </w:rPr>
+        <w:t xml:space="preserve"> GV chốt yêu cầu kiểu bài.</w:t>
+      </w:r>
+    </w:p>
+    <w:p>
+      <w:pPr>
+        <w:spacing w:before="0" w:after="0"/>
+        <w:jc w:val="both"/>
+      </w:pPr>
+      <w:r>
+        <w:rPr>
+          <w:b/>
+          <w:i w:val="0"/>
+        </w:rPr>
+        <w:t>2. Hoạt động 2: Hình thành kiến thức mới – Đọc bài viết tham khảo (Dự kiến thời gian: 15 phút)</w:t>
+      </w:r>
+    </w:p>
+    <w:p>
+      <w:pPr>
+        <w:spacing w:before="0" w:after="0"/>
+        <w:jc w:val="both"/>
+      </w:pPr>
+      <w:r>
+        <w:rPr>
+          <w:b/>
+          <w:i w:val="0"/>
+        </w:rPr>
+        <w:t>a) Mục tiêu:</w:t>
+      </w:r>
+      <w:r>
+        <w:rPr>
+          <w:b w:val="0"/>
+          <w:i w:val="0"/>
+        </w:rPr>
+        <w:t xml:space="preserve"> Nhận biết cách triển khai bài nghị luận về vấn đề tuổi trẻ.</w:t>
+      </w:r>
+    </w:p>
+    <w:p>
+      <w:pPr>
+        <w:spacing w:before="0" w:after="0"/>
+        <w:jc w:val="both"/>
+      </w:pPr>
+      <w:r>
+        <w:rPr>
+          <w:b/>
+          <w:i w:val="0"/>
+        </w:rPr>
+        <w:t>b) Nội dung:</w:t>
+      </w:r>
+      <w:r>
+        <w:rPr>
+          <w:b w:val="0"/>
+          <w:i w:val="0"/>
+        </w:rPr>
+        <w:t xml:space="preserve"> HS đọc bài viết tham khảo “Giá trị của tuổi trẻ” (Nguyễn Lân Dũng, SGK tr.80 – 83).</w:t>
+      </w:r>
+    </w:p>
+    <w:p>
+      <w:pPr>
+        <w:spacing w:before="0" w:after="0"/>
+        <w:jc w:val="both"/>
+      </w:pPr>
+      <w:r>
+        <w:rPr>
+          <w:b/>
+          <w:i w:val="0"/>
+        </w:rPr>
+        <w:t>c) Sản phẩm:</w:t>
+      </w:r>
+      <w:r>
+        <w:rPr>
+          <w:b w:val="0"/>
+          <w:i w:val="0"/>
+        </w:rPr>
+        <w:t xml:space="preserve"> Câu trả lời của HS; nội dung chốt:</w:t>
       </w:r>
     </w:p>
     <w:tbl>
@@ -3440,7 +7236,14 @@
                 <w:b/>
                 <w:i w:val="0"/>
               </w:rPr>
-              <w:t>Yêu cầu: nêu được vấn đề có ý nghĩa, liên quan đến hoài bão, ước mơ của tuổi trẻ; hệ thống luận điểm hợp lí, chặt chẽ; lí lẽ sắc bén, bằng chứng xác đáng; phối hợp hiệu quả các thao tác; nêu và phản bác ý kiến trái chiều; kết bài gây ấn tượng, thúc giục tuổi trẻ hành động.</w:t>
+              <w:t>- Yêu cầu:</w:t>
+            </w:r>
+            <w:r>
+              <w:rPr>
+                <w:b w:val="0"/>
+                <w:i w:val="0"/>
+              </w:rPr>
+              <w:t xml:space="preserve"> nêu được vấn đề có ý nghĩa, liên quan đến hoài bão, ước mơ của tuổi trẻ; hệ thống luận điểm hợp lí, chặt chẽ; lí lẽ sắc bén, bằng chứng xác đáng; phối hợp hiệu quả các thao tác; nêu và phản bác ý kiến trái chiều; kết bài gây ấn tượng, thúc giục tuổi trẻ hành động.</w:t>
             </w:r>
           </w:p>
           <w:p>
@@ -3453,7 +7256,14 @@
                 <w:b/>
                 <w:i w:val="0"/>
               </w:rPr>
-              <w:t>Lưu ý: vấn đề liên quan đến tuổi trẻ không đồng nghĩa với vấn đề của riêng tuổi trẻ; cần triển khai luận điểm từ góc nhìn của tuổi trẻ.</w:t>
+              <w:t>- Lưu ý:</w:t>
+            </w:r>
+            <w:r>
+              <w:rPr>
+                <w:b w:val="0"/>
+                <w:i w:val="0"/>
+              </w:rPr>
+              <w:t xml:space="preserve"> vấn đề liên quan đến tuổi trẻ không đồng nghĩa với vấn đề của riêng tuổi trẻ; cần triển khai luận điểm từ góc nhìn của tuổi trẻ.</w:t>
             </w:r>
           </w:p>
         </w:tc>
@@ -3467,15 +7277,168 @@
     </w:p>
     <w:p>
       <w:pPr>
-        <w:spacing w:before="80" w:after="0"/>
-        <w:jc w:val="center"/>
-      </w:pPr>
-      <w:r>
-        <w:rPr>
-          <w:b/>
-          <w:i w:val="0"/>
-        </w:rPr>
-        <w:t>3. Hoạt động 3: Luyện tập – Thực hành viết</w:t>
+        <w:spacing w:before="0" w:after="0"/>
+        <w:jc w:val="both"/>
+      </w:pPr>
+      <w:r>
+        <w:rPr>
+          <w:b/>
+          <w:i w:val="0"/>
+        </w:rPr>
+        <w:t>d) Tổ chức thực hiện</w:t>
+      </w:r>
+    </w:p>
+    <w:p>
+      <w:pPr>
+        <w:spacing w:before="0" w:after="0"/>
+        <w:jc w:val="both"/>
+      </w:pPr>
+      <w:r>
+        <w:rPr>
+          <w:b/>
+          <w:i w:val="0"/>
+        </w:rPr>
+        <w:t>Bước 1: Giao nhiệm vụ học tập:</w:t>
+      </w:r>
+      <w:r>
+        <w:rPr>
+          <w:b w:val="0"/>
+          <w:i w:val="0"/>
+        </w:rPr>
+        <w:t xml:space="preserve"> GV biến box chỉ dẫn thành câu hỏi kiểm tra quá trình đọc.</w:t>
+      </w:r>
+    </w:p>
+    <w:p>
+      <w:pPr>
+        <w:spacing w:before="0" w:after="0"/>
+        <w:jc w:val="both"/>
+      </w:pPr>
+      <w:r>
+        <w:rPr>
+          <w:b/>
+          <w:i w:val="0"/>
+        </w:rPr>
+        <w:t>Bước 2: Thực hiện nhiệm vụ:</w:t>
+      </w:r>
+      <w:r>
+        <w:rPr>
+          <w:b w:val="0"/>
+          <w:i w:val="0"/>
+        </w:rPr>
+        <w:t xml:space="preserve"> HS thảo luận theo bàn.</w:t>
+      </w:r>
+    </w:p>
+    <w:p>
+      <w:pPr>
+        <w:spacing w:before="0" w:after="0"/>
+        <w:jc w:val="both"/>
+      </w:pPr>
+      <w:r>
+        <w:rPr>
+          <w:b/>
+          <w:i w:val="0"/>
+        </w:rPr>
+        <w:t>Bước 3: Báo cáo, thảo luận:</w:t>
+      </w:r>
+      <w:r>
+        <w:rPr>
+          <w:b w:val="0"/>
+          <w:i w:val="0"/>
+        </w:rPr>
+        <w:t xml:space="preserve"> Đại diện bàn trình bày.</w:t>
+      </w:r>
+    </w:p>
+    <w:p>
+      <w:pPr>
+        <w:spacing w:before="0" w:after="0"/>
+        <w:jc w:val="both"/>
+      </w:pPr>
+      <w:r>
+        <w:rPr>
+          <w:b/>
+          <w:i w:val="0"/>
+        </w:rPr>
+        <w:t>Bước 4: Kết luận, nhận định:</w:t>
+      </w:r>
+      <w:r>
+        <w:rPr>
+          <w:b w:val="0"/>
+          <w:i w:val="0"/>
+        </w:rPr>
+        <w:t xml:space="preserve"> GV chốt kiến thức.</w:t>
+      </w:r>
+    </w:p>
+    <w:p>
+      <w:pPr>
+        <w:spacing w:before="0" w:after="0"/>
+        <w:jc w:val="both"/>
+      </w:pPr>
+      <w:r>
+        <w:rPr>
+          <w:b/>
+          <w:i w:val="0"/>
+        </w:rPr>
+        <w:t>3. Hoạt động 3: Luyện tập – Thực hành viết (Dự kiến thời gian: 25 phút; HS hoàn thiện bài ở nhà)</w:t>
+      </w:r>
+    </w:p>
+    <w:p>
+      <w:pPr>
+        <w:spacing w:before="0" w:after="0"/>
+        <w:jc w:val="both"/>
+      </w:pPr>
+      <w:r>
+        <w:rPr>
+          <w:b/>
+          <w:i w:val="0"/>
+        </w:rPr>
+        <w:t>a) Mục tiêu:</w:t>
+      </w:r>
+      <w:r>
+        <w:rPr>
+          <w:b w:val="0"/>
+          <w:i w:val="0"/>
+        </w:rPr>
+        <w:t xml:space="preserve"> HS lập dàn ý, viết bài.</w:t>
+      </w:r>
+    </w:p>
+    <w:p>
+      <w:pPr>
+        <w:spacing w:before="0" w:after="0"/>
+        <w:jc w:val="both"/>
+      </w:pPr>
+      <w:r>
+        <w:rPr>
+          <w:b/>
+          <w:i w:val="0"/>
+        </w:rPr>
+        <w:t>b) Nội dung:</w:t>
+      </w:r>
+      <w:r>
+        <w:rPr>
+          <w:b w:val="0"/>
+          <w:i w:val="0"/>
+        </w:rPr>
+        <w:t xml:space="preserve"> Chọn đề tài, lập dàn ý, viết bài theo các bước (SGK tr.83 – 85).</w:t>
+      </w:r>
+    </w:p>
+    <w:p>
+      <w:pPr>
+        <w:spacing w:before="0" w:after="0"/>
+        <w:jc w:val="both"/>
+      </w:pPr>
+      <w:r>
+        <w:rPr>
+          <w:b/>
+          <w:i w:val="0"/>
+        </w:rPr>
+        <w:t>c) Sản phẩm:</w:t>
+      </w:r>
+      <w:r>
+        <w:rPr>
+          <w:b w:val="0"/>
+          <w:i w:val="0"/>
+        </w:rPr>
+        <w:t xml:space="preserve"> Dàn ý, bài viết; gợi ý:</w:t>
       </w:r>
     </w:p>
     <w:tbl>
@@ -3503,7 +7466,14 @@
                 <w:b/>
                 <w:i w:val="0"/>
               </w:rPr>
-              <w:t>Đề tài gợi ý: ước mơ và hành động; dám nghĩ lớn; tuổi trẻ và khát vọng cống hiến cho quê hương; theo đuổi đam mê hay chọn nghề “an toàn”; tuổi trẻ Gia Lai với khát vọng làm giàu trên quê hương.</w:t>
+              <w:t>Đề tài gợi ý:</w:t>
+            </w:r>
+            <w:r>
+              <w:rPr>
+                <w:b w:val="0"/>
+                <w:i w:val="0"/>
+              </w:rPr>
+              <w:t xml:space="preserve"> ước mơ và hành động; dám nghĩ lớn; tuổi trẻ và khát vọng cống hiến cho quê hương; theo đuổi đam mê hay chọn nghề “an toàn”; tuổi trẻ Gia Lai với khát vọng làm giàu trên quê hương.</w:t>
             </w:r>
           </w:p>
           <w:p>
@@ -3516,7 +7486,14 @@
                 <w:b/>
                 <w:i w:val="0"/>
               </w:rPr>
-              <w:t>Dàn ý: Mở bài – nêu vấn đề, quan điểm. Thân bài – giải thích khái niệm; chứng minh, phân tích các khía cạnh; bàn luận, bác bỏ ý kiến trái chiều; ý nghĩa với cá nhân và cộng đồng. Kết bài – khẳng định quan điểm, thúc giục hành động.</w:t>
+              <w:t>Dàn ý:</w:t>
+            </w:r>
+            <w:r>
+              <w:rPr>
+                <w:b w:val="0"/>
+                <w:i w:val="0"/>
+              </w:rPr>
+              <w:t xml:space="preserve"> Mở bài – nêu vấn đề, quan điểm. Thân bài – giải thích khái niệm; chứng minh, phân tích các khía cạnh; bàn luận, bác bỏ ý kiến trái chiều; ý nghĩa với cá nhân và cộng đồng. Kết bài – khẳng định quan điểm, thúc giục hành động.</w:t>
             </w:r>
           </w:p>
           <w:p>
@@ -3529,7 +7506,14 @@
                 <w:b/>
                 <w:i w:val="0"/>
               </w:rPr>
-              <w:t>Chỉnh sửa: vấn đề và quan điểm rõ ở mở bài chưa? Luận điểm đầy đủ, cân đối chưa? Thao tác phối hợp thế nào? Kết bài đã nêu phương hướng hành động chưa?</w:t>
+              <w:t>Chỉnh sửa:</w:t>
+            </w:r>
+            <w:r>
+              <w:rPr>
+                <w:b w:val="0"/>
+                <w:i w:val="0"/>
+              </w:rPr>
+              <w:t xml:space="preserve"> vấn đề và quan điểm rõ ở mở bài chưa? Luận điểm đầy đủ, cân đối chưa? Thao tác phối hợp thế nào? Kết bài đã nêu phương hướng hành động chưa?</w:t>
             </w:r>
           </w:p>
         </w:tc>
@@ -3548,10 +7532,112 @@
       </w:pPr>
       <w:r>
         <w:rPr>
-          <w:b w:val="0"/>
-          <w:i w:val="0"/>
-        </w:rPr>
-        <w:t>- HS lập dàn ý tại lớp, viết bài ở nhà; nộp Padlet/Classroom kèm Nhật ký sử dụng AI (nếu có).</w:t>
+          <w:b/>
+          <w:i w:val="0"/>
+        </w:rPr>
+        <w:t>d) Tổ chức thực hiện</w:t>
+      </w:r>
+    </w:p>
+    <w:p>
+      <w:pPr>
+        <w:spacing w:before="0" w:after="0"/>
+        <w:jc w:val="both"/>
+      </w:pPr>
+      <w:r>
+        <w:rPr>
+          <w:b/>
+          <w:i w:val="0"/>
+        </w:rPr>
+        <w:t>Bước 1: Giao nhiệm vụ học tập:</w:t>
+      </w:r>
+      <w:r>
+        <w:rPr>
+          <w:b w:val="0"/>
+          <w:i w:val="0"/>
+        </w:rPr>
+        <w:t xml:space="preserve"> GV hướng dẫn các bước viết.</w:t>
+      </w:r>
+    </w:p>
+    <w:p>
+      <w:pPr>
+        <w:spacing w:before="0" w:after="0"/>
+        <w:jc w:val="both"/>
+      </w:pPr>
+      <w:r>
+        <w:rPr>
+          <w:b w:val="0"/>
+          <w:i w:val="0"/>
+          <w:color w:val="EE0000"/>
+        </w:rPr>
+        <w:t>- HS có thể dùng AI góp ý dàn ý với câu lệnh: “Hãy chỉ ra luận điểm còn thiếu trong dàn ý sau”; mọi bằng chứng phải kiểm tra nguồn chính thống; ghi Nhật ký sử dụng AI.</w:t>
+      </w:r>
+    </w:p>
+    <w:p>
+      <w:pPr>
+        <w:spacing w:before="0" w:after="0"/>
+        <w:jc w:val="both"/>
+      </w:pPr>
+      <w:r>
+        <w:rPr>
+          <w:b/>
+          <w:i w:val="0"/>
+        </w:rPr>
+        <w:t>Bước 2: Thực hiện nhiệm vụ:</w:t>
+      </w:r>
+      <w:r>
+        <w:rPr>
+          <w:b w:val="0"/>
+          <w:i w:val="0"/>
+        </w:rPr>
+        <w:t xml:space="preserve"> HS lập dàn ý tại lớp, viết bài ở nhà.</w:t>
+      </w:r>
+    </w:p>
+    <w:p>
+      <w:pPr>
+        <w:spacing w:before="0" w:after="0"/>
+        <w:jc w:val="both"/>
+      </w:pPr>
+      <w:r>
+        <w:rPr>
+          <w:b/>
+          <w:i w:val="0"/>
+        </w:rPr>
+        <w:t>Bước 3: Báo cáo, thảo luận:</w:t>
+      </w:r>
+      <w:r>
+        <w:rPr>
+          <w:b w:val="0"/>
+          <w:i w:val="0"/>
+        </w:rPr>
+        <w:t xml:space="preserve"> </w:t>
+      </w:r>
+      <w:r>
+        <w:rPr>
+          <w:b w:val="0"/>
+          <w:i w:val="0"/>
+          <w:color w:val="EE0000"/>
+        </w:rPr>
+        <w:t>HS nộp bài qua Padlet/Google Classroom kèm Nhật ký sử dụng AI (nếu có).</w:t>
+      </w:r>
+    </w:p>
+    <w:p>
+      <w:pPr>
+        <w:spacing w:before="0" w:after="0"/>
+        <w:jc w:val="both"/>
+      </w:pPr>
+      <w:r>
+        <w:rPr>
+          <w:b/>
+          <w:i w:val="0"/>
+        </w:rPr>
+        <w:t>Bước 4: Kết luận, nhận định:</w:t>
+      </w:r>
+      <w:r>
+        <w:rPr>
+          <w:b w:val="0"/>
+          <w:i w:val="0"/>
+        </w:rPr>
+        <w:t xml:space="preserve"> GV nhắc tiêu chí rubric.</w:t>
       </w:r>
     </w:p>
     <w:p>
@@ -3564,33 +7650,173 @@
           <w:b/>
           <w:i w:val="0"/>
         </w:rPr>
-        <w:t>HẾT TIẾT 32 CHUYỂN SANG TIẾT 33</w:t>
-      </w:r>
-    </w:p>
-    <w:p>
-      <w:pPr>
-        <w:spacing w:before="80" w:after="0"/>
-        <w:jc w:val="center"/>
-      </w:pPr>
-      <w:r>
-        <w:rPr>
-          <w:b/>
-          <w:i w:val="0"/>
-        </w:rPr>
-        <w:t>4. Hoạt động 4: Vận dụng – Trả bài (Tiết 33)</w:t>
-      </w:r>
-    </w:p>
-    <w:p>
-      <w:pPr>
-        <w:spacing w:before="0" w:after="0"/>
-        <w:jc w:val="both"/>
-      </w:pPr>
-      <w:r>
-        <w:rPr>
-          <w:b w:val="0"/>
-          <w:i w:val="0"/>
-        </w:rPr>
-        <w:t>- GV trả bài, nhận xét theo rubric; HS chữa lỗi (luận điểm mất cân đối, thiếu bác bỏ, lỗi logic, câu mơ hồ), đọc bài hay, viết lại đoạn chưa đạt.</w:t>
+        <w:t>----------HẾT TIẾT 32 CHUYỂN SANG TIẾT 33----------</w:t>
+      </w:r>
+    </w:p>
+    <w:p>
+      <w:pPr>
+        <w:spacing w:before="0" w:after="0"/>
+        <w:jc w:val="both"/>
+      </w:pPr>
+      <w:r>
+        <w:rPr>
+          <w:b/>
+          <w:i w:val="0"/>
+        </w:rPr>
+        <w:t>4. Hoạt động 4: Vận dụng – Trả bài (Dự kiến thời gian: Tiết 33)</w:t>
+      </w:r>
+    </w:p>
+    <w:p>
+      <w:pPr>
+        <w:spacing w:before="0" w:after="0"/>
+        <w:jc w:val="both"/>
+      </w:pPr>
+      <w:r>
+        <w:rPr>
+          <w:b/>
+          <w:i w:val="0"/>
+        </w:rPr>
+        <w:t>a) Mục tiêu:</w:t>
+      </w:r>
+      <w:r>
+        <w:rPr>
+          <w:b w:val="0"/>
+          <w:i w:val="0"/>
+        </w:rPr>
+        <w:t xml:space="preserve"> HS nhận ra ưu điểm, hạn chế, biết chỉnh sửa.</w:t>
+      </w:r>
+    </w:p>
+    <w:p>
+      <w:pPr>
+        <w:spacing w:before="0" w:after="0"/>
+        <w:jc w:val="both"/>
+      </w:pPr>
+      <w:r>
+        <w:rPr>
+          <w:b/>
+          <w:i w:val="0"/>
+        </w:rPr>
+        <w:t>b) Nội dung:</w:t>
+      </w:r>
+      <w:r>
+        <w:rPr>
+          <w:b w:val="0"/>
+          <w:i w:val="0"/>
+        </w:rPr>
+        <w:t xml:space="preserve"> GV trả bài, nhận xét theo rubric.</w:t>
+      </w:r>
+    </w:p>
+    <w:p>
+      <w:pPr>
+        <w:spacing w:before="0" w:after="0"/>
+        <w:jc w:val="both"/>
+      </w:pPr>
+      <w:r>
+        <w:rPr>
+          <w:b/>
+          <w:i w:val="0"/>
+        </w:rPr>
+        <w:t>c) Sản phẩm:</w:t>
+      </w:r>
+      <w:r>
+        <w:rPr>
+          <w:b w:val="0"/>
+          <w:i w:val="0"/>
+        </w:rPr>
+        <w:t xml:space="preserve"> Bài viết đã chỉnh sửa.</w:t>
+      </w:r>
+    </w:p>
+    <w:p>
+      <w:pPr>
+        <w:spacing w:before="0" w:after="0"/>
+        <w:jc w:val="both"/>
+      </w:pPr>
+      <w:r>
+        <w:rPr>
+          <w:b/>
+          <w:i w:val="0"/>
+        </w:rPr>
+        <w:t>d) Tổ chức thực hiện</w:t>
+      </w:r>
+    </w:p>
+    <w:p>
+      <w:pPr>
+        <w:spacing w:before="0" w:after="0"/>
+        <w:jc w:val="both"/>
+      </w:pPr>
+      <w:r>
+        <w:rPr>
+          <w:b/>
+          <w:i w:val="0"/>
+        </w:rPr>
+        <w:t>Bước 1: Giao nhiệm vụ học tập:</w:t>
+      </w:r>
+      <w:r>
+        <w:rPr>
+          <w:b w:val="0"/>
+          <w:i w:val="0"/>
+        </w:rPr>
+        <w:t xml:space="preserve"> GV nhắc lại yêu cầu kiểu bài.</w:t>
+      </w:r>
+    </w:p>
+    <w:p>
+      <w:pPr>
+        <w:spacing w:before="0" w:after="0"/>
+        <w:jc w:val="both"/>
+      </w:pPr>
+      <w:r>
+        <w:rPr>
+          <w:b/>
+          <w:i w:val="0"/>
+        </w:rPr>
+        <w:t>Bước 2: Thực hiện nhiệm vụ:</w:t>
+      </w:r>
+      <w:r>
+        <w:rPr>
+          <w:b w:val="0"/>
+          <w:i w:val="0"/>
+        </w:rPr>
+        <w:t xml:space="preserve"> GV nhận xét lỗi thường gặp (luận điểm mất cân đối, thiếu bác bỏ, lỗi logic, câu mơ hồ).</w:t>
+      </w:r>
+    </w:p>
+    <w:p>
+      <w:pPr>
+        <w:spacing w:before="0" w:after="0"/>
+        <w:jc w:val="both"/>
+      </w:pPr>
+      <w:r>
+        <w:rPr>
+          <w:b/>
+          <w:i w:val="0"/>
+        </w:rPr>
+        <w:t>Bước 3: Báo cáo, thảo luận:</w:t>
+      </w:r>
+      <w:r>
+        <w:rPr>
+          <w:b w:val="0"/>
+          <w:i w:val="0"/>
+        </w:rPr>
+        <w:t xml:space="preserve"> HS chữa lỗi, đọc bài hay, viết lại đoạn chưa đạt.</w:t>
+      </w:r>
+    </w:p>
+    <w:p>
+      <w:pPr>
+        <w:spacing w:before="0" w:after="0"/>
+        <w:jc w:val="both"/>
+      </w:pPr>
+      <w:r>
+        <w:rPr>
+          <w:b/>
+          <w:i w:val="0"/>
+        </w:rPr>
+        <w:t>Bước 4: Kết luận, nhận định:</w:t>
+      </w:r>
+      <w:r>
+        <w:rPr>
+          <w:b w:val="0"/>
+          <w:i w:val="0"/>
+        </w:rPr>
+        <w:t xml:space="preserve"> GV tổng kết.</w:t>
       </w:r>
     </w:p>
     <w:p>
@@ -3603,7 +7829,7 @@
           <w:b/>
           <w:i w:val="0"/>
         </w:rPr>
-        <w:t>HẾT TIẾT 33 CHUYỂN SANG TIẾT 34</w:t>
+        <w:t>----------HẾT TIẾT 33 CHUYỂN SANG TIẾT 34----------</w:t>
       </w:r>
     </w:p>
     <w:p>
@@ -3629,7 +7855,7 @@
           <w:b w:val="0"/>
           <w:i w:val="0"/>
         </w:rPr>
-        <w:t>(Dự kiến thời gian: 1 tiết – Tiết 34)</w:t>
+        <w:t>(Dự kiến thời gian: 01 tiết – Tiết 34)</w:t>
       </w:r>
     </w:p>
     <w:p>
@@ -3652,23 +7878,145 @@
       </w:pPr>
       <w:r>
         <w:rPr>
-          <w:b w:val="0"/>
-          <w:i w:val="0"/>
-        </w:rPr>
-        <w:t>- Nêu được vấn đề có ý nghĩa; xác định mối liên hệ giữa vấn đề với đời sống giới trẻ; làm rõ từng khía cạnh, đánh giá tính tích cực hay tiêu cực của các cách nhìn nhận; đảm bảo thông tin cụ thể, chính xác; rút ra ý nghĩa.</w:t>
-      </w:r>
-    </w:p>
-    <w:p>
-      <w:pPr>
-        <w:spacing w:before="0" w:after="0"/>
-        <w:jc w:val="both"/>
-      </w:pPr>
-      <w:r>
-        <w:rPr>
-          <w:b w:val="0"/>
-          <w:i w:val="0"/>
-        </w:rPr>
-        <w:t>- Năng lực số: 6.3.NC1a (slide, video minh hoạ); 1.2.NC1a (kiểm tra độ tin cậy của thông tin, số liệu).</w:t>
+          <w:b/>
+          <w:i w:val="0"/>
+        </w:rPr>
+        <w:t>1. Về kiến thức:</w:t>
+      </w:r>
+      <w:r>
+        <w:rPr>
+          <w:b w:val="0"/>
+          <w:i w:val="0"/>
+        </w:rPr>
+        <w:t xml:space="preserve"> Nêu được vấn đề có ý nghĩa; xác định mối liên hệ giữa vấn đề với đời sống giới trẻ; làm rõ từng khía cạnh, đánh giá tính tích cực hay tiêu cực của các cách nhìn nhận; đảm bảo thông tin cụ thể, chính xác; rút ra ý nghĩa.</w:t>
+      </w:r>
+    </w:p>
+    <w:p>
+      <w:pPr>
+        <w:spacing w:before="0" w:after="0"/>
+        <w:jc w:val="both"/>
+      </w:pPr>
+      <w:r>
+        <w:rPr>
+          <w:b/>
+          <w:i w:val="0"/>
+        </w:rPr>
+        <w:t>2. Về năng lực</w:t>
+      </w:r>
+    </w:p>
+    <w:p>
+      <w:pPr>
+        <w:spacing w:before="0" w:after="0"/>
+        <w:jc w:val="both"/>
+      </w:pPr>
+      <w:r>
+        <w:rPr>
+          <w:b/>
+          <w:i w:val="0"/>
+        </w:rPr>
+        <w:t>a. Năng lực chung:</w:t>
+      </w:r>
+      <w:r>
+        <w:rPr>
+          <w:b w:val="0"/>
+          <w:i w:val="0"/>
+        </w:rPr>
+        <w:t xml:space="preserve"> Giao tiếp, hợp tác, trình bày.</w:t>
+      </w:r>
+    </w:p>
+    <w:p>
+      <w:pPr>
+        <w:spacing w:before="0" w:after="0"/>
+        <w:jc w:val="both"/>
+      </w:pPr>
+      <w:r>
+        <w:rPr>
+          <w:b/>
+          <w:i w:val="0"/>
+        </w:rPr>
+        <w:t>b. Năng lực riêng biệt:</w:t>
+      </w:r>
+      <w:r>
+        <w:rPr>
+          <w:b w:val="0"/>
+          <w:i w:val="0"/>
+        </w:rPr>
+        <w:t xml:space="preserve"> Thuyết trình; lắng nghe, nhận xét, phản hồi.</w:t>
+      </w:r>
+    </w:p>
+    <w:p>
+      <w:pPr>
+        <w:spacing w:before="0" w:after="0"/>
+        <w:jc w:val="both"/>
+      </w:pPr>
+      <w:r>
+        <w:rPr>
+          <w:b/>
+          <w:i w:val="0"/>
+        </w:rPr>
+        <w:t>c. Năng lực số</w:t>
+      </w:r>
+    </w:p>
+    <w:p>
+      <w:pPr>
+        <w:spacing w:before="0" w:after="0"/>
+        <w:jc w:val="both"/>
+      </w:pPr>
+      <w:r>
+        <w:rPr>
+          <w:b w:val="0"/>
+          <w:i w:val="0"/>
+          <w:color w:val="EE0000"/>
+        </w:rPr>
+        <w:t>- 6.3.NC1a: Tạo slide, video minh hoạ cho bài thuyết trình.</w:t>
+      </w:r>
+    </w:p>
+    <w:p>
+      <w:pPr>
+        <w:spacing w:before="0" w:after="0"/>
+        <w:jc w:val="both"/>
+      </w:pPr>
+      <w:r>
+        <w:rPr>
+          <w:b w:val="0"/>
+          <w:i w:val="0"/>
+          <w:color w:val="EE0000"/>
+        </w:rPr>
+        <w:t>- 1.2.NC1a: Kiểm tra độ tin cậy của thông tin, số liệu.</w:t>
+      </w:r>
+    </w:p>
+    <w:p>
+      <w:pPr>
+        <w:spacing w:before="0" w:after="0"/>
+        <w:jc w:val="both"/>
+      </w:pPr>
+      <w:r>
+        <w:rPr>
+          <w:b w:val="0"/>
+          <w:i w:val="0"/>
+          <w:color w:val="EE0000"/>
+        </w:rPr>
+        <w:t>- 2.1.NC1a: Chia sẻ bài thuyết trình, thu phản hồi qua công cụ số.</w:t>
+      </w:r>
+    </w:p>
+    <w:p>
+      <w:pPr>
+        <w:spacing w:before="0" w:after="0"/>
+        <w:jc w:val="both"/>
+      </w:pPr>
+      <w:r>
+        <w:rPr>
+          <w:b/>
+          <w:i w:val="0"/>
+        </w:rPr>
+        <w:t>3. Về phẩm chất:</w:t>
+      </w:r>
+      <w:r>
+        <w:rPr>
+          <w:b w:val="0"/>
+          <w:i w:val="0"/>
+        </w:rPr>
+        <w:t xml:space="preserve"> Tự tin, có trách nhiệm với vấn đề của tuổi trẻ; tôn trọng ý kiến khác biệt.</w:t>
       </w:r>
     </w:p>
     <w:p>
@@ -3681,72 +8029,55 @@
           <w:b/>
           <w:i w:val="0"/>
         </w:rPr>
-        <w:t>II. TIẾN TRÌNH DẠY HỌC</w:t>
-      </w:r>
-    </w:p>
-    <w:p>
-      <w:pPr>
-        <w:spacing w:before="0" w:after="0"/>
-        <w:jc w:val="both"/>
-      </w:pPr>
-      <w:r>
-        <w:rPr>
-          <w:b w:val="0"/>
-          <w:i w:val="0"/>
-        </w:rPr>
-        <w:t>- Hoạt động 1 (5 phút): GV nêu yêu cầu, bảng tiêu chí đánh giá.</w:t>
-      </w:r>
-    </w:p>
-    <w:p>
-      <w:pPr>
-        <w:spacing w:before="0" w:after="0"/>
-        <w:jc w:val="both"/>
-      </w:pPr>
-      <w:r>
-        <w:rPr>
-          <w:b w:val="0"/>
-          <w:i w:val="0"/>
-        </w:rPr>
-        <w:t>- Hoạt động 2 (10 phút): Chuẩn bị – chọn vấn đề (có thể từ bài viết), tìm ý, lập dàn ý, chuẩn bị phương tiện hỗ trợ.</w:t>
-      </w:r>
-    </w:p>
-    <w:p>
-      <w:pPr>
-        <w:spacing w:before="0" w:after="0"/>
-        <w:jc w:val="both"/>
-      </w:pPr>
-      <w:r>
-        <w:rPr>
-          <w:b w:val="0"/>
-          <w:i w:val="0"/>
-        </w:rPr>
-        <w:t>- Hoạt động 3 (25 phút): 3 – 4 HS thuyết trình – Mở đầu (giới thiệu vấn đề liên quan đến tuổi trẻ, gây chú ý), Triển khai (đi sâu từng khía cạnh, liên quan đến đời sống giới trẻ, lí giải, nêu cách ứng xử), Kết luận (ý nghĩa của vấn đề); tiết chế nhận xét để bài thuyết trình không biến thành bài nghị luận. Đề tài gợi ý (SGK tr.87): cống hiến và hưởng thụ; ứng xử với các thế hệ; việc làm của giới trẻ khi trí tuệ nhân tạo có thể thay con người ở một số lĩnh vực; vai trò của kĩ năng mềm.</w:t>
-      </w:r>
-    </w:p>
-    <w:p>
-      <w:pPr>
-        <w:spacing w:before="0" w:after="0"/>
-        <w:jc w:val="both"/>
-      </w:pPr>
-      <w:r>
-        <w:rPr>
-          <w:b w:val="0"/>
-          <w:i w:val="0"/>
-        </w:rPr>
-        <w:t>- Trao đổi: người nghe nhận xét sự cần thiết của vấn đề, sức thuyết phục, độ chính xác của thông tin, cách dùng ngôn ngữ và yếu tố phi ngôn ngữ; người nói giải thích thêm những ý người nghe thắc mắc.</w:t>
-      </w:r>
-    </w:p>
-    <w:p>
-      <w:pPr>
-        <w:spacing w:before="0" w:after="0"/>
-        <w:jc w:val="both"/>
-      </w:pPr>
-      <w:r>
-        <w:rPr>
-          <w:b w:val="0"/>
-          <w:i w:val="0"/>
-        </w:rPr>
-        <w:t>- Hoạt động 4 (5 phút): Đánh giá theo bảng tiêu chí; HS đăng video bài thuyết trình lên Padlet lớp.</w:t>
+        <w:t>II. THIẾT BỊ DẠY HỌC VÀ HỌC LIỆU</w:t>
+      </w:r>
+    </w:p>
+    <w:p>
+      <w:pPr>
+        <w:spacing w:before="0" w:after="0"/>
+        <w:jc w:val="both"/>
+      </w:pPr>
+      <w:r>
+        <w:rPr>
+          <w:b/>
+          <w:i w:val="0"/>
+        </w:rPr>
+        <w:t>1. Thiết bị:</w:t>
+      </w:r>
+      <w:r>
+        <w:rPr>
+          <w:b w:val="0"/>
+          <w:i w:val="0"/>
+        </w:rPr>
+        <w:t xml:space="preserve"> Máy chiếu, máy tính</w:t>
+      </w:r>
+      <w:r>
+        <w:rPr>
+          <w:b w:val="0"/>
+          <w:i w:val="0"/>
+          <w:color w:val="EE0000"/>
+        </w:rPr>
+        <w:t xml:space="preserve"> hoặc điện thoại thông minh (nếu điều kiện cho phép) có kết nối Internet.</w:t>
+      </w:r>
+    </w:p>
+    <w:p>
+      <w:pPr>
+        <w:spacing w:before="0" w:after="0"/>
+        <w:jc w:val="both"/>
+      </w:pPr>
+      <w:r>
+        <w:rPr>
+          <w:b/>
+          <w:i w:val="0"/>
+        </w:rPr>
+        <w:t>2. Học liệu:</w:t>
+      </w:r>
+      <w:r>
+        <w:rPr>
+          <w:b w:val="0"/>
+          <w:i w:val="0"/>
+        </w:rPr>
+        <w:t xml:space="preserve"> SGK (tr.86 – 87), phiếu đánh giá bài thuyết trình.</w:t>
       </w:r>
     </w:p>
     <w:p>
@@ -3759,13 +8090,740 @@
           <w:b/>
           <w:i w:val="0"/>
         </w:rPr>
+        <w:t>III. TIẾN TRÌNH DẠY HỌC</w:t>
+      </w:r>
+    </w:p>
+    <w:p>
+      <w:pPr>
+        <w:spacing w:before="0" w:after="0"/>
+        <w:jc w:val="both"/>
+      </w:pPr>
+      <w:r>
+        <w:rPr>
+          <w:b/>
+          <w:i w:val="0"/>
+        </w:rPr>
+        <w:t>Hoạt động 1: Mở đầu – Chuẩn bị nói và nghe (Dự kiến thời gian: 5 phút)</w:t>
+      </w:r>
+    </w:p>
+    <w:p>
+      <w:pPr>
+        <w:spacing w:before="0" w:after="0"/>
+        <w:jc w:val="both"/>
+      </w:pPr>
+      <w:r>
+        <w:rPr>
+          <w:b/>
+          <w:i w:val="0"/>
+        </w:rPr>
+        <w:t>a. Mục tiêu:</w:t>
+      </w:r>
+      <w:r>
+        <w:rPr>
+          <w:b w:val="0"/>
+          <w:i w:val="0"/>
+        </w:rPr>
+        <w:t xml:space="preserve"> Giúp HS soát lại bài thuyết trình.</w:t>
+      </w:r>
+    </w:p>
+    <w:p>
+      <w:pPr>
+        <w:spacing w:before="0" w:after="0"/>
+        <w:jc w:val="both"/>
+      </w:pPr>
+      <w:r>
+        <w:rPr>
+          <w:b/>
+          <w:i w:val="0"/>
+        </w:rPr>
+        <w:t>b. Nội dung:</w:t>
+      </w:r>
+      <w:r>
+        <w:rPr>
+          <w:b w:val="0"/>
+          <w:i w:val="0"/>
+        </w:rPr>
+        <w:t xml:space="preserve"> Chọn vấn đề (có thể từ bài viết), tìm ý, lập dàn ý, chuẩn bị phương tiện hỗ trợ. Đề tài gợi ý (SGK tr.87): cống hiến và hưởng thụ; ứng xử với các thế hệ; việc làm của giới trẻ khi trí tuệ nhân tạo có thể thay con người ở một số lĩnh vực; vai trò của kĩ năng mềm.</w:t>
+      </w:r>
+    </w:p>
+    <w:p>
+      <w:pPr>
+        <w:spacing w:before="0" w:after="0"/>
+        <w:jc w:val="both"/>
+      </w:pPr>
+      <w:r>
+        <w:rPr>
+          <w:b/>
+          <w:i w:val="0"/>
+        </w:rPr>
+        <w:t>c. Sản phẩm:</w:t>
+      </w:r>
+      <w:r>
+        <w:rPr>
+          <w:b w:val="0"/>
+          <w:i w:val="0"/>
+        </w:rPr>
+        <w:t xml:space="preserve"> Dàn ý bài thuyết trình.</w:t>
+      </w:r>
+    </w:p>
+    <w:p>
+      <w:pPr>
+        <w:spacing w:before="0" w:after="0"/>
+        <w:jc w:val="both"/>
+      </w:pPr>
+      <w:r>
+        <w:rPr>
+          <w:b/>
+          <w:i w:val="0"/>
+        </w:rPr>
+        <w:t>d. Tổ chức thực hiện:</w:t>
+      </w:r>
+    </w:p>
+    <w:p>
+      <w:pPr>
+        <w:spacing w:before="0" w:after="0"/>
+        <w:jc w:val="both"/>
+      </w:pPr>
+      <w:r>
+        <w:rPr>
+          <w:b/>
+          <w:i w:val="0"/>
+        </w:rPr>
+        <w:t>Bước 1: Giao nhiệm vụ học tập:</w:t>
+      </w:r>
+      <w:r>
+        <w:rPr>
+          <w:b w:val="0"/>
+          <w:i w:val="0"/>
+        </w:rPr>
+        <w:t xml:space="preserve"> GV nêu yêu cầu, phát phiếu đánh giá.</w:t>
+      </w:r>
+    </w:p>
+    <w:p>
+      <w:pPr>
+        <w:spacing w:before="0" w:after="0"/>
+        <w:jc w:val="both"/>
+      </w:pPr>
+      <w:r>
+        <w:rPr>
+          <w:b w:val="0"/>
+          <w:i w:val="0"/>
+          <w:color w:val="EE0000"/>
+        </w:rPr>
+        <w:t>- GV yêu cầu HS kiểm tra nguồn số liệu trong slide (ghi rõ nguồn, ngày truy cập).</w:t>
+      </w:r>
+    </w:p>
+    <w:p>
+      <w:pPr>
+        <w:spacing w:before="0" w:after="0"/>
+        <w:jc w:val="both"/>
+      </w:pPr>
+      <w:r>
+        <w:rPr>
+          <w:b/>
+          <w:i w:val="0"/>
+        </w:rPr>
+        <w:t>Bước 2: Thực hiện nhiệm vụ:</w:t>
+      </w:r>
+      <w:r>
+        <w:rPr>
+          <w:b w:val="0"/>
+          <w:i w:val="0"/>
+        </w:rPr>
+        <w:t xml:space="preserve"> HS soát bài.</w:t>
+      </w:r>
+    </w:p>
+    <w:p>
+      <w:pPr>
+        <w:spacing w:before="0" w:after="0"/>
+        <w:jc w:val="both"/>
+      </w:pPr>
+      <w:r>
+        <w:rPr>
+          <w:b/>
+          <w:i w:val="0"/>
+        </w:rPr>
+        <w:t>Bước 3: Báo cáo, thảo luận:</w:t>
+      </w:r>
+      <w:r>
+        <w:rPr>
+          <w:b w:val="0"/>
+          <w:i w:val="0"/>
+        </w:rPr>
+        <w:t xml:space="preserve"> 1 – 2 HS nêu dàn ý.</w:t>
+      </w:r>
+    </w:p>
+    <w:p>
+      <w:pPr>
+        <w:spacing w:before="0" w:after="0"/>
+        <w:jc w:val="both"/>
+      </w:pPr>
+      <w:r>
+        <w:rPr>
+          <w:b/>
+          <w:i w:val="0"/>
+        </w:rPr>
+        <w:t>Bước 4: Kết luận, nhận định:</w:t>
+      </w:r>
+      <w:r>
+        <w:rPr>
+          <w:b w:val="0"/>
+          <w:i w:val="0"/>
+        </w:rPr>
+        <w:t xml:space="preserve"> GV lưu ý thời gian (5 phút/bài).</w:t>
+      </w:r>
+    </w:p>
+    <w:p>
+      <w:pPr>
+        <w:spacing w:before="0" w:after="0"/>
+        <w:jc w:val="both"/>
+      </w:pPr>
+      <w:r>
+        <w:rPr>
+          <w:b/>
+          <w:i w:val="0"/>
+        </w:rPr>
+        <w:t>Hoạt động 2: Thực hành nói và nghe (Dự kiến thời gian: 25 phút)</w:t>
+      </w:r>
+    </w:p>
+    <w:p>
+      <w:pPr>
+        <w:spacing w:before="0" w:after="0"/>
+        <w:jc w:val="both"/>
+      </w:pPr>
+      <w:r>
+        <w:rPr>
+          <w:b/>
+          <w:i w:val="0"/>
+        </w:rPr>
+        <w:t>a. Mục tiêu:</w:t>
+      </w:r>
+      <w:r>
+        <w:rPr>
+          <w:b w:val="0"/>
+          <w:i w:val="0"/>
+        </w:rPr>
+        <w:t xml:space="preserve"> HS thuyết trình về một vấn đề liên quan đến tuổi trẻ.</w:t>
+      </w:r>
+    </w:p>
+    <w:p>
+      <w:pPr>
+        <w:spacing w:before="0" w:after="0"/>
+        <w:jc w:val="both"/>
+      </w:pPr>
+      <w:r>
+        <w:rPr>
+          <w:b/>
+          <w:i w:val="0"/>
+        </w:rPr>
+        <w:t>b. Nội dung:</w:t>
+      </w:r>
+      <w:r>
+        <w:rPr>
+          <w:b w:val="0"/>
+          <w:i w:val="0"/>
+        </w:rPr>
+        <w:t xml:space="preserve"> Mở đầu – giới thiệu vấn đề, gây chú ý; Triển khai – đi sâu từng khía cạnh, liên quan đến đời sống giới trẻ, lí giải, nêu cách ứng xử; Kết luận – ý nghĩa của vấn đề; tiết chế nhận xét để bài thuyết trình không biến thành bài nghị luận.</w:t>
+      </w:r>
+    </w:p>
+    <w:p>
+      <w:pPr>
+        <w:spacing w:before="0" w:after="0"/>
+        <w:jc w:val="both"/>
+      </w:pPr>
+      <w:r>
+        <w:rPr>
+          <w:b/>
+          <w:i w:val="0"/>
+        </w:rPr>
+        <w:t>c. Sản phẩm:</w:t>
+      </w:r>
+      <w:r>
+        <w:rPr>
+          <w:b w:val="0"/>
+          <w:i w:val="0"/>
+        </w:rPr>
+        <w:t xml:space="preserve"> Bài thuyết trình của HS.</w:t>
+      </w:r>
+    </w:p>
+    <w:p>
+      <w:pPr>
+        <w:spacing w:before="0" w:after="0"/>
+        <w:jc w:val="both"/>
+      </w:pPr>
+      <w:r>
+        <w:rPr>
+          <w:b/>
+          <w:i w:val="0"/>
+        </w:rPr>
+        <w:t>d. Tổ chức thực hiện:</w:t>
+      </w:r>
+    </w:p>
+    <w:p>
+      <w:pPr>
+        <w:spacing w:before="0" w:after="0"/>
+        <w:jc w:val="both"/>
+      </w:pPr>
+      <w:r>
+        <w:rPr>
+          <w:b/>
+          <w:i w:val="0"/>
+        </w:rPr>
+        <w:t>Bước 1: Giao nhiệm vụ học tập:</w:t>
+      </w:r>
+      <w:r>
+        <w:rPr>
+          <w:b w:val="0"/>
+          <w:i w:val="0"/>
+        </w:rPr>
+        <w:t xml:space="preserve"> GV mời 3 – 4 HS thuyết trình.</w:t>
+      </w:r>
+    </w:p>
+    <w:p>
+      <w:pPr>
+        <w:spacing w:before="0" w:after="0"/>
+        <w:jc w:val="both"/>
+      </w:pPr>
+      <w:r>
+        <w:rPr>
+          <w:b/>
+          <w:i w:val="0"/>
+        </w:rPr>
+        <w:t>Bước 2: Thực hiện nhiệm vụ:</w:t>
+      </w:r>
+      <w:r>
+        <w:rPr>
+          <w:b w:val="0"/>
+          <w:i w:val="0"/>
+        </w:rPr>
+        <w:t xml:space="preserve"> HS thuyết trình; người nghe ghi chép.</w:t>
+      </w:r>
+    </w:p>
+    <w:p>
+      <w:pPr>
+        <w:spacing w:before="0" w:after="0"/>
+        <w:jc w:val="both"/>
+      </w:pPr>
+      <w:r>
+        <w:rPr>
+          <w:b/>
+          <w:i w:val="0"/>
+        </w:rPr>
+        <w:t>Bước 3: Báo cáo, thảo luận:</w:t>
+      </w:r>
+      <w:r>
+        <w:rPr>
+          <w:b w:val="0"/>
+          <w:i w:val="0"/>
+        </w:rPr>
+        <w:t xml:space="preserve"> Người nghe đặt câu hỏi.</w:t>
+      </w:r>
+    </w:p>
+    <w:p>
+      <w:pPr>
+        <w:spacing w:before="0" w:after="0"/>
+        <w:jc w:val="both"/>
+      </w:pPr>
+      <w:r>
+        <w:rPr>
+          <w:b/>
+          <w:i w:val="0"/>
+        </w:rPr>
+        <w:t>Bước 4: Kết luận, nhận định:</w:t>
+      </w:r>
+      <w:r>
+        <w:rPr>
+          <w:b w:val="0"/>
+          <w:i w:val="0"/>
+        </w:rPr>
+        <w:t xml:space="preserve"> GV nhận xét từng bài.</w:t>
+      </w:r>
+    </w:p>
+    <w:p>
+      <w:pPr>
+        <w:spacing w:before="0" w:after="0"/>
+        <w:jc w:val="both"/>
+      </w:pPr>
+      <w:r>
+        <w:rPr>
+          <w:b/>
+          <w:i w:val="0"/>
+        </w:rPr>
+        <w:t>Hoạt động 3: Trao đổi, đánh giá (Dự kiến thời gian: 10 phút)</w:t>
+      </w:r>
+    </w:p>
+    <w:p>
+      <w:pPr>
+        <w:spacing w:before="0" w:after="0"/>
+        <w:jc w:val="both"/>
+      </w:pPr>
+      <w:r>
+        <w:rPr>
+          <w:b/>
+          <w:i w:val="0"/>
+        </w:rPr>
+        <w:t>a. Mục tiêu:</w:t>
+      </w:r>
+      <w:r>
+        <w:rPr>
+          <w:b w:val="0"/>
+          <w:i w:val="0"/>
+        </w:rPr>
+        <w:t xml:space="preserve"> HS nhận xét, đánh giá bài thuyết trình.</w:t>
+      </w:r>
+    </w:p>
+    <w:p>
+      <w:pPr>
+        <w:spacing w:before="0" w:after="0"/>
+        <w:jc w:val="both"/>
+      </w:pPr>
+      <w:r>
+        <w:rPr>
+          <w:b/>
+          <w:i w:val="0"/>
+        </w:rPr>
+        <w:t>b. Nội dung:</w:t>
+      </w:r>
+      <w:r>
+        <w:rPr>
+          <w:b w:val="0"/>
+          <w:i w:val="0"/>
+        </w:rPr>
+        <w:t xml:space="preserve"> Người nghe nhận xét sự cần thiết của vấn đề, sức thuyết phục, độ chính xác của thông tin, cách dùng ngôn ngữ và yếu tố phi ngôn ngữ; người nói giải thích thêm những ý người nghe thắc mắc.</w:t>
+      </w:r>
+    </w:p>
+    <w:p>
+      <w:pPr>
+        <w:spacing w:before="0" w:after="0"/>
+        <w:jc w:val="both"/>
+      </w:pPr>
+      <w:r>
+        <w:rPr>
+          <w:b/>
+          <w:i w:val="0"/>
+        </w:rPr>
+        <w:t>c. Sản phẩm:</w:t>
+      </w:r>
+      <w:r>
+        <w:rPr>
+          <w:b w:val="0"/>
+          <w:i w:val="0"/>
+        </w:rPr>
+        <w:t xml:space="preserve"> Phiếu đánh giá.</w:t>
+      </w:r>
+    </w:p>
+    <w:p>
+      <w:pPr>
+        <w:spacing w:before="0" w:after="0"/>
+        <w:jc w:val="both"/>
+      </w:pPr>
+      <w:r>
+        <w:rPr>
+          <w:b/>
+          <w:i w:val="0"/>
+        </w:rPr>
+        <w:t>d. Tổ chức thực hiện:</w:t>
+      </w:r>
+    </w:p>
+    <w:p>
+      <w:pPr>
+        <w:spacing w:before="0" w:after="0"/>
+        <w:jc w:val="both"/>
+      </w:pPr>
+      <w:r>
+        <w:rPr>
+          <w:b/>
+          <w:i w:val="0"/>
+        </w:rPr>
+        <w:t>Bước 1: Giao nhiệm vụ học tập:</w:t>
+      </w:r>
+      <w:r>
+        <w:rPr>
+          <w:b w:val="0"/>
+          <w:i w:val="0"/>
+        </w:rPr>
+        <w:t xml:space="preserve"> GV yêu cầu dựa vào phiếu đánh giá.</w:t>
+      </w:r>
+    </w:p>
+    <w:p>
+      <w:pPr>
+        <w:spacing w:before="0" w:after="0"/>
+        <w:jc w:val="both"/>
+      </w:pPr>
+      <w:r>
+        <w:rPr>
+          <w:b w:val="0"/>
+          <w:i w:val="0"/>
+          <w:color w:val="EE0000"/>
+        </w:rPr>
+        <w:t>- HS gửi câu hỏi, nhận xét lên Padlet lớp.</w:t>
+      </w:r>
+    </w:p>
+    <w:p>
+      <w:pPr>
+        <w:spacing w:before="0" w:after="0"/>
+        <w:jc w:val="both"/>
+      </w:pPr>
+      <w:r>
+        <w:rPr>
+          <w:b/>
+          <w:i w:val="0"/>
+        </w:rPr>
+        <w:t>Bước 2: Thực hiện nhiệm vụ:</w:t>
+      </w:r>
+      <w:r>
+        <w:rPr>
+          <w:b w:val="0"/>
+          <w:i w:val="0"/>
+        </w:rPr>
+        <w:t xml:space="preserve"> HS trao đổi.</w:t>
+      </w:r>
+    </w:p>
+    <w:p>
+      <w:pPr>
+        <w:spacing w:before="0" w:after="0"/>
+        <w:jc w:val="both"/>
+      </w:pPr>
+      <w:r>
+        <w:rPr>
+          <w:b/>
+          <w:i w:val="0"/>
+        </w:rPr>
+        <w:t>Bước 3: Báo cáo, thảo luận:</w:t>
+      </w:r>
+      <w:r>
+        <w:rPr>
+          <w:b w:val="0"/>
+          <w:i w:val="0"/>
+        </w:rPr>
+        <w:t xml:space="preserve"> 2 – 3 HS nêu nhận xét.</w:t>
+      </w:r>
+    </w:p>
+    <w:p>
+      <w:pPr>
+        <w:spacing w:before="0" w:after="0"/>
+        <w:jc w:val="both"/>
+      </w:pPr>
+      <w:r>
+        <w:rPr>
+          <w:b/>
+          <w:i w:val="0"/>
+        </w:rPr>
+        <w:t>Bước 4: Kết luận, nhận định:</w:t>
+      </w:r>
+      <w:r>
+        <w:rPr>
+          <w:b w:val="0"/>
+          <w:i w:val="0"/>
+        </w:rPr>
+        <w:t xml:space="preserve"> GV tổng kết.</w:t>
+      </w:r>
+    </w:p>
+    <w:p>
+      <w:pPr>
+        <w:spacing w:before="0" w:after="0"/>
+        <w:jc w:val="both"/>
+      </w:pPr>
+      <w:r>
+        <w:rPr>
+          <w:b w:val="0"/>
+          <w:i w:val="0"/>
+          <w:color w:val="EE0000"/>
+        </w:rPr>
+        <w:t>[2.1.NC1a: HS sử dụng công cụ giao tiếp số để chia sẻ bài thuyết trình và thu thập phản hồi.]</w:t>
+      </w:r>
+    </w:p>
+    <w:p>
+      <w:pPr>
+        <w:spacing w:before="0" w:after="0"/>
+        <w:jc w:val="both"/>
+      </w:pPr>
+      <w:r>
+        <w:rPr>
+          <w:b/>
+          <w:i w:val="0"/>
+        </w:rPr>
+        <w:t>Hoạt động 4: Vận dụng (Dự kiến thời gian: 5 phút)</w:t>
+      </w:r>
+    </w:p>
+    <w:p>
+      <w:pPr>
+        <w:spacing w:before="0" w:after="0"/>
+        <w:jc w:val="both"/>
+      </w:pPr>
+      <w:r>
+        <w:rPr>
+          <w:b/>
+          <w:i w:val="0"/>
+        </w:rPr>
+        <w:t>a. Mục tiêu:</w:t>
+      </w:r>
+      <w:r>
+        <w:rPr>
+          <w:b w:val="0"/>
+          <w:i w:val="0"/>
+        </w:rPr>
+        <w:t xml:space="preserve"> Mở rộng, lan toả bài thuyết trình.</w:t>
+      </w:r>
+    </w:p>
+    <w:p>
+      <w:pPr>
+        <w:spacing w:before="0" w:after="0"/>
+        <w:jc w:val="both"/>
+      </w:pPr>
+      <w:r>
+        <w:rPr>
+          <w:b/>
+          <w:i w:val="0"/>
+        </w:rPr>
+        <w:t>b. Nội dung:</w:t>
+      </w:r>
+      <w:r>
+        <w:rPr>
+          <w:b w:val="0"/>
+          <w:i w:val="0"/>
+        </w:rPr>
+        <w:t xml:space="preserve"> HS hoàn thiện bài thuyết trình theo góp ý.</w:t>
+      </w:r>
+    </w:p>
+    <w:p>
+      <w:pPr>
+        <w:spacing w:before="0" w:after="0"/>
+        <w:jc w:val="both"/>
+      </w:pPr>
+      <w:r>
+        <w:rPr>
+          <w:b/>
+          <w:i w:val="0"/>
+        </w:rPr>
+        <w:t>c. Sản phẩm:</w:t>
+      </w:r>
+      <w:r>
+        <w:rPr>
+          <w:b w:val="0"/>
+          <w:i w:val="0"/>
+        </w:rPr>
+        <w:t xml:space="preserve"> Video bài thuyết trình.</w:t>
+      </w:r>
+    </w:p>
+    <w:p>
+      <w:pPr>
+        <w:spacing w:before="0" w:after="0"/>
+        <w:jc w:val="both"/>
+      </w:pPr>
+      <w:r>
+        <w:rPr>
+          <w:b/>
+          <w:i w:val="0"/>
+        </w:rPr>
+        <w:t>d. Tổ chức thực hiện:</w:t>
+      </w:r>
+    </w:p>
+    <w:p>
+      <w:pPr>
+        <w:spacing w:before="0" w:after="0"/>
+        <w:jc w:val="both"/>
+      </w:pPr>
+      <w:r>
+        <w:rPr>
+          <w:b/>
+          <w:i w:val="0"/>
+        </w:rPr>
+        <w:t>Bước 1: Giao nhiệm vụ học tập:</w:t>
+      </w:r>
+      <w:r>
+        <w:rPr>
+          <w:b w:val="0"/>
+          <w:i w:val="0"/>
+        </w:rPr>
+        <w:t xml:space="preserve"> </w:t>
+      </w:r>
+      <w:r>
+        <w:rPr>
+          <w:b w:val="0"/>
+          <w:i w:val="0"/>
+          <w:color w:val="EE0000"/>
+        </w:rPr>
+        <w:t>HS quay video bài thuyết trình, đăng lên Padlet lớp.</w:t>
+      </w:r>
+    </w:p>
+    <w:p>
+      <w:pPr>
+        <w:spacing w:before="0" w:after="0"/>
+        <w:jc w:val="both"/>
+      </w:pPr>
+      <w:r>
+        <w:rPr>
+          <w:b/>
+          <w:i w:val="0"/>
+        </w:rPr>
+        <w:t>Bước 2: Thực hiện nhiệm vụ:</w:t>
+      </w:r>
+      <w:r>
+        <w:rPr>
+          <w:b w:val="0"/>
+          <w:i w:val="0"/>
+        </w:rPr>
+        <w:t xml:space="preserve"> HS làm ở nhà.</w:t>
+      </w:r>
+    </w:p>
+    <w:p>
+      <w:pPr>
+        <w:spacing w:before="0" w:after="0"/>
+        <w:jc w:val="both"/>
+      </w:pPr>
+      <w:r>
+        <w:rPr>
+          <w:b/>
+          <w:i w:val="0"/>
+        </w:rPr>
+        <w:t>Bước 3: Báo cáo, thảo luận:</w:t>
+      </w:r>
+      <w:r>
+        <w:rPr>
+          <w:b w:val="0"/>
+          <w:i w:val="0"/>
+        </w:rPr>
+        <w:t xml:space="preserve"> Cả lớp bình chọn bài hay.</w:t>
+      </w:r>
+    </w:p>
+    <w:p>
+      <w:pPr>
+        <w:spacing w:before="0" w:after="0"/>
+        <w:jc w:val="both"/>
+      </w:pPr>
+      <w:r>
+        <w:rPr>
+          <w:b/>
+          <w:i w:val="0"/>
+        </w:rPr>
+        <w:t>Bước 4: Kết luận, nhận định:</w:t>
+      </w:r>
+      <w:r>
+        <w:rPr>
+          <w:b w:val="0"/>
+          <w:i w:val="0"/>
+        </w:rPr>
+        <w:t xml:space="preserve"> GV nhận xét.</w:t>
+      </w:r>
+    </w:p>
+    <w:p>
+      <w:pPr>
+        <w:spacing w:before="60" w:after="0"/>
+        <w:jc w:val="both"/>
+      </w:pPr>
+      <w:r>
+        <w:rPr>
+          <w:b/>
+          <w:i w:val="0"/>
+        </w:rPr>
         <w:t>E. CỦNG CỐ, MỞ RỘNG VÀ THỰC HÀNH ĐỌC (giao về nhà, kiểm tra đầu tiết sau)</w:t>
       </w:r>
     </w:p>
     <w:p>
       <w:pPr>
-        <w:spacing w:before="80" w:after="0"/>
-        <w:jc w:val="center"/>
+        <w:spacing w:before="0" w:after="0"/>
+        <w:jc w:val="both"/>
       </w:pPr>
       <w:r>
         <w:rPr>
@@ -3785,72 +8843,79 @@
           <w:b w:val="0"/>
           <w:i w:val="0"/>
         </w:rPr>
-        <w:t>&gt; 1. Các văn bản đọc giúp bạn hiểu như thế nào về mối quan hệ giữa luận đề và các luận điểm trong bài văn nghị luận?</w:t>
-      </w:r>
-    </w:p>
-    <w:p>
-      <w:pPr>
-        <w:spacing w:before="0" w:after="0"/>
-        <w:jc w:val="both"/>
-      </w:pPr>
-      <w:r>
-        <w:rPr>
-          <w:b w:val="0"/>
-          <w:i w:val="0"/>
-        </w:rPr>
-        <w:t>&gt; 2. Dựa vào các văn bản đọc, làm rõ tầm quan trọng của vấn đề lập luận trong văn nghị luận.</w:t>
-      </w:r>
-    </w:p>
-    <w:p>
-      <w:pPr>
-        <w:spacing w:before="0" w:after="0"/>
-        <w:jc w:val="both"/>
-      </w:pPr>
-      <w:r>
-        <w:rPr>
-          <w:b w:val="0"/>
-          <w:i w:val="0"/>
-        </w:rPr>
-        <w:t>&gt; 3. So sánh nội dung nghị luận và các thao tác được sử dụng ở hai văn bản Năng lực sáng tạo và Mấy ý nghĩ về thơ.</w:t>
-      </w:r>
-    </w:p>
-    <w:p>
-      <w:pPr>
-        <w:spacing w:before="0" w:after="0"/>
-        <w:jc w:val="both"/>
-      </w:pPr>
-      <w:r>
-        <w:rPr>
-          <w:b w:val="0"/>
-          <w:i w:val="0"/>
-        </w:rPr>
-        <w:t>&gt; 4. Đề tài: Tư duy và tưởng tượng là những năng lực quan trọng mà tuổi trẻ cần trau dồi để có được khả năng sáng tạo. a. Tìm ý, lập dàn ý; b. Viết phần Mở bài và ý tiếp theo của Thân bài; c. Chuyển dàn ý bài viết thành dàn ý bài thuyết trình để tập nói.</w:t>
-      </w:r>
-    </w:p>
-    <w:p>
-      <w:pPr>
-        <w:spacing w:before="0" w:after="0"/>
-        <w:jc w:val="both"/>
-      </w:pPr>
-      <w:r>
-        <w:rPr>
-          <w:b w:val="0"/>
-          <w:i w:val="0"/>
-        </w:rPr>
-        <w:t>&gt; 5. Tìm đọc hai văn bản nghị luận xã hội và hai văn bản nghị luận văn học liên quan; lập bảng ghi luận đề, các luận điểm, các thao tác lập luận của từng văn bản.</w:t>
-      </w:r>
-    </w:p>
-    <w:p>
-      <w:pPr>
-        <w:spacing w:before="0" w:after="0"/>
-        <w:jc w:val="both"/>
-      </w:pPr>
-      <w:r>
-        <w:rPr>
-          <w:b w:val="0"/>
-          <w:i w:val="0"/>
-        </w:rPr>
-        <w:t>- Theo SGV tr.90: câu 1 – HS kẻ bảng đối sánh (văn bản; luận đề; các luận điểm; quan hệ luận đề – luận điểm); câu 2 – HS tự chọn một văn bản, trả lời: người viết cần thuyết phục về vấn đề gì? dùng thao tác nào? giá trị từng thao tác? sức thuyết phục ra sao?; câu 3 – lập bảng:</w:t>
+        <w:t>- 1. Các văn bản đọc giúp bạn hiểu như thế nào về mối quan hệ giữa luận đề và các luận điểm trong bài văn nghị luận?</w:t>
+      </w:r>
+    </w:p>
+    <w:p>
+      <w:pPr>
+        <w:spacing w:before="0" w:after="0"/>
+        <w:jc w:val="both"/>
+      </w:pPr>
+      <w:r>
+        <w:rPr>
+          <w:b w:val="0"/>
+          <w:i w:val="0"/>
+        </w:rPr>
+        <w:t>- 2. Dựa vào các văn bản đọc, làm rõ tầm quan trọng của vấn đề lập luận trong văn nghị luận.</w:t>
+      </w:r>
+    </w:p>
+    <w:p>
+      <w:pPr>
+        <w:spacing w:before="0" w:after="0"/>
+        <w:jc w:val="both"/>
+      </w:pPr>
+      <w:r>
+        <w:rPr>
+          <w:b w:val="0"/>
+          <w:i w:val="0"/>
+        </w:rPr>
+        <w:t>- 3. So sánh nội dung nghị luận và các thao tác được sử dụng ở hai văn bản Năng lực sáng tạo và Mấy ý nghĩ về thơ.</w:t>
+      </w:r>
+    </w:p>
+    <w:p>
+      <w:pPr>
+        <w:spacing w:before="0" w:after="0"/>
+        <w:jc w:val="both"/>
+      </w:pPr>
+      <w:r>
+        <w:rPr>
+          <w:b w:val="0"/>
+          <w:i w:val="0"/>
+        </w:rPr>
+        <w:t>- 4. Đề tài: Tư duy và tưởng tượng là những năng lực quan trọng mà tuổi trẻ cần trau dồi để có được khả năng sáng tạo. a. Tìm ý, lập dàn ý; b. Viết phần Mở bài và ý tiếp theo của Thân bài; c. Chuyển dàn ý bài viết thành dàn ý bài thuyết trình để tập nói.</w:t>
+      </w:r>
+    </w:p>
+    <w:p>
+      <w:pPr>
+        <w:spacing w:before="0" w:after="0"/>
+        <w:jc w:val="both"/>
+      </w:pPr>
+      <w:r>
+        <w:rPr>
+          <w:b w:val="0"/>
+          <w:i w:val="0"/>
+        </w:rPr>
+        <w:t>- 5. Tìm đọc hai văn bản nghị luận xã hội và hai văn bản nghị luận văn học liên quan; lập bảng ghi luận đề, các luận điểm, các thao tác lập luận của từng văn bản.</w:t>
+      </w:r>
+    </w:p>
+    <w:p>
+      <w:pPr>
+        <w:spacing w:before="0" w:after="0"/>
+        <w:jc w:val="both"/>
+      </w:pPr>
+      <w:r>
+        <w:rPr>
+          <w:b/>
+          <w:i w:val="0"/>
+        </w:rPr>
+        <w:t>Gợi ý (SGV tr.90):</w:t>
+      </w:r>
+      <w:r>
+        <w:rPr>
+          <w:b w:val="0"/>
+          <w:i w:val="0"/>
+        </w:rPr>
+        <w:t xml:space="preserve"> câu 1 – HS kẻ bảng đối sánh (văn bản; luận đề; các luận điểm; quan hệ luận đề – luận điểm); câu 2 – HS tự chọn một văn bản, trả lời: người viết cần thuyết phục về vấn đề gì? dùng thao tác nào? giá trị từng thao tác?; câu 3 – lập bảng:</w:t>
       </w:r>
     </w:p>
     <w:tbl>
@@ -4051,19 +9116,6 @@
       </w:pPr>
       <w:r>
         <w:rPr>
-          <w:b w:val="0"/>
-          <w:i w:val="0"/>
-        </w:rPr>
-        <w:t>- Câu 4 làm ở nhà theo nhóm để tương tác, đánh giá lẫn nhau; câu 5 GV gợi ý văn bản, hẹn thời gian kiểm tra vở ghi chép.</w:t>
-      </w:r>
-    </w:p>
-    <w:p>
-      <w:pPr>
-        <w:spacing w:before="80" w:after="0"/>
-        <w:jc w:val="center"/>
-      </w:pPr>
-      <w:r>
-        <w:rPr>
           <w:b/>
           <w:i w:val="0"/>
         </w:rPr>
@@ -4080,7 +9132,7 @@
           <w:b w:val="0"/>
           <w:i w:val="0"/>
         </w:rPr>
-        <w:t>- Lưu ý khi đọc (SGK): vấn đề cảm hứng và vai trò của cảm hứng; tầm quan trọng đối với cá nhân, cộng đồng; cách diễn giải về cảm hứng, quan hệ giữa cảm hứng và trí tuệ, cảm hứng và tự do; quan điểm, thái độ của tác giả.</w:t>
+        <w:t>- Lưu ý khi đọc: vấn đề cảm hứng và vai trò của cảm hứng; tầm quan trọng đối với cá nhân, cộng đồng; cách diễn giải về cảm hứng, quan hệ giữa cảm hứng và trí tuệ, cảm hứng và tự do; quan điểm, thái độ của tác giả.</w:t>
       </w:r>
     </w:p>
     <w:p>
@@ -4106,7 +9158,14 @@
           <w:b/>
           <w:i w:val="0"/>
         </w:rPr>
-        <w:t>* CỦNG CỐ CUỐI BÀI (Sơ đồ tư duy): GV chiếu sơ đồ tư duy Bài 3, HS nêu nội dung từng nhánh.</w:t>
+        <w:t>* CỦNG CỐ CUỐI BÀI – SƠ ĐỒ TƯ DUY:</w:t>
+      </w:r>
+      <w:r>
+        <w:rPr>
+          <w:b w:val="0"/>
+          <w:i w:val="0"/>
+        </w:rPr>
+        <w:t xml:space="preserve"> GV chiếu sơ đồ tư duy Bài 3, HS nêu nội dung từng nhánh.</w:t>
       </w:r>
     </w:p>
     <w:p>
@@ -4117,7 +9176,7 @@
         <w:drawing>
           <wp:inline xmlns:a="http://schemas.openxmlformats.org/drawingml/2006/main" xmlns:pic="http://schemas.openxmlformats.org/drawingml/2006/picture">
             <wp:extent cx="5940000" cy="3335425"/>
-            <wp:docPr id="7" name="Picture 7"/>
+            <wp:docPr id="4" name="Picture 4"/>
             <wp:cNvGraphicFramePr>
               <a:graphicFrameLocks noChangeAspect="1"/>
             </wp:cNvGraphicFramePr>
@@ -4125,7 +9184,7 @@
               <a:graphicData uri="http://schemas.openxmlformats.org/drawingml/2006/picture">
                 <pic:pic>
                   <pic:nvPicPr>
-                    <pic:cNvPr id="0" name="image.png"/>
+                    <pic:cNvPr id="0" name="SoDoTuDuy_NGUVAN12_Bai3.png"/>
                     <pic:cNvPicPr/>
                   </pic:nvPicPr>
                   <pic:blipFill>
@@ -4170,7 +9229,7 @@
           <w:b/>
           <w:i w:val="0"/>
         </w:rPr>
-        <w:t>HẾT TIẾT 34</w:t>
+        <w:t>-----------HẾT TIẾT 34-----------</w:t>
       </w:r>
     </w:p>
     <w:p>
